--- a/TS Jatai Ghanam Project/TS 7.1/TS 7.1 Ghanam Malayalam Corrections.docx
+++ b/TS Jatai Ghanam Project/TS 7.1/TS 7.1 Ghanam Malayalam Corrections.docx
@@ -187,7 +187,7 @@
       </w:tr>
       <w:tr>
         <w:trPr>
-          <w:trHeight w:val="1496"/>
+          <w:trHeight w:val="3181"/>
         </w:trPr>
         <w:tc>
           <w:tcPr>
@@ -216,13 +216,14 @@
               </w:rPr>
               <w:t>(</w:t>
             </w:r>
-            <w:r>
-              <w:rPr>
-                <w:rFonts w:cs="BRH Malayalam Extra"/>
-                <w:color w:val="000000"/>
-                <w:szCs w:val="32"/>
-              </w:rPr>
-              <w:t>45</w:t>
+            <w:proofErr w:type="gramStart"/>
+            <w:r>
+              <w:rPr>
+                <w:rFonts w:cs="BRH Malayalam Extra"/>
+                <w:color w:val="000000"/>
+                <w:szCs w:val="32"/>
+              </w:rPr>
+              <w:t>25</w:t>
             </w:r>
             <w:r>
               <w:rPr>
@@ -239,7 +240,16 @@
                 <w:color w:val="000000"/>
                 <w:szCs w:val="32"/>
               </w:rPr>
-              <w:t>[P41</w:t>
+              <w:t>[</w:t>
+            </w:r>
+            <w:proofErr w:type="gramEnd"/>
+            <w:r>
+              <w:rPr>
+                <w:rFonts w:cs="BRH Malayalam Extra"/>
+                <w:color w:val="000000"/>
+                <w:szCs w:val="32"/>
+              </w:rPr>
+              <w:t>P14</w:t>
             </w:r>
             <w:r>
               <w:rPr>
@@ -290,7 +300,7 @@
                 <w:color w:val="000000"/>
                 <w:szCs w:val="32"/>
               </w:rPr>
-              <w:t>12</w:t>
+              <w:t>5</w:t>
             </w:r>
             <w:r>
               <w:rPr>
@@ -324,45 +334,70 @@
                 <w:color w:val="000000"/>
                 <w:szCs w:val="32"/>
               </w:rPr>
-              <w:t>40</w:t>
-            </w:r>
-            <w:r>
-              <w:rPr>
-                <w:rFonts w:ascii="BRH Malayalam Extra" w:hAnsi="BRH Malayalam Extra" w:cs="BRH Malayalam Extra"/>
-                <w:color w:val="000000"/>
-                <w:sz w:val="32"/>
-                <w:szCs w:val="32"/>
-              </w:rPr>
-              <w:t>)- sªpx˜hõJ | ¥b</w:t>
-            </w:r>
-            <w:r>
-              <w:rPr>
-                <w:rFonts w:ascii="BRH Malayalam Extra" w:hAnsi="BRH Malayalam Extra" w:cs="BRH Malayalam Extra"/>
-                <w:color w:val="000000"/>
-                <w:sz w:val="28"/>
-                <w:szCs w:val="32"/>
-                <w:highlight w:val="yellow"/>
-              </w:rPr>
-              <w:t>–</w:t>
-            </w:r>
-            <w:r>
-              <w:rPr>
-                <w:rFonts w:ascii="BRH Malayalam Extra" w:hAnsi="BRH Malayalam Extra" w:cs="BRH Malayalam Extra"/>
-                <w:color w:val="000000"/>
-                <w:sz w:val="32"/>
-                <w:szCs w:val="32"/>
-                <w:highlight w:val="yellow"/>
-              </w:rPr>
-              <w:t>¥</w:t>
-            </w:r>
-            <w:r>
-              <w:rPr>
-                <w:rFonts w:ascii="BRH Malayalam Extra" w:hAnsi="BRH Malayalam Extra" w:cs="BRH Malayalam Extra"/>
-                <w:color w:val="000000"/>
-                <w:sz w:val="32"/>
-                <w:szCs w:val="32"/>
-              </w:rPr>
-              <w:t>pZx˜hõJ |</w:t>
+              <w:t>23</w:t>
+            </w:r>
+            <w:r>
+              <w:rPr>
+                <w:rFonts w:ascii="BRH Malayalam Extra" w:hAnsi="BRH Malayalam Extra" w:cs="BRH Malayalam Extra"/>
+                <w:color w:val="000000"/>
+                <w:sz w:val="32"/>
+                <w:szCs w:val="32"/>
+              </w:rPr>
+              <w:t>)- py | A</w:t>
+            </w:r>
+            <w:r>
+              <w:rPr>
+                <w:rFonts w:ascii="BRH Malayalam Extra" w:hAnsi="BRH Malayalam Extra" w:cs="BRH Malayalam Extra"/>
+                <w:color w:val="000000"/>
+                <w:sz w:val="28"/>
+                <w:szCs w:val="32"/>
+              </w:rPr>
+              <w:t>–</w:t>
+            </w:r>
+            <w:r>
+              <w:rPr>
+                <w:rFonts w:ascii="BRH Malayalam Extra" w:hAnsi="BRH Malayalam Extra" w:cs="BRH Malayalam Extra"/>
+                <w:color w:val="000000"/>
+                <w:sz w:val="32"/>
+                <w:szCs w:val="32"/>
+              </w:rPr>
+              <w:t>ix</w:t>
+            </w:r>
+            <w:r>
+              <w:rPr>
+                <w:rFonts w:ascii="BRH Malayalam Extra" w:hAnsi="BRH Malayalam Extra" w:cs="BRH Malayalam Extra"/>
+                <w:color w:val="000000"/>
+                <w:sz w:val="28"/>
+                <w:szCs w:val="32"/>
+              </w:rPr>
+              <w:t>–</w:t>
+            </w:r>
+            <w:r>
+              <w:rPr>
+                <w:rFonts w:ascii="BRH Malayalam Extra" w:hAnsi="BRH Malayalam Extra" w:cs="BRH Malayalam Extra"/>
+                <w:color w:val="000000"/>
+                <w:sz w:val="32"/>
+                <w:szCs w:val="32"/>
+              </w:rPr>
+              <w:t>ªU§</w:t>
+            </w:r>
+            <w:r>
+              <w:rPr>
+                <w:rFonts w:ascii="BRH Malayalam Extra" w:hAnsi="BRH Malayalam Extra" w:cs="BRH Malayalam Extra"/>
+                <w:color w:val="000000"/>
+                <w:sz w:val="28"/>
+                <w:szCs w:val="32"/>
+              </w:rPr>
+              <w:t>–</w:t>
+            </w:r>
+            <w:r>
+              <w:rPr>
+                <w:rFonts w:ascii="BRH Malayalam Extra" w:hAnsi="BRH Malayalam Extra" w:cs="BRH Malayalam Extra"/>
+                <w:color w:val="000000"/>
+                <w:sz w:val="32"/>
+                <w:szCs w:val="32"/>
+              </w:rPr>
+              <w:t xml:space="preserve"> | sx |</w:t>
             </w:r>
           </w:p>
           <w:p>
@@ -386,127 +421,62 @@
                 <w:sz w:val="32"/>
                 <w:szCs w:val="32"/>
               </w:rPr>
-              <w:t>sªpx˜¥hõx ¥b</w:t>
-            </w:r>
-            <w:r>
-              <w:rPr>
-                <w:rFonts w:ascii="BRH Malayalam Extra" w:hAnsi="BRH Malayalam Extra" w:cs="BRH Malayalam Extra"/>
-                <w:color w:val="000000"/>
-                <w:sz w:val="28"/>
-                <w:szCs w:val="32"/>
-              </w:rPr>
-              <w:t>–</w:t>
-            </w:r>
-            <w:r>
-              <w:rPr>
-                <w:rFonts w:ascii="BRH Malayalam Extra" w:hAnsi="BRH Malayalam Extra" w:cs="BRH Malayalam Extra"/>
-                <w:color w:val="000000"/>
-                <w:sz w:val="32"/>
-                <w:szCs w:val="36"/>
+              <w:t>põ—ixª Wix</w:t>
+            </w:r>
+            <w:r>
+              <w:rPr>
+                <w:rFonts w:ascii="BRH Malayalam Extra" w:hAnsi="BRH Malayalam Extra" w:cs="BRH Malayalam Extra"/>
+                <w:color w:val="000000"/>
+                <w:sz w:val="28"/>
+                <w:szCs w:val="32"/>
+              </w:rPr>
+              <w:t>–</w:t>
+            </w:r>
+            <w:r>
+              <w:rPr>
+                <w:rFonts w:ascii="BRH Malayalam Extra" w:hAnsi="BRH Malayalam Extra" w:cs="BRH Malayalam Extra"/>
+                <w:color w:val="000000"/>
+                <w:sz w:val="32"/>
+                <w:szCs w:val="32"/>
+              </w:rPr>
+              <w:t>ªW§ py põ—</w:t>
+            </w:r>
+            <w:r>
+              <w:rPr>
+                <w:rFonts w:ascii="BRH Malayalam Extra" w:hAnsi="BRH Malayalam Extra" w:cs="BRH Malayalam Extra"/>
+                <w:color w:val="000000"/>
+                <w:sz w:val="32"/>
+                <w:szCs w:val="32"/>
                 <w:highlight w:val="yellow"/>
               </w:rPr>
-              <w:t>¥</w:t>
-            </w:r>
-            <w:r>
-              <w:rPr>
-                <w:rFonts w:ascii="BRH Malayalam Extra" w:hAnsi="BRH Malayalam Extra" w:cs="BRH Malayalam Extra"/>
-                <w:color w:val="000000"/>
-                <w:sz w:val="32"/>
-                <w:szCs w:val="32"/>
-              </w:rPr>
-              <w:t>pZx˜¥hõx ¥b</w:t>
-            </w:r>
-            <w:r>
-              <w:rPr>
-                <w:rFonts w:ascii="BRH Malayalam Extra" w:hAnsi="BRH Malayalam Extra" w:cs="BRH Malayalam Extra"/>
-                <w:color w:val="000000"/>
-                <w:sz w:val="32"/>
-                <w:szCs w:val="36"/>
-              </w:rPr>
-              <w:t>–</w:t>
-            </w:r>
-            <w:r>
-              <w:rPr>
-                <w:rFonts w:ascii="BRH Malayalam Extra" w:hAnsi="BRH Malayalam Extra" w:cs="BRH Malayalam Extra"/>
-                <w:color w:val="000000"/>
-                <w:sz w:val="32"/>
-                <w:szCs w:val="36"/>
-                <w:highlight w:val="yellow"/>
-              </w:rPr>
-              <w:t>¥</w:t>
-            </w:r>
-            <w:r>
-              <w:rPr>
-                <w:rFonts w:ascii="BRH Malayalam Extra" w:hAnsi="BRH Malayalam Extra" w:cs="BRH Malayalam Extra"/>
-                <w:color w:val="000000"/>
-                <w:sz w:val="32"/>
-                <w:szCs w:val="32"/>
-              </w:rPr>
-              <w:t>pZx˜hõ</w:t>
-            </w:r>
-            <w:r>
-              <w:rPr>
-                <w:rFonts w:ascii="BRH Malayalam Extra" w:hAnsi="BRH Malayalam Extra" w:cs="BRH Malayalam Extra"/>
-                <w:color w:val="000000"/>
-                <w:sz w:val="28"/>
-                <w:szCs w:val="32"/>
-              </w:rPr>
-              <w:t>–</w:t>
-            </w:r>
-            <w:r>
-              <w:rPr>
-                <w:rFonts w:ascii="BRH Malayalam Extra" w:hAnsi="BRH Malayalam Extra" w:cs="BRH Malayalam Extra"/>
-                <w:color w:val="000000"/>
-                <w:sz w:val="32"/>
-                <w:szCs w:val="32"/>
-              </w:rPr>
-              <w:t>J sªpx˜hõ</w:t>
-            </w:r>
-            <w:r>
-              <w:rPr>
-                <w:rFonts w:ascii="BRH Malayalam Extra" w:hAnsi="BRH Malayalam Extra" w:cs="BRH Malayalam Extra"/>
-                <w:color w:val="000000"/>
-                <w:sz w:val="28"/>
-                <w:szCs w:val="32"/>
-              </w:rPr>
-              <w:t>–</w:t>
-            </w:r>
-            <w:r>
-              <w:rPr>
-                <w:rFonts w:ascii="BRH Malayalam Extra" w:hAnsi="BRH Malayalam Extra" w:cs="BRH Malayalam Extra"/>
-                <w:color w:val="000000"/>
-                <w:sz w:val="32"/>
-                <w:szCs w:val="32"/>
-              </w:rPr>
-              <w:t>J sªpx˜¥hõx ¥b</w:t>
-            </w:r>
-            <w:r>
-              <w:rPr>
-                <w:rFonts w:ascii="BRH Malayalam Extra" w:hAnsi="BRH Malayalam Extra" w:cs="BRH Malayalam Extra"/>
-                <w:color w:val="000000"/>
-                <w:sz w:val="28"/>
-                <w:szCs w:val="32"/>
-              </w:rPr>
-              <w:t>–</w:t>
-            </w:r>
-            <w:r>
-              <w:rPr>
-                <w:rFonts w:ascii="BRH Malayalam Extra" w:hAnsi="BRH Malayalam Extra" w:cs="BRH Malayalam Extra"/>
-                <w:color w:val="000000"/>
-                <w:sz w:val="32"/>
-                <w:szCs w:val="36"/>
-                <w:highlight w:val="yellow"/>
-              </w:rPr>
-              <w:t>¥</w:t>
-            </w:r>
-            <w:r>
-              <w:rPr>
-                <w:rFonts w:ascii="BRH Malayalam Extra" w:hAnsi="BRH Malayalam Extra" w:cs="BRH Malayalam Extra"/>
-                <w:color w:val="000000"/>
-                <w:sz w:val="32"/>
-                <w:szCs w:val="32"/>
-              </w:rPr>
-              <w:t xml:space="preserve">pZx˜hõJ | </w:t>
+              <w:t>ix</w:t>
+            </w:r>
+            <w:r>
+              <w:rPr>
+                <w:rFonts w:ascii="BRH Malayalam Extra" w:hAnsi="BRH Malayalam Extra" w:cs="BRH Malayalam Extra"/>
+                <w:color w:val="000000"/>
+                <w:sz w:val="32"/>
+                <w:szCs w:val="32"/>
+              </w:rPr>
+              <w:t>ªU§ a§sx sx „ix</w:t>
+            </w:r>
+            <w:r>
+              <w:rPr>
+                <w:rFonts w:ascii="BRH Malayalam Extra" w:hAnsi="BRH Malayalam Extra" w:cs="BRH Malayalam Extra"/>
+                <w:color w:val="000000"/>
+                <w:sz w:val="28"/>
+                <w:szCs w:val="32"/>
+              </w:rPr>
+              <w:t>–</w:t>
+            </w:r>
+            <w:r>
+              <w:rPr>
+                <w:rFonts w:ascii="BRH Malayalam Extra" w:hAnsi="BRH Malayalam Extra" w:cs="BRH Malayalam Extra"/>
+                <w:color w:val="000000"/>
+                <w:sz w:val="32"/>
+                <w:szCs w:val="32"/>
+              </w:rPr>
+              <w:t xml:space="preserve">ªW§ </w:t>
             </w:r>
           </w:p>
           <w:p>
@@ -530,172 +500,26 @@
                 <w:sz w:val="32"/>
                 <w:szCs w:val="32"/>
               </w:rPr>
-              <w:t>(</w:t>
-            </w:r>
-            <w:r>
-              <w:rPr>
-                <w:rFonts w:cs="BRH Malayalam Extra"/>
-                <w:color w:val="000000"/>
-                <w:szCs w:val="32"/>
-              </w:rPr>
-              <w:t>46</w:t>
-            </w:r>
-            <w:r>
-              <w:rPr>
-                <w:rFonts w:ascii="BRH Malayalam Extra" w:hAnsi="BRH Malayalam Extra" w:cs="BRH Malayalam Extra"/>
-                <w:color w:val="000000"/>
-                <w:sz w:val="32"/>
-                <w:szCs w:val="32"/>
-              </w:rPr>
-              <w:t>)</w:t>
-            </w:r>
-            <w:r>
-              <w:rPr>
-                <w:rFonts w:cs="BRH Malayalam Extra"/>
-                <w:color w:val="000000"/>
-                <w:szCs w:val="32"/>
-              </w:rPr>
-              <w:t>[P41</w:t>
-            </w:r>
-            <w:r>
-              <w:rPr>
-                <w:rFonts w:ascii="BRH Malayalam Extra" w:hAnsi="BRH Malayalam Extra" w:cs="BRH Malayalam Extra"/>
-                <w:color w:val="000000"/>
-                <w:sz w:val="32"/>
-                <w:szCs w:val="32"/>
-              </w:rPr>
-              <w:t xml:space="preserve">] </w:t>
-            </w:r>
-            <w:r>
-              <w:rPr>
-                <w:rFonts w:cs="BRH Malayalam Extra"/>
-                <w:color w:val="000000"/>
-                <w:szCs w:val="32"/>
-              </w:rPr>
-              <w:t>7</w:t>
-            </w:r>
-            <w:r>
-              <w:rPr>
-                <w:rFonts w:ascii="BRH Malayalam Extra" w:hAnsi="BRH Malayalam Extra" w:cs="BRH Malayalam Extra"/>
-                <w:color w:val="000000"/>
-                <w:sz w:val="32"/>
-                <w:szCs w:val="32"/>
-              </w:rPr>
-              <w:t>.</w:t>
-            </w:r>
-            <w:r>
-              <w:rPr>
-                <w:rFonts w:cs="BRH Malayalam Extra"/>
-                <w:color w:val="000000"/>
-                <w:szCs w:val="32"/>
-              </w:rPr>
-              <w:t>1</w:t>
-            </w:r>
-            <w:r>
-              <w:rPr>
-                <w:rFonts w:ascii="BRH Malayalam Extra" w:hAnsi="BRH Malayalam Extra" w:cs="BRH Malayalam Extra"/>
-                <w:color w:val="000000"/>
-                <w:sz w:val="32"/>
-                <w:szCs w:val="32"/>
-              </w:rPr>
-              <w:t>.</w:t>
-            </w:r>
-            <w:r>
-              <w:rPr>
-                <w:rFonts w:cs="BRH Malayalam Extra"/>
-                <w:color w:val="000000"/>
-                <w:szCs w:val="32"/>
-              </w:rPr>
-              <w:t>12</w:t>
-            </w:r>
-            <w:r>
-              <w:rPr>
-                <w:rFonts w:ascii="BRH Malayalam Extra" w:hAnsi="BRH Malayalam Extra" w:cs="BRH Malayalam Extra"/>
-                <w:color w:val="000000"/>
-                <w:sz w:val="32"/>
-                <w:szCs w:val="32"/>
-              </w:rPr>
-              <w:t>.</w:t>
-            </w:r>
-            <w:r>
-              <w:rPr>
-                <w:rFonts w:cs="BRH Malayalam Extra"/>
-                <w:color w:val="000000"/>
-                <w:szCs w:val="32"/>
-              </w:rPr>
-              <w:t>1</w:t>
-            </w:r>
-            <w:r>
-              <w:rPr>
-                <w:rFonts w:ascii="BRH Malayalam Extra" w:hAnsi="BRH Malayalam Extra" w:cs="BRH Malayalam Extra"/>
-                <w:color w:val="000000"/>
-                <w:sz w:val="32"/>
-                <w:szCs w:val="32"/>
-              </w:rPr>
-              <w:t>(</w:t>
-            </w:r>
-            <w:r>
-              <w:rPr>
-                <w:rFonts w:cs="BRH Malayalam Extra"/>
-                <w:color w:val="000000"/>
-                <w:szCs w:val="32"/>
-              </w:rPr>
-              <w:t>41</w:t>
-            </w:r>
-            <w:r>
-              <w:rPr>
-                <w:rFonts w:ascii="BRH Malayalam Extra" w:hAnsi="BRH Malayalam Extra" w:cs="BRH Malayalam Extra"/>
-                <w:color w:val="000000"/>
-                <w:sz w:val="32"/>
-                <w:szCs w:val="32"/>
-              </w:rPr>
-              <w:t>)- ¥b</w:t>
-            </w:r>
-            <w:r>
-              <w:rPr>
-                <w:rFonts w:ascii="BRH Malayalam Extra" w:hAnsi="BRH Malayalam Extra" w:cs="BRH Malayalam Extra"/>
-                <w:color w:val="000000"/>
-                <w:sz w:val="32"/>
-                <w:szCs w:val="36"/>
-              </w:rPr>
-              <w:t>–</w:t>
-            </w:r>
-            <w:r>
-              <w:rPr>
-                <w:rFonts w:ascii="BRH Malayalam Extra" w:hAnsi="BRH Malayalam Extra" w:cs="BRH Malayalam Extra"/>
-                <w:color w:val="000000"/>
-                <w:sz w:val="32"/>
-                <w:szCs w:val="36"/>
+              <w:t>py põ—</w:t>
+            </w:r>
+            <w:r>
+              <w:rPr>
+                <w:rFonts w:ascii="BRH Malayalam Extra" w:hAnsi="BRH Malayalam Extra" w:cs="BRH Malayalam Extra"/>
+                <w:color w:val="000000"/>
+                <w:sz w:val="32"/>
+                <w:szCs w:val="32"/>
                 <w:highlight w:val="yellow"/>
               </w:rPr>
-              <w:t>¥</w:t>
-            </w:r>
-            <w:r>
-              <w:rPr>
-                <w:rFonts w:ascii="BRH Malayalam Extra" w:hAnsi="BRH Malayalam Extra" w:cs="BRH Malayalam Extra"/>
-                <w:color w:val="000000"/>
-                <w:sz w:val="32"/>
-                <w:szCs w:val="32"/>
-              </w:rPr>
-              <w:t>pZx˜hõJ | C</w:t>
-            </w:r>
-            <w:r>
-              <w:rPr>
-                <w:rFonts w:ascii="BRH Malayalam Extra" w:hAnsi="BRH Malayalam Extra" w:cs="BRH Malayalam Extra"/>
-                <w:color w:val="000000"/>
-                <w:sz w:val="28"/>
-                <w:szCs w:val="32"/>
-              </w:rPr>
-              <w:t>–</w:t>
-            </w:r>
-            <w:r>
-              <w:rPr>
-                <w:rFonts w:ascii="BRH Malayalam Extra" w:hAnsi="BRH Malayalam Extra" w:cs="BRH Malayalam Extra"/>
-                <w:color w:val="000000"/>
-                <w:sz w:val="32"/>
-                <w:szCs w:val="32"/>
-              </w:rPr>
-              <w:t>t |</w:t>
+              <w:t>ix</w:t>
+            </w:r>
+            <w:r>
+              <w:rPr>
+                <w:rFonts w:ascii="BRH Malayalam Extra" w:hAnsi="BRH Malayalam Extra" w:cs="BRH Malayalam Extra"/>
+                <w:color w:val="000000"/>
+                <w:sz w:val="32"/>
+                <w:szCs w:val="32"/>
+              </w:rPr>
+              <w:t xml:space="preserve">ªU§ a§sx | </w:t>
             </w:r>
           </w:p>
           <w:p>
@@ -719,119 +543,262 @@
                 <w:sz w:val="32"/>
                 <w:szCs w:val="32"/>
               </w:rPr>
-              <w:t>¥b</w:t>
-            </w:r>
-            <w:r>
-              <w:rPr>
-                <w:rFonts w:ascii="BRH Malayalam Extra" w:hAnsi="BRH Malayalam Extra" w:cs="BRH Malayalam Extra"/>
-                <w:color w:val="000000"/>
-                <w:sz w:val="28"/>
-                <w:szCs w:val="32"/>
-                <w:highlight w:val="yellow"/>
-              </w:rPr>
-              <w:t>–</w:t>
-            </w:r>
-            <w:r>
-              <w:rPr>
-                <w:rFonts w:ascii="BRH Malayalam Extra" w:hAnsi="BRH Malayalam Extra" w:cs="BRH Malayalam Extra"/>
-                <w:color w:val="000000"/>
-                <w:sz w:val="32"/>
-                <w:szCs w:val="36"/>
-                <w:highlight w:val="yellow"/>
-              </w:rPr>
-              <w:t>¥</w:t>
-            </w:r>
-            <w:r>
-              <w:rPr>
-                <w:rFonts w:ascii="BRH Malayalam Extra" w:hAnsi="BRH Malayalam Extra" w:cs="BRH Malayalam Extra"/>
-                <w:color w:val="000000"/>
-                <w:sz w:val="32"/>
-                <w:szCs w:val="32"/>
-              </w:rPr>
-              <w:t>pZx˜hõ C</w:t>
-            </w:r>
-            <w:r>
-              <w:rPr>
-                <w:rFonts w:ascii="BRH Malayalam Extra" w:hAnsi="BRH Malayalam Extra" w:cs="BRH Malayalam Extra"/>
-                <w:color w:val="000000"/>
-                <w:sz w:val="28"/>
-                <w:szCs w:val="32"/>
-              </w:rPr>
-              <w:t>–</w:t>
-            </w:r>
-            <w:r>
-              <w:rPr>
-                <w:rFonts w:ascii="BRH Malayalam Extra" w:hAnsi="BRH Malayalam Extra" w:cs="BRH Malayalam Extra"/>
-                <w:color w:val="000000"/>
-                <w:sz w:val="32"/>
-                <w:szCs w:val="32"/>
-              </w:rPr>
-              <w:t>¥tt ¥b</w:t>
-            </w:r>
-            <w:r>
-              <w:rPr>
-                <w:rFonts w:ascii="BRH Malayalam Extra" w:hAnsi="BRH Malayalam Extra" w:cs="BRH Malayalam Extra"/>
-                <w:color w:val="000000"/>
-                <w:sz w:val="28"/>
-                <w:szCs w:val="32"/>
-              </w:rPr>
-              <w:t>–</w:t>
-            </w:r>
-            <w:r>
-              <w:rPr>
-                <w:rFonts w:ascii="BRH Malayalam Extra" w:hAnsi="BRH Malayalam Extra" w:cs="BRH Malayalam Extra"/>
-                <w:color w:val="000000"/>
-                <w:sz w:val="32"/>
-                <w:szCs w:val="36"/>
-                <w:highlight w:val="yellow"/>
-              </w:rPr>
-              <w:t>¥</w:t>
-            </w:r>
-            <w:r>
-              <w:rPr>
-                <w:rFonts w:ascii="BRH Malayalam Extra" w:hAnsi="BRH Malayalam Extra" w:cs="BRH Malayalam Extra"/>
-                <w:color w:val="000000"/>
-                <w:sz w:val="32"/>
-                <w:szCs w:val="32"/>
-              </w:rPr>
-              <w:t>pZx˜¥hõx ¥b</w:t>
-            </w:r>
-            <w:r>
-              <w:rPr>
-                <w:rFonts w:ascii="BRH Malayalam Extra" w:hAnsi="BRH Malayalam Extra" w:cs="BRH Malayalam Extra"/>
-                <w:color w:val="000000"/>
-                <w:sz w:val="32"/>
-                <w:szCs w:val="36"/>
-                <w:highlight w:val="yellow"/>
-              </w:rPr>
-              <w:t>–¥</w:t>
-            </w:r>
-            <w:r>
-              <w:rPr>
-                <w:rFonts w:ascii="BRH Malayalam Extra" w:hAnsi="BRH Malayalam Extra" w:cs="BRH Malayalam Extra"/>
-                <w:color w:val="000000"/>
-                <w:sz w:val="32"/>
-                <w:szCs w:val="32"/>
-              </w:rPr>
-              <w:t>pZx˜hõ C</w:t>
-            </w:r>
-            <w:r>
-              <w:rPr>
-                <w:rFonts w:ascii="BRH Malayalam Extra" w:hAnsi="BRH Malayalam Extra" w:cs="BRH Malayalam Extra"/>
-                <w:color w:val="000000"/>
-                <w:sz w:val="28"/>
-                <w:szCs w:val="32"/>
-              </w:rPr>
-              <w:t>–</w:t>
-            </w:r>
-            <w:r>
-              <w:rPr>
-                <w:rFonts w:ascii="BRH Malayalam Extra" w:hAnsi="BRH Malayalam Extra" w:cs="BRH Malayalam Extra"/>
-                <w:color w:val="000000"/>
-                <w:sz w:val="32"/>
-                <w:szCs w:val="32"/>
-              </w:rPr>
-              <w:t>t |</w:t>
+              <w:t>(</w:t>
+            </w:r>
+            <w:proofErr w:type="gramStart"/>
+            <w:r>
+              <w:rPr>
+                <w:rFonts w:cs="BRH Malayalam Extra"/>
+                <w:color w:val="000000"/>
+                <w:szCs w:val="32"/>
+              </w:rPr>
+              <w:t>26</w:t>
+            </w:r>
+            <w:r>
+              <w:rPr>
+                <w:rFonts w:ascii="BRH Malayalam Extra" w:hAnsi="BRH Malayalam Extra" w:cs="BRH Malayalam Extra"/>
+                <w:color w:val="000000"/>
+                <w:sz w:val="32"/>
+                <w:szCs w:val="32"/>
+              </w:rPr>
+              <w:t>)</w:t>
+            </w:r>
+            <w:r>
+              <w:rPr>
+                <w:rFonts w:cs="BRH Malayalam Extra"/>
+                <w:color w:val="000000"/>
+                <w:szCs w:val="32"/>
+              </w:rPr>
+              <w:t>[</w:t>
+            </w:r>
+            <w:proofErr w:type="gramEnd"/>
+            <w:r>
+              <w:rPr>
+                <w:rFonts w:cs="BRH Malayalam Extra"/>
+                <w:color w:val="000000"/>
+                <w:szCs w:val="32"/>
+              </w:rPr>
+              <w:t>P14</w:t>
+            </w:r>
+            <w:r>
+              <w:rPr>
+                <w:rFonts w:ascii="BRH Malayalam Extra" w:hAnsi="BRH Malayalam Extra" w:cs="BRH Malayalam Extra"/>
+                <w:color w:val="000000"/>
+                <w:sz w:val="32"/>
+                <w:szCs w:val="32"/>
+              </w:rPr>
+              <w:t xml:space="preserve">] </w:t>
+            </w:r>
+            <w:r>
+              <w:rPr>
+                <w:rFonts w:cs="BRH Malayalam Extra"/>
+                <w:color w:val="000000"/>
+                <w:szCs w:val="32"/>
+              </w:rPr>
+              <w:t>7</w:t>
+            </w:r>
+            <w:r>
+              <w:rPr>
+                <w:rFonts w:ascii="BRH Malayalam Extra" w:hAnsi="BRH Malayalam Extra" w:cs="BRH Malayalam Extra"/>
+                <w:color w:val="000000"/>
+                <w:sz w:val="32"/>
+                <w:szCs w:val="32"/>
+              </w:rPr>
+              <w:t>.</w:t>
+            </w:r>
+            <w:r>
+              <w:rPr>
+                <w:rFonts w:cs="BRH Malayalam Extra"/>
+                <w:color w:val="000000"/>
+                <w:szCs w:val="32"/>
+              </w:rPr>
+              <w:t>1</w:t>
+            </w:r>
+            <w:r>
+              <w:rPr>
+                <w:rFonts w:ascii="BRH Malayalam Extra" w:hAnsi="BRH Malayalam Extra" w:cs="BRH Malayalam Extra"/>
+                <w:color w:val="000000"/>
+                <w:sz w:val="32"/>
+                <w:szCs w:val="32"/>
+              </w:rPr>
+              <w:t>.</w:t>
+            </w:r>
+            <w:r>
+              <w:rPr>
+                <w:rFonts w:cs="BRH Malayalam Extra"/>
+                <w:color w:val="000000"/>
+                <w:szCs w:val="32"/>
+              </w:rPr>
+              <w:t>5</w:t>
+            </w:r>
+            <w:r>
+              <w:rPr>
+                <w:rFonts w:ascii="BRH Malayalam Extra" w:hAnsi="BRH Malayalam Extra" w:cs="BRH Malayalam Extra"/>
+                <w:color w:val="000000"/>
+                <w:sz w:val="32"/>
+                <w:szCs w:val="32"/>
+              </w:rPr>
+              <w:t>.</w:t>
+            </w:r>
+            <w:r>
+              <w:rPr>
+                <w:rFonts w:cs="BRH Malayalam Extra"/>
+                <w:color w:val="000000"/>
+                <w:szCs w:val="32"/>
+              </w:rPr>
+              <w:t>1</w:t>
+            </w:r>
+            <w:r>
+              <w:rPr>
+                <w:rFonts w:ascii="BRH Malayalam Extra" w:hAnsi="BRH Malayalam Extra" w:cs="BRH Malayalam Extra"/>
+                <w:color w:val="000000"/>
+                <w:sz w:val="32"/>
+                <w:szCs w:val="32"/>
+              </w:rPr>
+              <w:t>(</w:t>
+            </w:r>
+            <w:r>
+              <w:rPr>
+                <w:rFonts w:cs="BRH Malayalam Extra"/>
+                <w:color w:val="000000"/>
+                <w:szCs w:val="32"/>
+              </w:rPr>
+              <w:t>24</w:t>
+            </w:r>
+            <w:r>
+              <w:rPr>
+                <w:rFonts w:ascii="BRH Malayalam Extra" w:hAnsi="BRH Malayalam Extra" w:cs="BRH Malayalam Extra"/>
+                <w:color w:val="000000"/>
+                <w:sz w:val="32"/>
+                <w:szCs w:val="32"/>
+              </w:rPr>
+              <w:t>)- A</w:t>
+            </w:r>
+            <w:r>
+              <w:rPr>
+                <w:rFonts w:ascii="BRH Malayalam Extra" w:hAnsi="BRH Malayalam Extra" w:cs="BRH Malayalam Extra"/>
+                <w:color w:val="000000"/>
+                <w:sz w:val="28"/>
+                <w:szCs w:val="32"/>
+              </w:rPr>
+              <w:t>–</w:t>
+            </w:r>
+            <w:r>
+              <w:rPr>
+                <w:rFonts w:ascii="BRH Malayalam Extra" w:hAnsi="BRH Malayalam Extra" w:cs="BRH Malayalam Extra"/>
+                <w:color w:val="000000"/>
+                <w:sz w:val="32"/>
+                <w:szCs w:val="32"/>
+              </w:rPr>
+              <w:t>ix</w:t>
+            </w:r>
+            <w:r>
+              <w:rPr>
+                <w:rFonts w:ascii="BRH Malayalam Extra" w:hAnsi="BRH Malayalam Extra" w:cs="BRH Malayalam Extra"/>
+                <w:color w:val="000000"/>
+                <w:sz w:val="28"/>
+                <w:szCs w:val="32"/>
+              </w:rPr>
+              <w:t>–</w:t>
+            </w:r>
+            <w:r>
+              <w:rPr>
+                <w:rFonts w:ascii="BRH Malayalam Extra" w:hAnsi="BRH Malayalam Extra" w:cs="BRH Malayalam Extra"/>
+                <w:color w:val="000000"/>
+                <w:sz w:val="32"/>
+                <w:szCs w:val="32"/>
+              </w:rPr>
+              <w:t>ªU§</w:t>
+            </w:r>
+            <w:r>
+              <w:rPr>
+                <w:rFonts w:ascii="BRH Malayalam Extra" w:hAnsi="BRH Malayalam Extra" w:cs="BRH Malayalam Extra"/>
+                <w:color w:val="000000"/>
+                <w:sz w:val="28"/>
+                <w:szCs w:val="32"/>
+              </w:rPr>
+              <w:t>–</w:t>
+            </w:r>
+            <w:r>
+              <w:rPr>
+                <w:rFonts w:ascii="BRH Malayalam Extra" w:hAnsi="BRH Malayalam Extra" w:cs="BRH Malayalam Extra"/>
+                <w:color w:val="000000"/>
+                <w:sz w:val="32"/>
+                <w:szCs w:val="32"/>
+              </w:rPr>
+              <w:t xml:space="preserve"> | sx | A</w:t>
+            </w:r>
+            <w:r>
+              <w:rPr>
+                <w:rFonts w:ascii="BRH Malayalam Extra" w:hAnsi="BRH Malayalam Extra" w:cs="BRH Malayalam Extra"/>
+                <w:color w:val="000000"/>
+                <w:sz w:val="28"/>
+                <w:szCs w:val="32"/>
+              </w:rPr>
+              <w:t>–</w:t>
+            </w:r>
+            <w:r>
+              <w:rPr>
+                <w:rFonts w:ascii="BRH Malayalam Extra" w:hAnsi="BRH Malayalam Extra" w:cs="BRH Malayalam Extra"/>
+                <w:color w:val="000000"/>
+                <w:sz w:val="32"/>
+                <w:szCs w:val="32"/>
+              </w:rPr>
+              <w:t>öe</w:t>
+            </w:r>
+            <w:r>
+              <w:rPr>
+                <w:rFonts w:ascii="BRH Malayalam Extra" w:hAnsi="BRH Malayalam Extra" w:cs="BRH Malayalam Extra"/>
+                <w:color w:val="000000"/>
+                <w:sz w:val="28"/>
+                <w:szCs w:val="32"/>
+              </w:rPr>
+              <w:t>–</w:t>
+            </w:r>
+            <w:r>
+              <w:rPr>
+                <w:rFonts w:ascii="BRH Malayalam Extra" w:hAnsi="BRH Malayalam Extra" w:cs="BRH Malayalam Extra"/>
+                <w:color w:val="000000"/>
+                <w:sz w:val="32"/>
+                <w:szCs w:val="32"/>
+              </w:rPr>
+              <w:t>a</w:t>
+            </w:r>
+            <w:r>
+              <w:rPr>
+                <w:rFonts w:ascii="BRH Malayalam Extra" w:hAnsi="BRH Malayalam Extra" w:cs="BRH Malayalam Extra"/>
+                <w:color w:val="000000"/>
+                <w:sz w:val="28"/>
+                <w:szCs w:val="32"/>
+              </w:rPr>
+              <w:t>–</w:t>
+            </w:r>
+            <w:r>
+              <w:rPr>
+                <w:rFonts w:ascii="BRH Malayalam Extra" w:hAnsi="BRH Malayalam Extra" w:cs="BRH Malayalam Extra"/>
+                <w:color w:val="000000"/>
+                <w:sz w:val="32"/>
+                <w:szCs w:val="32"/>
+              </w:rPr>
+              <w:t>Z</w:t>
+            </w:r>
+            <w:r>
+              <w:rPr>
+                <w:rFonts w:ascii="BRH Malayalam Extra" w:hAnsi="BRH Malayalam Extra" w:cs="BRH Malayalam Extra"/>
+                <w:color w:val="000000"/>
+                <w:sz w:val="28"/>
+                <w:szCs w:val="32"/>
+              </w:rPr>
+              <w:t>–</w:t>
+            </w:r>
+            <w:r>
+              <w:rPr>
+                <w:rFonts w:ascii="BRH Malayalam Extra" w:hAnsi="BRH Malayalam Extra" w:cs="BRH Malayalam Extra"/>
+                <w:color w:val="000000"/>
+                <w:sz w:val="32"/>
+                <w:szCs w:val="32"/>
+              </w:rPr>
+              <w:t xml:space="preserve"> |</w:t>
             </w:r>
           </w:p>
           <w:p>
@@ -842,10 +809,113 @@
               <w:adjustRightInd w:val="0"/>
               <w:spacing w:before="0" w:line="240" w:lineRule="auto"/>
               <w:rPr>
-                <w:rFonts w:cs="BRH Malayalam Extra"/>
-                <w:szCs w:val="40"/>
+                <w:rFonts w:ascii="BRH Malayalam Extra" w:hAnsi="BRH Malayalam Extra" w:cs="BRH Malayalam Extra"/>
+                <w:color w:val="000000"/>
+                <w:sz w:val="32"/>
+                <w:szCs w:val="32"/>
               </w:rPr>
             </w:pPr>
+            <w:r>
+              <w:rPr>
+                <w:rFonts w:ascii="BRH Malayalam Extra" w:hAnsi="BRH Malayalam Extra" w:cs="BRH Malayalam Extra"/>
+                <w:color w:val="000000"/>
+                <w:sz w:val="32"/>
+                <w:szCs w:val="32"/>
+              </w:rPr>
+              <w:t>A</w:t>
+            </w:r>
+            <w:r>
+              <w:rPr>
+                <w:rFonts w:ascii="BRH Malayalam Extra" w:hAnsi="BRH Malayalam Extra" w:cs="BRH Malayalam Extra"/>
+                <w:color w:val="000000"/>
+                <w:sz w:val="28"/>
+                <w:szCs w:val="32"/>
+              </w:rPr>
+              <w:t>–</w:t>
+            </w:r>
+            <w:r>
+              <w:rPr>
+                <w:rFonts w:ascii="BRH Malayalam Extra" w:hAnsi="BRH Malayalam Extra" w:cs="BRH Malayalam Extra"/>
+                <w:color w:val="000000"/>
+                <w:sz w:val="32"/>
+                <w:szCs w:val="32"/>
+              </w:rPr>
+              <w:t>ix</w:t>
+            </w:r>
+            <w:r>
+              <w:rPr>
+                <w:rFonts w:ascii="BRH Malayalam Extra" w:hAnsi="BRH Malayalam Extra" w:cs="BRH Malayalam Extra"/>
+                <w:color w:val="000000"/>
+                <w:sz w:val="28"/>
+                <w:szCs w:val="32"/>
+              </w:rPr>
+              <w:t>–</w:t>
+            </w:r>
+            <w:r>
+              <w:rPr>
+                <w:rFonts w:ascii="BRH Malayalam Extra" w:hAnsi="BRH Malayalam Extra" w:cs="BRH Malayalam Extra"/>
+                <w:color w:val="000000"/>
+                <w:sz w:val="32"/>
+                <w:szCs w:val="32"/>
+              </w:rPr>
+              <w:t>ªU§ a§sx sx „ix˜ªW</w:t>
+            </w:r>
+            <w:r>
+              <w:rPr>
+                <w:rFonts w:ascii="BRH Malayalam Extra" w:hAnsi="BRH Malayalam Extra" w:cs="BRH Malayalam Extra"/>
+                <w:color w:val="000000"/>
+                <w:sz w:val="32"/>
+                <w:szCs w:val="32"/>
+                <w:highlight w:val="yellow"/>
+              </w:rPr>
+              <w:t>ix</w:t>
+            </w:r>
+            <w:r>
+              <w:rPr>
+                <w:rFonts w:ascii="BRH Malayalam Extra" w:hAnsi="BRH Malayalam Extra" w:cs="BRH Malayalam Extra"/>
+                <w:color w:val="000000"/>
+                <w:sz w:val="32"/>
+                <w:szCs w:val="32"/>
+              </w:rPr>
+              <w:t>ªU§ a§sx „öe—aZx öeaZ</w:t>
+            </w:r>
+            <w:r>
+              <w:rPr>
+                <w:rFonts w:ascii="BRH Malayalam Extra" w:hAnsi="BRH Malayalam Extra" w:cs="BRH Malayalam Extra"/>
+                <w:color w:val="000000"/>
+                <w:sz w:val="28"/>
+                <w:szCs w:val="32"/>
+              </w:rPr>
+              <w:t>–</w:t>
+            </w:r>
+            <w:r>
+              <w:rPr>
+                <w:rFonts w:ascii="BRH Malayalam Extra" w:hAnsi="BRH Malayalam Extra" w:cs="BRH Malayalam Extra"/>
+                <w:color w:val="000000"/>
+                <w:sz w:val="32"/>
+                <w:szCs w:val="32"/>
+              </w:rPr>
+              <w:t xml:space="preserve"> sx „ix˜ªW</w:t>
+            </w:r>
+            <w:r>
+              <w:rPr>
+                <w:rFonts w:ascii="BRH Malayalam Extra" w:hAnsi="BRH Malayalam Extra" w:cs="BRH Malayalam Extra"/>
+                <w:color w:val="000000"/>
+                <w:sz w:val="32"/>
+                <w:szCs w:val="32"/>
+                <w:highlight w:val="yellow"/>
+              </w:rPr>
+              <w:t>ix</w:t>
+            </w:r>
+            <w:r>
+              <w:rPr>
+                <w:rFonts w:ascii="BRH Malayalam Extra" w:hAnsi="BRH Malayalam Extra" w:cs="BRH Malayalam Extra"/>
+                <w:color w:val="000000"/>
+                <w:sz w:val="32"/>
+                <w:szCs w:val="32"/>
+              </w:rPr>
+              <w:t xml:space="preserve">ªU§ a§sx „öe—aZ | </w:t>
+            </w:r>
           </w:p>
         </w:tc>
         <w:tc>
@@ -875,13 +945,14 @@
               </w:rPr>
               <w:t>(</w:t>
             </w:r>
-            <w:r>
-              <w:rPr>
-                <w:rFonts w:cs="BRH Malayalam Extra"/>
-                <w:color w:val="000000"/>
-                <w:szCs w:val="32"/>
-              </w:rPr>
-              <w:t>45</w:t>
+            <w:proofErr w:type="gramStart"/>
+            <w:r>
+              <w:rPr>
+                <w:rFonts w:cs="BRH Malayalam Extra"/>
+                <w:color w:val="000000"/>
+                <w:szCs w:val="32"/>
+              </w:rPr>
+              <w:t>25</w:t>
             </w:r>
             <w:r>
               <w:rPr>
@@ -898,7 +969,16 @@
                 <w:color w:val="000000"/>
                 <w:szCs w:val="32"/>
               </w:rPr>
-              <w:t>[P41</w:t>
+              <w:t>[</w:t>
+            </w:r>
+            <w:proofErr w:type="gramEnd"/>
+            <w:r>
+              <w:rPr>
+                <w:rFonts w:cs="BRH Malayalam Extra"/>
+                <w:color w:val="000000"/>
+                <w:szCs w:val="32"/>
+              </w:rPr>
+              <w:t>P14</w:t>
             </w:r>
             <w:r>
               <w:rPr>
@@ -949,7 +1029,7 @@
                 <w:color w:val="000000"/>
                 <w:szCs w:val="32"/>
               </w:rPr>
-              <w:t>12</w:t>
+              <w:t>5</w:t>
             </w:r>
             <w:r>
               <w:rPr>
@@ -983,45 +1063,70 @@
                 <w:color w:val="000000"/>
                 <w:szCs w:val="32"/>
               </w:rPr>
-              <w:t>40</w:t>
-            </w:r>
-            <w:r>
-              <w:rPr>
-                <w:rFonts w:ascii="BRH Malayalam Extra" w:hAnsi="BRH Malayalam Extra" w:cs="BRH Malayalam Extra"/>
-                <w:color w:val="000000"/>
-                <w:sz w:val="32"/>
-                <w:szCs w:val="32"/>
-              </w:rPr>
-              <w:t>)- sªpx˜hõJ | ¥b</w:t>
-            </w:r>
-            <w:r>
-              <w:rPr>
-                <w:rFonts w:ascii="BRH Malayalam Extra" w:hAnsi="BRH Malayalam Extra" w:cs="BRH Malayalam Extra"/>
-                <w:color w:val="000000"/>
-                <w:sz w:val="28"/>
-                <w:szCs w:val="32"/>
-                <w:highlight w:val="yellow"/>
-              </w:rPr>
-              <w:t>–</w:t>
-            </w:r>
-            <w:r>
-              <w:rPr>
-                <w:rFonts w:ascii="BRH Malayalam Extra" w:hAnsi="BRH Malayalam Extra" w:cs="BRH Malayalam Extra"/>
-                <w:color w:val="000000"/>
-                <w:sz w:val="32"/>
-                <w:szCs w:val="32"/>
-                <w:highlight w:val="green"/>
-              </w:rPr>
-              <w:t>p</w:t>
-            </w:r>
-            <w:r>
-              <w:rPr>
-                <w:rFonts w:ascii="BRH Malayalam Extra" w:hAnsi="BRH Malayalam Extra" w:cs="BRH Malayalam Extra"/>
-                <w:color w:val="000000"/>
-                <w:sz w:val="32"/>
-                <w:szCs w:val="32"/>
-              </w:rPr>
-              <w:t>Zx˜hõJ |</w:t>
+              <w:t>23</w:t>
+            </w:r>
+            <w:r>
+              <w:rPr>
+                <w:rFonts w:ascii="BRH Malayalam Extra" w:hAnsi="BRH Malayalam Extra" w:cs="BRH Malayalam Extra"/>
+                <w:color w:val="000000"/>
+                <w:sz w:val="32"/>
+                <w:szCs w:val="32"/>
+              </w:rPr>
+              <w:t>)- py | A</w:t>
+            </w:r>
+            <w:r>
+              <w:rPr>
+                <w:rFonts w:ascii="BRH Malayalam Extra" w:hAnsi="BRH Malayalam Extra" w:cs="BRH Malayalam Extra"/>
+                <w:color w:val="000000"/>
+                <w:sz w:val="28"/>
+                <w:szCs w:val="32"/>
+              </w:rPr>
+              <w:t>–</w:t>
+            </w:r>
+            <w:r>
+              <w:rPr>
+                <w:rFonts w:ascii="BRH Malayalam Extra" w:hAnsi="BRH Malayalam Extra" w:cs="BRH Malayalam Extra"/>
+                <w:color w:val="000000"/>
+                <w:sz w:val="32"/>
+                <w:szCs w:val="32"/>
+              </w:rPr>
+              <w:t>ix</w:t>
+            </w:r>
+            <w:r>
+              <w:rPr>
+                <w:rFonts w:ascii="BRH Malayalam Extra" w:hAnsi="BRH Malayalam Extra" w:cs="BRH Malayalam Extra"/>
+                <w:color w:val="000000"/>
+                <w:sz w:val="28"/>
+                <w:szCs w:val="32"/>
+              </w:rPr>
+              <w:t>–</w:t>
+            </w:r>
+            <w:r>
+              <w:rPr>
+                <w:rFonts w:ascii="BRH Malayalam Extra" w:hAnsi="BRH Malayalam Extra" w:cs="BRH Malayalam Extra"/>
+                <w:color w:val="000000"/>
+                <w:sz w:val="32"/>
+                <w:szCs w:val="32"/>
+              </w:rPr>
+              <w:t>ªU§</w:t>
+            </w:r>
+            <w:r>
+              <w:rPr>
+                <w:rFonts w:ascii="BRH Malayalam Extra" w:hAnsi="BRH Malayalam Extra" w:cs="BRH Malayalam Extra"/>
+                <w:color w:val="000000"/>
+                <w:sz w:val="28"/>
+                <w:szCs w:val="32"/>
+              </w:rPr>
+              <w:t>–</w:t>
+            </w:r>
+            <w:r>
+              <w:rPr>
+                <w:rFonts w:ascii="BRH Malayalam Extra" w:hAnsi="BRH Malayalam Extra" w:cs="BRH Malayalam Extra"/>
+                <w:color w:val="000000"/>
+                <w:sz w:val="32"/>
+                <w:szCs w:val="32"/>
+              </w:rPr>
+              <w:t xml:space="preserve"> | sx |</w:t>
             </w:r>
           </w:p>
           <w:p>
@@ -1045,16 +1150,25 @@
                 <w:sz w:val="32"/>
                 <w:szCs w:val="32"/>
               </w:rPr>
-              <w:t>sªpx˜¥hõx ¥b</w:t>
-            </w:r>
-            <w:r>
-              <w:rPr>
-                <w:rFonts w:ascii="BRH Malayalam Extra" w:hAnsi="BRH Malayalam Extra" w:cs="BRH Malayalam Extra"/>
-                <w:color w:val="000000"/>
-                <w:sz w:val="28"/>
-                <w:szCs w:val="32"/>
-              </w:rPr>
-              <w:t>–</w:t>
+              <w:t>põ—ixª Wix</w:t>
+            </w:r>
+            <w:r>
+              <w:rPr>
+                <w:rFonts w:ascii="BRH Malayalam Extra" w:hAnsi="BRH Malayalam Extra" w:cs="BRH Malayalam Extra"/>
+                <w:color w:val="000000"/>
+                <w:sz w:val="28"/>
+                <w:szCs w:val="32"/>
+              </w:rPr>
+              <w:t>–</w:t>
+            </w:r>
+            <w:r>
+              <w:rPr>
+                <w:rFonts w:ascii="BRH Malayalam Extra" w:hAnsi="BRH Malayalam Extra" w:cs="BRH Malayalam Extra"/>
+                <w:color w:val="000000"/>
+                <w:sz w:val="32"/>
+                <w:szCs w:val="32"/>
+              </w:rPr>
+              <w:t>ªW§ py põ—</w:t>
             </w:r>
             <w:r>
               <w:rPr>
@@ -1064,108 +1178,44 @@
                 <w:szCs w:val="32"/>
                 <w:highlight w:val="green"/>
               </w:rPr>
-              <w:t>p</w:t>
-            </w:r>
-            <w:r>
-              <w:rPr>
-                <w:rFonts w:ascii="BRH Malayalam Extra" w:hAnsi="BRH Malayalam Extra" w:cs="BRH Malayalam Extra"/>
-                <w:color w:val="000000"/>
-                <w:sz w:val="32"/>
-                <w:szCs w:val="32"/>
-              </w:rPr>
-              <w:t>Zx˜¥hõx ¥b</w:t>
-            </w:r>
-            <w:r>
-              <w:rPr>
-                <w:rFonts w:ascii="BRH Malayalam Extra" w:hAnsi="BRH Malayalam Extra" w:cs="BRH Malayalam Extra"/>
-                <w:color w:val="000000"/>
-                <w:sz w:val="32"/>
-                <w:szCs w:val="36"/>
-              </w:rPr>
-              <w:t>–</w:t>
-            </w:r>
-            <w:r>
-              <w:rPr>
-                <w:rFonts w:ascii="BRH Malayalam Extra" w:hAnsi="BRH Malayalam Extra" w:cs="BRH Malayalam Extra"/>
-                <w:color w:val="000000"/>
-                <w:sz w:val="32"/>
+              <w:t>ix</w:t>
+            </w:r>
+            <w:r>
+              <w:rPr>
+                <w:rFonts w:ascii="BRH Malayalam Extra" w:hAnsi="BRH Malayalam Extra" w:cs="BRH Malayalam Extra"/>
+                <w:color w:val="000000"/>
+                <w:sz w:val="28"/>
                 <w:szCs w:val="32"/>
                 <w:highlight w:val="green"/>
               </w:rPr>
-              <w:t>p</w:t>
-            </w:r>
-            <w:r>
-              <w:rPr>
-                <w:rFonts w:ascii="BRH Malayalam Extra" w:hAnsi="BRH Malayalam Extra" w:cs="BRH Malayalam Extra"/>
-                <w:color w:val="000000"/>
-                <w:sz w:val="32"/>
-                <w:szCs w:val="32"/>
-              </w:rPr>
-              <w:t>Zx˜hõ</w:t>
-            </w:r>
-            <w:r>
-              <w:rPr>
-                <w:rFonts w:ascii="BRH Malayalam Extra" w:hAnsi="BRH Malayalam Extra" w:cs="BRH Malayalam Extra"/>
-                <w:color w:val="000000"/>
-                <w:sz w:val="28"/>
-                <w:szCs w:val="32"/>
-              </w:rPr>
-              <w:t>–</w:t>
-            </w:r>
-            <w:r>
-              <w:rPr>
-                <w:rFonts w:ascii="BRH Malayalam Extra" w:hAnsi="BRH Malayalam Extra" w:cs="BRH Malayalam Extra"/>
-                <w:color w:val="000000"/>
-                <w:sz w:val="32"/>
-                <w:szCs w:val="32"/>
-              </w:rPr>
-              <w:t>J sªpx˜hõ</w:t>
-            </w:r>
-            <w:r>
-              <w:rPr>
-                <w:rFonts w:ascii="BRH Malayalam Extra" w:hAnsi="BRH Malayalam Extra" w:cs="BRH Malayalam Extra"/>
-                <w:color w:val="000000"/>
-                <w:sz w:val="28"/>
-                <w:szCs w:val="32"/>
-              </w:rPr>
-              <w:t>–</w:t>
-            </w:r>
-            <w:r>
-              <w:rPr>
-                <w:rFonts w:ascii="BRH Malayalam Extra" w:hAnsi="BRH Malayalam Extra" w:cs="BRH Malayalam Extra"/>
-                <w:color w:val="000000"/>
-                <w:sz w:val="32"/>
-                <w:szCs w:val="32"/>
-              </w:rPr>
-              <w:t>J sªpx˜¥hõx ¥b</w:t>
-            </w:r>
-            <w:r>
-              <w:rPr>
-                <w:rFonts w:ascii="BRH Malayalam Extra" w:hAnsi="BRH Malayalam Extra" w:cs="BRH Malayalam Extra"/>
-                <w:color w:val="000000"/>
-                <w:sz w:val="28"/>
-                <w:szCs w:val="32"/>
-              </w:rPr>
-              <w:t>–</w:t>
-            </w:r>
-            <w:r>
-              <w:rPr>
-                <w:rFonts w:ascii="BRH Malayalam Extra" w:hAnsi="BRH Malayalam Extra" w:cs="BRH Malayalam Extra"/>
-                <w:color w:val="000000"/>
-                <w:sz w:val="32"/>
-                <w:szCs w:val="32"/>
-                <w:highlight w:val="green"/>
-              </w:rPr>
-              <w:t>p</w:t>
-            </w:r>
-            <w:r>
-              <w:rPr>
-                <w:rFonts w:ascii="BRH Malayalam Extra" w:hAnsi="BRH Malayalam Extra" w:cs="BRH Malayalam Extra"/>
-                <w:color w:val="000000"/>
-                <w:sz w:val="32"/>
-                <w:szCs w:val="32"/>
-              </w:rPr>
-              <w:t xml:space="preserve">Zx˜hõJ | </w:t>
+              <w:t>–</w:t>
+            </w:r>
+            <w:r>
+              <w:rPr>
+                <w:rFonts w:ascii="BRH Malayalam Extra" w:hAnsi="BRH Malayalam Extra" w:cs="BRH Malayalam Extra"/>
+                <w:color w:val="000000"/>
+                <w:sz w:val="32"/>
+                <w:szCs w:val="32"/>
+              </w:rPr>
+              <w:t>ªU§ a§sx sx „ix</w:t>
+            </w:r>
+            <w:r>
+              <w:rPr>
+                <w:rFonts w:ascii="BRH Malayalam Extra" w:hAnsi="BRH Malayalam Extra" w:cs="BRH Malayalam Extra"/>
+                <w:color w:val="000000"/>
+                <w:sz w:val="28"/>
+                <w:szCs w:val="32"/>
+              </w:rPr>
+              <w:t>–</w:t>
+            </w:r>
+            <w:r>
+              <w:rPr>
+                <w:rFonts w:ascii="BRH Malayalam Extra" w:hAnsi="BRH Malayalam Extra" w:cs="BRH Malayalam Extra"/>
+                <w:color w:val="000000"/>
+                <w:sz w:val="32"/>
+                <w:szCs w:val="32"/>
+              </w:rPr>
+              <w:t xml:space="preserve">ªW§ </w:t>
             </w:r>
           </w:p>
           <w:p>
@@ -1189,135 +1239,7 @@
                 <w:sz w:val="32"/>
                 <w:szCs w:val="32"/>
               </w:rPr>
-              <w:t>(</w:t>
-            </w:r>
-            <w:r>
-              <w:rPr>
-                <w:rFonts w:cs="BRH Malayalam Extra"/>
-                <w:color w:val="000000"/>
-                <w:szCs w:val="32"/>
-              </w:rPr>
-              <w:t>46</w:t>
-            </w:r>
-            <w:r>
-              <w:rPr>
-                <w:rFonts w:ascii="BRH Malayalam Extra" w:hAnsi="BRH Malayalam Extra" w:cs="BRH Malayalam Extra"/>
-                <w:color w:val="000000"/>
-                <w:sz w:val="32"/>
-                <w:szCs w:val="32"/>
-              </w:rPr>
-              <w:t>)</w:t>
-            </w:r>
-            <w:r>
-              <w:rPr>
-                <w:rFonts w:cs="BRH Malayalam Extra"/>
-                <w:color w:val="000000"/>
-                <w:szCs w:val="32"/>
-              </w:rPr>
-              <w:t>[P41</w:t>
-            </w:r>
-            <w:r>
-              <w:rPr>
-                <w:rFonts w:ascii="BRH Malayalam Extra" w:hAnsi="BRH Malayalam Extra" w:cs="BRH Malayalam Extra"/>
-                <w:color w:val="000000"/>
-                <w:sz w:val="32"/>
-                <w:szCs w:val="32"/>
-              </w:rPr>
-              <w:t xml:space="preserve">] </w:t>
-            </w:r>
-            <w:r>
-              <w:rPr>
-                <w:rFonts w:cs="BRH Malayalam Extra"/>
-                <w:color w:val="000000"/>
-                <w:szCs w:val="32"/>
-              </w:rPr>
-              <w:t>7</w:t>
-            </w:r>
-            <w:r>
-              <w:rPr>
-                <w:rFonts w:ascii="BRH Malayalam Extra" w:hAnsi="BRH Malayalam Extra" w:cs="BRH Malayalam Extra"/>
-                <w:color w:val="000000"/>
-                <w:sz w:val="32"/>
-                <w:szCs w:val="32"/>
-              </w:rPr>
-              <w:t>.</w:t>
-            </w:r>
-            <w:r>
-              <w:rPr>
-                <w:rFonts w:cs="BRH Malayalam Extra"/>
-                <w:color w:val="000000"/>
-                <w:szCs w:val="32"/>
-              </w:rPr>
-              <w:t>1</w:t>
-            </w:r>
-            <w:r>
-              <w:rPr>
-                <w:rFonts w:ascii="BRH Malayalam Extra" w:hAnsi="BRH Malayalam Extra" w:cs="BRH Malayalam Extra"/>
-                <w:color w:val="000000"/>
-                <w:sz w:val="32"/>
-                <w:szCs w:val="32"/>
-              </w:rPr>
-              <w:t>.</w:t>
-            </w:r>
-            <w:r>
-              <w:rPr>
-                <w:rFonts w:cs="BRH Malayalam Extra"/>
-                <w:color w:val="000000"/>
-                <w:szCs w:val="32"/>
-              </w:rPr>
-              <w:t>12</w:t>
-            </w:r>
-            <w:r>
-              <w:rPr>
-                <w:rFonts w:ascii="BRH Malayalam Extra" w:hAnsi="BRH Malayalam Extra" w:cs="BRH Malayalam Extra"/>
-                <w:color w:val="000000"/>
-                <w:sz w:val="32"/>
-                <w:szCs w:val="32"/>
-              </w:rPr>
-              <w:t>.</w:t>
-            </w:r>
-            <w:r>
-              <w:rPr>
-                <w:rFonts w:cs="BRH Malayalam Extra"/>
-                <w:color w:val="000000"/>
-                <w:szCs w:val="32"/>
-              </w:rPr>
-              <w:t>1</w:t>
-            </w:r>
-            <w:r>
-              <w:rPr>
-                <w:rFonts w:ascii="BRH Malayalam Extra" w:hAnsi="BRH Malayalam Extra" w:cs="BRH Malayalam Extra"/>
-                <w:color w:val="000000"/>
-                <w:sz w:val="32"/>
-                <w:szCs w:val="32"/>
-              </w:rPr>
-              <w:t>(</w:t>
-            </w:r>
-            <w:r>
-              <w:rPr>
-                <w:rFonts w:cs="BRH Malayalam Extra"/>
-                <w:color w:val="000000"/>
-                <w:szCs w:val="32"/>
-              </w:rPr>
-              <w:t>41</w:t>
-            </w:r>
-            <w:r>
-              <w:rPr>
-                <w:rFonts w:ascii="BRH Malayalam Extra" w:hAnsi="BRH Malayalam Extra" w:cs="BRH Malayalam Extra"/>
-                <w:color w:val="000000"/>
-                <w:sz w:val="32"/>
-                <w:szCs w:val="32"/>
-              </w:rPr>
-              <w:t>)- ¥b</w:t>
-            </w:r>
-            <w:r>
-              <w:rPr>
-                <w:rFonts w:ascii="BRH Malayalam Extra" w:hAnsi="BRH Malayalam Extra" w:cs="BRH Malayalam Extra"/>
-                <w:color w:val="000000"/>
-                <w:sz w:val="32"/>
-                <w:szCs w:val="36"/>
-              </w:rPr>
-              <w:t>–</w:t>
+              <w:t>py põ—</w:t>
             </w:r>
             <w:r>
               <w:rPr>
@@ -1327,34 +1249,26 @@
                 <w:szCs w:val="32"/>
                 <w:highlight w:val="green"/>
               </w:rPr>
-              <w:t>p</w:t>
-            </w:r>
-            <w:r>
-              <w:rPr>
-                <w:rFonts w:ascii="BRH Malayalam Extra" w:hAnsi="BRH Malayalam Extra" w:cs="BRH Malayalam Extra"/>
-                <w:color w:val="000000"/>
-                <w:sz w:val="32"/>
-                <w:szCs w:val="32"/>
-              </w:rPr>
-              <w:t>Zx˜hõJ | C</w:t>
-            </w:r>
-            <w:r>
-              <w:rPr>
-                <w:rFonts w:ascii="BRH Malayalam Extra" w:hAnsi="BRH Malayalam Extra" w:cs="BRH Malayalam Extra"/>
-                <w:color w:val="000000"/>
-                <w:sz w:val="28"/>
-                <w:szCs w:val="32"/>
-              </w:rPr>
-              <w:t>–</w:t>
-            </w:r>
-            <w:r>
-              <w:rPr>
-                <w:rFonts w:ascii="BRH Malayalam Extra" w:hAnsi="BRH Malayalam Extra" w:cs="BRH Malayalam Extra"/>
-                <w:color w:val="000000"/>
-                <w:sz w:val="32"/>
-                <w:szCs w:val="32"/>
-              </w:rPr>
-              <w:t>t |</w:t>
+              <w:t>ix</w:t>
+            </w:r>
+            <w:r>
+              <w:rPr>
+                <w:rFonts w:ascii="BRH Malayalam Extra" w:hAnsi="BRH Malayalam Extra" w:cs="BRH Malayalam Extra"/>
+                <w:color w:val="000000"/>
+                <w:sz w:val="28"/>
+                <w:szCs w:val="32"/>
+                <w:highlight w:val="green"/>
+              </w:rPr>
+              <w:t>–</w:t>
+            </w:r>
+            <w:r>
+              <w:rPr>
+                <w:rFonts w:ascii="BRH Malayalam Extra" w:hAnsi="BRH Malayalam Extra" w:cs="BRH Malayalam Extra"/>
+                <w:color w:val="000000"/>
+                <w:sz w:val="32"/>
+                <w:szCs w:val="32"/>
+              </w:rPr>
+              <w:t xml:space="preserve">ªU§ a§sx | </w:t>
             </w:r>
           </w:p>
           <w:p>
@@ -1365,8 +1279,4830 @@
               <w:adjustRightInd w:val="0"/>
               <w:spacing w:before="0" w:line="240" w:lineRule="auto"/>
               <w:rPr>
-                <w:rFonts w:cs="BRH Malayalam Extra"/>
-                <w:color w:val="000000"/>
+                <w:rFonts w:ascii="BRH Malayalam Extra" w:hAnsi="BRH Malayalam Extra" w:cs="BRH Malayalam Extra"/>
+                <w:color w:val="000000"/>
+                <w:sz w:val="32"/>
+                <w:szCs w:val="32"/>
+              </w:rPr>
+            </w:pPr>
+            <w:r>
+              <w:rPr>
+                <w:rFonts w:ascii="BRH Malayalam Extra" w:hAnsi="BRH Malayalam Extra" w:cs="BRH Malayalam Extra"/>
+                <w:color w:val="000000"/>
+                <w:sz w:val="32"/>
+                <w:szCs w:val="32"/>
+              </w:rPr>
+              <w:t>(</w:t>
+            </w:r>
+            <w:proofErr w:type="gramStart"/>
+            <w:r>
+              <w:rPr>
+                <w:rFonts w:cs="BRH Malayalam Extra"/>
+                <w:color w:val="000000"/>
+                <w:szCs w:val="32"/>
+              </w:rPr>
+              <w:t>26</w:t>
+            </w:r>
+            <w:r>
+              <w:rPr>
+                <w:rFonts w:ascii="BRH Malayalam Extra" w:hAnsi="BRH Malayalam Extra" w:cs="BRH Malayalam Extra"/>
+                <w:color w:val="000000"/>
+                <w:sz w:val="32"/>
+                <w:szCs w:val="32"/>
+              </w:rPr>
+              <w:t>)</w:t>
+            </w:r>
+            <w:r>
+              <w:rPr>
+                <w:rFonts w:cs="BRH Malayalam Extra"/>
+                <w:color w:val="000000"/>
+                <w:szCs w:val="32"/>
+              </w:rPr>
+              <w:t>[</w:t>
+            </w:r>
+            <w:proofErr w:type="gramEnd"/>
+            <w:r>
+              <w:rPr>
+                <w:rFonts w:cs="BRH Malayalam Extra"/>
+                <w:color w:val="000000"/>
+                <w:szCs w:val="32"/>
+              </w:rPr>
+              <w:t>P14</w:t>
+            </w:r>
+            <w:r>
+              <w:rPr>
+                <w:rFonts w:ascii="BRH Malayalam Extra" w:hAnsi="BRH Malayalam Extra" w:cs="BRH Malayalam Extra"/>
+                <w:color w:val="000000"/>
+                <w:sz w:val="32"/>
+                <w:szCs w:val="32"/>
+              </w:rPr>
+              <w:t xml:space="preserve">] </w:t>
+            </w:r>
+            <w:r>
+              <w:rPr>
+                <w:rFonts w:cs="BRH Malayalam Extra"/>
+                <w:color w:val="000000"/>
+                <w:szCs w:val="32"/>
+              </w:rPr>
+              <w:t>7</w:t>
+            </w:r>
+            <w:r>
+              <w:rPr>
+                <w:rFonts w:ascii="BRH Malayalam Extra" w:hAnsi="BRH Malayalam Extra" w:cs="BRH Malayalam Extra"/>
+                <w:color w:val="000000"/>
+                <w:sz w:val="32"/>
+                <w:szCs w:val="32"/>
+              </w:rPr>
+              <w:t>.</w:t>
+            </w:r>
+            <w:r>
+              <w:rPr>
+                <w:rFonts w:cs="BRH Malayalam Extra"/>
+                <w:color w:val="000000"/>
+                <w:szCs w:val="32"/>
+              </w:rPr>
+              <w:t>1</w:t>
+            </w:r>
+            <w:r>
+              <w:rPr>
+                <w:rFonts w:ascii="BRH Malayalam Extra" w:hAnsi="BRH Malayalam Extra" w:cs="BRH Malayalam Extra"/>
+                <w:color w:val="000000"/>
+                <w:sz w:val="32"/>
+                <w:szCs w:val="32"/>
+              </w:rPr>
+              <w:t>.</w:t>
+            </w:r>
+            <w:r>
+              <w:rPr>
+                <w:rFonts w:cs="BRH Malayalam Extra"/>
+                <w:color w:val="000000"/>
+                <w:szCs w:val="32"/>
+              </w:rPr>
+              <w:t>5</w:t>
+            </w:r>
+            <w:r>
+              <w:rPr>
+                <w:rFonts w:ascii="BRH Malayalam Extra" w:hAnsi="BRH Malayalam Extra" w:cs="BRH Malayalam Extra"/>
+                <w:color w:val="000000"/>
+                <w:sz w:val="32"/>
+                <w:szCs w:val="32"/>
+              </w:rPr>
+              <w:t>.</w:t>
+            </w:r>
+            <w:r>
+              <w:rPr>
+                <w:rFonts w:cs="BRH Malayalam Extra"/>
+                <w:color w:val="000000"/>
+                <w:szCs w:val="32"/>
+              </w:rPr>
+              <w:t>1</w:t>
+            </w:r>
+            <w:r>
+              <w:rPr>
+                <w:rFonts w:ascii="BRH Malayalam Extra" w:hAnsi="BRH Malayalam Extra" w:cs="BRH Malayalam Extra"/>
+                <w:color w:val="000000"/>
+                <w:sz w:val="32"/>
+                <w:szCs w:val="32"/>
+              </w:rPr>
+              <w:t>(</w:t>
+            </w:r>
+            <w:r>
+              <w:rPr>
+                <w:rFonts w:cs="BRH Malayalam Extra"/>
+                <w:color w:val="000000"/>
+                <w:szCs w:val="32"/>
+              </w:rPr>
+              <w:t>24</w:t>
+            </w:r>
+            <w:r>
+              <w:rPr>
+                <w:rFonts w:ascii="BRH Malayalam Extra" w:hAnsi="BRH Malayalam Extra" w:cs="BRH Malayalam Extra"/>
+                <w:color w:val="000000"/>
+                <w:sz w:val="32"/>
+                <w:szCs w:val="32"/>
+              </w:rPr>
+              <w:t>)- A</w:t>
+            </w:r>
+            <w:r>
+              <w:rPr>
+                <w:rFonts w:ascii="BRH Malayalam Extra" w:hAnsi="BRH Malayalam Extra" w:cs="BRH Malayalam Extra"/>
+                <w:color w:val="000000"/>
+                <w:sz w:val="28"/>
+                <w:szCs w:val="32"/>
+              </w:rPr>
+              <w:t>–</w:t>
+            </w:r>
+            <w:r>
+              <w:rPr>
+                <w:rFonts w:ascii="BRH Malayalam Extra" w:hAnsi="BRH Malayalam Extra" w:cs="BRH Malayalam Extra"/>
+                <w:color w:val="000000"/>
+                <w:sz w:val="32"/>
+                <w:szCs w:val="32"/>
+              </w:rPr>
+              <w:t>ix</w:t>
+            </w:r>
+            <w:r>
+              <w:rPr>
+                <w:rFonts w:ascii="BRH Malayalam Extra" w:hAnsi="BRH Malayalam Extra" w:cs="BRH Malayalam Extra"/>
+                <w:color w:val="000000"/>
+                <w:sz w:val="28"/>
+                <w:szCs w:val="32"/>
+              </w:rPr>
+              <w:t>–</w:t>
+            </w:r>
+            <w:r>
+              <w:rPr>
+                <w:rFonts w:ascii="BRH Malayalam Extra" w:hAnsi="BRH Malayalam Extra" w:cs="BRH Malayalam Extra"/>
+                <w:color w:val="000000"/>
+                <w:sz w:val="32"/>
+                <w:szCs w:val="32"/>
+              </w:rPr>
+              <w:t>ªU§</w:t>
+            </w:r>
+            <w:r>
+              <w:rPr>
+                <w:rFonts w:ascii="BRH Malayalam Extra" w:hAnsi="BRH Malayalam Extra" w:cs="BRH Malayalam Extra"/>
+                <w:color w:val="000000"/>
+                <w:sz w:val="28"/>
+                <w:szCs w:val="32"/>
+              </w:rPr>
+              <w:t>–</w:t>
+            </w:r>
+            <w:r>
+              <w:rPr>
+                <w:rFonts w:ascii="BRH Malayalam Extra" w:hAnsi="BRH Malayalam Extra" w:cs="BRH Malayalam Extra"/>
+                <w:color w:val="000000"/>
+                <w:sz w:val="32"/>
+                <w:szCs w:val="32"/>
+              </w:rPr>
+              <w:t xml:space="preserve"> | sx | A</w:t>
+            </w:r>
+            <w:r>
+              <w:rPr>
+                <w:rFonts w:ascii="BRH Malayalam Extra" w:hAnsi="BRH Malayalam Extra" w:cs="BRH Malayalam Extra"/>
+                <w:color w:val="000000"/>
+                <w:sz w:val="28"/>
+                <w:szCs w:val="32"/>
+              </w:rPr>
+              <w:t>–</w:t>
+            </w:r>
+            <w:r>
+              <w:rPr>
+                <w:rFonts w:ascii="BRH Malayalam Extra" w:hAnsi="BRH Malayalam Extra" w:cs="BRH Malayalam Extra"/>
+                <w:color w:val="000000"/>
+                <w:sz w:val="32"/>
+                <w:szCs w:val="32"/>
+              </w:rPr>
+              <w:t>öe</w:t>
+            </w:r>
+            <w:r>
+              <w:rPr>
+                <w:rFonts w:ascii="BRH Malayalam Extra" w:hAnsi="BRH Malayalam Extra" w:cs="BRH Malayalam Extra"/>
+                <w:color w:val="000000"/>
+                <w:sz w:val="28"/>
+                <w:szCs w:val="32"/>
+              </w:rPr>
+              <w:t>–</w:t>
+            </w:r>
+            <w:r>
+              <w:rPr>
+                <w:rFonts w:ascii="BRH Malayalam Extra" w:hAnsi="BRH Malayalam Extra" w:cs="BRH Malayalam Extra"/>
+                <w:color w:val="000000"/>
+                <w:sz w:val="32"/>
+                <w:szCs w:val="32"/>
+              </w:rPr>
+              <w:t>a</w:t>
+            </w:r>
+            <w:r>
+              <w:rPr>
+                <w:rFonts w:ascii="BRH Malayalam Extra" w:hAnsi="BRH Malayalam Extra" w:cs="BRH Malayalam Extra"/>
+                <w:color w:val="000000"/>
+                <w:sz w:val="28"/>
+                <w:szCs w:val="32"/>
+              </w:rPr>
+              <w:t>–</w:t>
+            </w:r>
+            <w:r>
+              <w:rPr>
+                <w:rFonts w:ascii="BRH Malayalam Extra" w:hAnsi="BRH Malayalam Extra" w:cs="BRH Malayalam Extra"/>
+                <w:color w:val="000000"/>
+                <w:sz w:val="32"/>
+                <w:szCs w:val="32"/>
+              </w:rPr>
+              <w:t>Z</w:t>
+            </w:r>
+            <w:r>
+              <w:rPr>
+                <w:rFonts w:ascii="BRH Malayalam Extra" w:hAnsi="BRH Malayalam Extra" w:cs="BRH Malayalam Extra"/>
+                <w:color w:val="000000"/>
+                <w:sz w:val="28"/>
+                <w:szCs w:val="32"/>
+              </w:rPr>
+              <w:t>–</w:t>
+            </w:r>
+            <w:r>
+              <w:rPr>
+                <w:rFonts w:ascii="BRH Malayalam Extra" w:hAnsi="BRH Malayalam Extra" w:cs="BRH Malayalam Extra"/>
+                <w:color w:val="000000"/>
+                <w:sz w:val="32"/>
+                <w:szCs w:val="32"/>
+              </w:rPr>
+              <w:t xml:space="preserve"> |</w:t>
+            </w:r>
+          </w:p>
+          <w:p>
+            <w:pPr>
+              <w:widowControl w:val="0"/>
+              <w:autoSpaceDE w:val="0"/>
+              <w:autoSpaceDN w:val="0"/>
+              <w:adjustRightInd w:val="0"/>
+              <w:spacing w:before="0" w:line="240" w:lineRule="auto"/>
+              <w:rPr>
+                <w:rFonts w:ascii="BRH Malayalam Extra" w:hAnsi="BRH Malayalam Extra" w:cs="BRH Malayalam Extra"/>
+                <w:color w:val="000000"/>
+                <w:sz w:val="32"/>
+                <w:szCs w:val="32"/>
+              </w:rPr>
+            </w:pPr>
+            <w:r>
+              <w:rPr>
+                <w:rFonts w:ascii="BRH Malayalam Extra" w:hAnsi="BRH Malayalam Extra" w:cs="BRH Malayalam Extra"/>
+                <w:color w:val="000000"/>
+                <w:sz w:val="32"/>
+                <w:szCs w:val="32"/>
+              </w:rPr>
+              <w:t>A</w:t>
+            </w:r>
+            <w:r>
+              <w:rPr>
+                <w:rFonts w:ascii="BRH Malayalam Extra" w:hAnsi="BRH Malayalam Extra" w:cs="BRH Malayalam Extra"/>
+                <w:color w:val="000000"/>
+                <w:sz w:val="28"/>
+                <w:szCs w:val="32"/>
+              </w:rPr>
+              <w:t>–</w:t>
+            </w:r>
+            <w:r>
+              <w:rPr>
+                <w:rFonts w:ascii="BRH Malayalam Extra" w:hAnsi="BRH Malayalam Extra" w:cs="BRH Malayalam Extra"/>
+                <w:color w:val="000000"/>
+                <w:sz w:val="32"/>
+                <w:szCs w:val="32"/>
+              </w:rPr>
+              <w:t>ix</w:t>
+            </w:r>
+            <w:r>
+              <w:rPr>
+                <w:rFonts w:ascii="BRH Malayalam Extra" w:hAnsi="BRH Malayalam Extra" w:cs="BRH Malayalam Extra"/>
+                <w:color w:val="000000"/>
+                <w:sz w:val="28"/>
+                <w:szCs w:val="32"/>
+              </w:rPr>
+              <w:t>–</w:t>
+            </w:r>
+            <w:r>
+              <w:rPr>
+                <w:rFonts w:ascii="BRH Malayalam Extra" w:hAnsi="BRH Malayalam Extra" w:cs="BRH Malayalam Extra"/>
+                <w:color w:val="000000"/>
+                <w:sz w:val="32"/>
+                <w:szCs w:val="32"/>
+              </w:rPr>
+              <w:t>ªU§ a§sx sx „ix˜ªW</w:t>
+            </w:r>
+            <w:r>
+              <w:rPr>
+                <w:rFonts w:ascii="BRH Malayalam Extra" w:hAnsi="BRH Malayalam Extra" w:cs="BRH Malayalam Extra"/>
+                <w:color w:val="000000"/>
+                <w:sz w:val="32"/>
+                <w:szCs w:val="32"/>
+                <w:highlight w:val="green"/>
+              </w:rPr>
+              <w:t>ix</w:t>
+            </w:r>
+            <w:r>
+              <w:rPr>
+                <w:rFonts w:ascii="BRH Malayalam Extra" w:hAnsi="BRH Malayalam Extra" w:cs="BRH Malayalam Extra"/>
+                <w:color w:val="000000"/>
+                <w:sz w:val="28"/>
+                <w:szCs w:val="32"/>
+              </w:rPr>
+              <w:t>–</w:t>
+            </w:r>
+            <w:r>
+              <w:rPr>
+                <w:rFonts w:ascii="BRH Malayalam Extra" w:hAnsi="BRH Malayalam Extra" w:cs="BRH Malayalam Extra"/>
+                <w:color w:val="000000"/>
+                <w:sz w:val="32"/>
+                <w:szCs w:val="32"/>
+              </w:rPr>
+              <w:t>ªU§ a§sx „öe—aZx öeaZ</w:t>
+            </w:r>
+            <w:r>
+              <w:rPr>
+                <w:rFonts w:ascii="BRH Malayalam Extra" w:hAnsi="BRH Malayalam Extra" w:cs="BRH Malayalam Extra"/>
+                <w:color w:val="000000"/>
+                <w:sz w:val="28"/>
+                <w:szCs w:val="32"/>
+              </w:rPr>
+              <w:t>–</w:t>
+            </w:r>
+            <w:r>
+              <w:rPr>
+                <w:rFonts w:ascii="BRH Malayalam Extra" w:hAnsi="BRH Malayalam Extra" w:cs="BRH Malayalam Extra"/>
+                <w:color w:val="000000"/>
+                <w:sz w:val="32"/>
+                <w:szCs w:val="32"/>
+              </w:rPr>
+              <w:t xml:space="preserve"> sx „ix˜ªW</w:t>
+            </w:r>
+            <w:r>
+              <w:rPr>
+                <w:rFonts w:ascii="BRH Malayalam Extra" w:hAnsi="BRH Malayalam Extra" w:cs="BRH Malayalam Extra"/>
+                <w:color w:val="000000"/>
+                <w:sz w:val="32"/>
+                <w:szCs w:val="32"/>
+                <w:highlight w:val="green"/>
+              </w:rPr>
+              <w:t>ix</w:t>
+            </w:r>
+            <w:r>
+              <w:rPr>
+                <w:rFonts w:ascii="BRH Malayalam Extra" w:hAnsi="BRH Malayalam Extra" w:cs="BRH Malayalam Extra"/>
+                <w:color w:val="000000"/>
+                <w:sz w:val="28"/>
+                <w:szCs w:val="32"/>
+              </w:rPr>
+              <w:t>–</w:t>
+            </w:r>
+            <w:r>
+              <w:rPr>
+                <w:rFonts w:ascii="BRH Malayalam Extra" w:hAnsi="BRH Malayalam Extra" w:cs="BRH Malayalam Extra"/>
+                <w:color w:val="000000"/>
+                <w:sz w:val="32"/>
+                <w:szCs w:val="32"/>
+              </w:rPr>
+              <w:t xml:space="preserve">ªU§ a§sx „öe—aZ | </w:t>
+            </w:r>
+          </w:p>
+        </w:tc>
+      </w:tr>
+      <w:tr>
+        <w:trPr>
+          <w:trHeight w:val="2064"/>
+        </w:trPr>
+        <w:tc>
+          <w:tcPr>
+            <w:tcW w:w="7024" w:type="dxa"/>
+          </w:tcPr>
+          <w:p>
+            <w:pPr>
+              <w:widowControl w:val="0"/>
+              <w:autoSpaceDE w:val="0"/>
+              <w:autoSpaceDN w:val="0"/>
+              <w:adjustRightInd w:val="0"/>
+              <w:spacing w:line="240" w:lineRule="auto"/>
+              <w:rPr>
+                <w:rFonts w:ascii="BRH Malayalam Extra" w:hAnsi="BRH Malayalam Extra" w:cs="BRH Malayalam Extra"/>
+                <w:color w:val="000000"/>
+                <w:sz w:val="32"/>
+                <w:szCs w:val="32"/>
+              </w:rPr>
+            </w:pPr>
+            <w:r>
+              <w:rPr>
+                <w:rFonts w:ascii="BRH Malayalam Extra" w:hAnsi="BRH Malayalam Extra" w:cs="BRH Malayalam Extra"/>
+                <w:color w:val="000000"/>
+                <w:sz w:val="32"/>
+                <w:szCs w:val="32"/>
+              </w:rPr>
+              <w:t>(</w:t>
+            </w:r>
+            <w:proofErr w:type="gramStart"/>
+            <w:r>
+              <w:rPr>
+                <w:rFonts w:cs="BRH Malayalam Extra"/>
+                <w:color w:val="000000"/>
+                <w:szCs w:val="32"/>
+              </w:rPr>
+              <w:t>20</w:t>
+            </w:r>
+            <w:r>
+              <w:rPr>
+                <w:rFonts w:ascii="BRH Malayalam Extra" w:hAnsi="BRH Malayalam Extra" w:cs="BRH Malayalam Extra"/>
+                <w:color w:val="000000"/>
+                <w:sz w:val="32"/>
+                <w:szCs w:val="32"/>
+              </w:rPr>
+              <w:t>)</w:t>
+            </w:r>
+            <w:r>
+              <w:rPr>
+                <w:rFonts w:cs="BRH Malayalam Extra"/>
+                <w:color w:val="000000"/>
+                <w:szCs w:val="32"/>
+              </w:rPr>
+              <w:t>[</w:t>
+            </w:r>
+            <w:proofErr w:type="gramEnd"/>
+            <w:r>
+              <w:rPr>
+                <w:rFonts w:cs="BRH Malayalam Extra"/>
+                <w:color w:val="000000"/>
+                <w:szCs w:val="32"/>
+              </w:rPr>
+              <w:t>P21</w:t>
+            </w:r>
+            <w:r>
+              <w:rPr>
+                <w:rFonts w:ascii="BRH Malayalam Extra" w:hAnsi="BRH Malayalam Extra" w:cs="BRH Malayalam Extra"/>
+                <w:color w:val="000000"/>
+                <w:sz w:val="32"/>
+                <w:szCs w:val="32"/>
+              </w:rPr>
+              <w:t xml:space="preserve">] </w:t>
+            </w:r>
+            <w:r>
+              <w:rPr>
+                <w:rFonts w:cs="BRH Malayalam Extra"/>
+                <w:color w:val="000000"/>
+                <w:szCs w:val="32"/>
+              </w:rPr>
+              <w:t>7</w:t>
+            </w:r>
+            <w:r>
+              <w:rPr>
+                <w:rFonts w:ascii="BRH Malayalam Extra" w:hAnsi="BRH Malayalam Extra" w:cs="BRH Malayalam Extra"/>
+                <w:color w:val="000000"/>
+                <w:sz w:val="32"/>
+                <w:szCs w:val="32"/>
+              </w:rPr>
+              <w:t>.</w:t>
+            </w:r>
+            <w:r>
+              <w:rPr>
+                <w:rFonts w:cs="BRH Malayalam Extra"/>
+                <w:color w:val="000000"/>
+                <w:szCs w:val="32"/>
+              </w:rPr>
+              <w:t>1</w:t>
+            </w:r>
+            <w:r>
+              <w:rPr>
+                <w:rFonts w:ascii="BRH Malayalam Extra" w:hAnsi="BRH Malayalam Extra" w:cs="BRH Malayalam Extra"/>
+                <w:color w:val="000000"/>
+                <w:sz w:val="32"/>
+                <w:szCs w:val="32"/>
+              </w:rPr>
+              <w:t>.</w:t>
+            </w:r>
+            <w:r>
+              <w:rPr>
+                <w:rFonts w:cs="BRH Malayalam Extra"/>
+                <w:color w:val="000000"/>
+                <w:szCs w:val="32"/>
+              </w:rPr>
+              <w:t>6</w:t>
+            </w:r>
+            <w:r>
+              <w:rPr>
+                <w:rFonts w:ascii="BRH Malayalam Extra" w:hAnsi="BRH Malayalam Extra" w:cs="BRH Malayalam Extra"/>
+                <w:color w:val="000000"/>
+                <w:sz w:val="32"/>
+                <w:szCs w:val="32"/>
+              </w:rPr>
+              <w:t>.</w:t>
+            </w:r>
+            <w:r>
+              <w:rPr>
+                <w:rFonts w:cs="BRH Malayalam Extra"/>
+                <w:color w:val="000000"/>
+                <w:szCs w:val="32"/>
+              </w:rPr>
+              <w:t>1</w:t>
+            </w:r>
+            <w:r>
+              <w:rPr>
+                <w:rFonts w:ascii="BRH Malayalam Extra" w:hAnsi="BRH Malayalam Extra" w:cs="BRH Malayalam Extra"/>
+                <w:color w:val="000000"/>
+                <w:sz w:val="32"/>
+                <w:szCs w:val="32"/>
+              </w:rPr>
+              <w:t>(</w:t>
+            </w:r>
+            <w:r>
+              <w:rPr>
+                <w:rFonts w:cs="BRH Malayalam Extra"/>
+                <w:color w:val="000000"/>
+                <w:szCs w:val="32"/>
+              </w:rPr>
+              <w:t>19</w:t>
+            </w:r>
+            <w:r>
+              <w:rPr>
+                <w:rFonts w:ascii="BRH Malayalam Extra" w:hAnsi="BRH Malayalam Extra" w:cs="BRH Malayalam Extra"/>
+                <w:color w:val="000000"/>
+                <w:sz w:val="32"/>
+                <w:szCs w:val="32"/>
+              </w:rPr>
+              <w:t xml:space="preserve">)- Asë¡— | </w:t>
+            </w:r>
+            <w:proofErr w:type="gramStart"/>
+            <w:r>
+              <w:rPr>
+                <w:rFonts w:ascii="BRH Malayalam Extra" w:hAnsi="BRH Malayalam Extra" w:cs="BRH Malayalam Extra"/>
+                <w:color w:val="000000"/>
+                <w:sz w:val="32"/>
+                <w:szCs w:val="32"/>
+              </w:rPr>
+              <w:t>tz(</w:t>
+            </w:r>
+            <w:proofErr w:type="gramEnd"/>
+            <w:r>
+              <w:rPr>
+                <w:rFonts w:cs="BRH Malayalam Extra"/>
+                <w:color w:val="000000"/>
+                <w:szCs w:val="32"/>
+              </w:rPr>
+              <w:t>3</w:t>
+            </w:r>
+            <w:r>
+              <w:rPr>
+                <w:rFonts w:ascii="BRH Malayalam Extra" w:hAnsi="BRH Malayalam Extra" w:cs="BRH Malayalam Extra"/>
+                <w:color w:val="000000"/>
+                <w:sz w:val="32"/>
+                <w:szCs w:val="32"/>
+              </w:rPr>
+              <w:t xml:space="preserve">) | CZy— | </w:t>
+            </w:r>
+          </w:p>
+          <w:p>
+            <w:pPr>
+              <w:widowControl w:val="0"/>
+              <w:autoSpaceDE w:val="0"/>
+              <w:autoSpaceDN w:val="0"/>
+              <w:adjustRightInd w:val="0"/>
+              <w:spacing w:line="240" w:lineRule="auto"/>
+              <w:rPr>
+                <w:rFonts w:ascii="BRH Malayalam Extra" w:hAnsi="BRH Malayalam Extra" w:cs="BRH Malayalam Extra"/>
+                <w:color w:val="000000"/>
+                <w:sz w:val="32"/>
+                <w:szCs w:val="32"/>
+              </w:rPr>
+            </w:pPr>
+            <w:r>
+              <w:rPr>
+                <w:rFonts w:ascii="BRH Malayalam Extra" w:hAnsi="BRH Malayalam Extra" w:cs="BRH Malayalam Extra"/>
+                <w:color w:val="000000"/>
+                <w:sz w:val="32"/>
+                <w:szCs w:val="32"/>
+              </w:rPr>
+              <w:t>Asë¡</w:t>
+            </w:r>
+            <w:r>
+              <w:rPr>
+                <w:rFonts w:ascii="BRH Malayalam Extra" w:hAnsi="BRH Malayalam Extra" w:cs="BRH Malayalam Extra"/>
+                <w:color w:val="000000"/>
+                <w:sz w:val="28"/>
+                <w:szCs w:val="32"/>
+              </w:rPr>
+              <w:t>–</w:t>
+            </w:r>
+            <w:r>
+              <w:rPr>
+                <w:rFonts w:ascii="BRH Malayalam Extra" w:hAnsi="BRH Malayalam Extra" w:cs="BRH Malayalam Extra"/>
+                <w:color w:val="000000"/>
+                <w:sz w:val="32"/>
+                <w:szCs w:val="32"/>
+              </w:rPr>
+              <w:t xml:space="preserve"> </w:t>
+            </w:r>
+            <w:proofErr w:type="gramStart"/>
+            <w:r>
+              <w:rPr>
+                <w:rFonts w:ascii="BRH Malayalam Extra" w:hAnsi="BRH Malayalam Extra" w:cs="BRH Malayalam Extra"/>
+                <w:color w:val="000000"/>
+                <w:sz w:val="32"/>
+                <w:szCs w:val="32"/>
+              </w:rPr>
+              <w:t>tz(</w:t>
+            </w:r>
+            <w:proofErr w:type="gramEnd"/>
+            <w:r>
+              <w:rPr>
+                <w:rFonts w:cs="BRH Malayalam Extra"/>
+                <w:color w:val="000000"/>
+                <w:szCs w:val="32"/>
+              </w:rPr>
+              <w:t>3</w:t>
+            </w:r>
+            <w:r>
+              <w:rPr>
+                <w:rFonts w:ascii="BRH Malayalam Extra" w:hAnsi="BRH Malayalam Extra" w:cs="BRH Malayalam Extra"/>
+                <w:color w:val="000000"/>
+                <w:sz w:val="32"/>
+                <w:szCs w:val="32"/>
+              </w:rPr>
+              <w:t xml:space="preserve">) </w:t>
+            </w:r>
+            <w:proofErr w:type="gramStart"/>
+            <w:r>
+              <w:rPr>
+                <w:rFonts w:ascii="BRH Malayalam Extra" w:hAnsi="BRH Malayalam Extra" w:cs="BRH Malayalam Extra"/>
+                <w:color w:val="000000"/>
+                <w:sz w:val="32"/>
+                <w:szCs w:val="32"/>
+                <w:highlight w:val="yellow"/>
+              </w:rPr>
+              <w:t>t</w:t>
+            </w:r>
+            <w:r>
+              <w:rPr>
+                <w:rFonts w:ascii="BRH Malayalam Extra" w:hAnsi="BRH Malayalam Extra" w:cs="BRH Malayalam Extra"/>
+                <w:color w:val="000000"/>
+                <w:sz w:val="32"/>
+                <w:szCs w:val="32"/>
+                <w:highlight w:val="yellow"/>
+                <w:shd w:val="clear" w:color="auto" w:fill="FFFF00"/>
+              </w:rPr>
+              <w:t>y</w:t>
+            </w:r>
+            <w:r>
+              <w:rPr>
+                <w:rFonts w:ascii="BRH Malayalam Extra" w:hAnsi="BRH Malayalam Extra" w:cs="BRH Malayalam Extra"/>
+                <w:color w:val="000000"/>
+                <w:sz w:val="32"/>
+                <w:szCs w:val="32"/>
+              </w:rPr>
+              <w:t>(</w:t>
+            </w:r>
+            <w:proofErr w:type="gramEnd"/>
+            <w:r>
+              <w:rPr>
+                <w:rFonts w:cs="BRH Malayalam Extra"/>
+                <w:color w:val="000000"/>
+                <w:szCs w:val="32"/>
+              </w:rPr>
+              <w:t>3</w:t>
+            </w:r>
+            <w:r>
+              <w:rPr>
+                <w:rFonts w:ascii="BRH Malayalam Extra" w:hAnsi="BRH Malayalam Extra" w:cs="BRH Malayalam Extra"/>
+                <w:color w:val="000000"/>
+                <w:sz w:val="32"/>
+                <w:szCs w:val="32"/>
+              </w:rPr>
+              <w:t>) Asëûsë¡</w:t>
+            </w:r>
+            <w:r>
+              <w:rPr>
+                <w:rFonts w:ascii="BRH Malayalam Extra" w:hAnsi="BRH Malayalam Extra" w:cs="BRH Malayalam Extra"/>
+                <w:color w:val="000000"/>
+                <w:sz w:val="28"/>
+                <w:szCs w:val="32"/>
+              </w:rPr>
+              <w:t>–</w:t>
+            </w:r>
+            <w:r>
+              <w:rPr>
+                <w:rFonts w:ascii="BRH Malayalam Extra" w:hAnsi="BRH Malayalam Extra" w:cs="BRH Malayalam Extra"/>
+                <w:color w:val="000000"/>
+                <w:sz w:val="32"/>
+                <w:szCs w:val="32"/>
+              </w:rPr>
+              <w:t xml:space="preserve"> </w:t>
+            </w:r>
+            <w:proofErr w:type="gramStart"/>
+            <w:r>
+              <w:rPr>
+                <w:rFonts w:ascii="BRH Malayalam Extra" w:hAnsi="BRH Malayalam Extra" w:cs="BRH Malayalam Extra"/>
+                <w:color w:val="000000"/>
+                <w:sz w:val="32"/>
+                <w:szCs w:val="32"/>
+              </w:rPr>
+              <w:t>tz(</w:t>
+            </w:r>
+            <w:proofErr w:type="gramEnd"/>
+            <w:r>
+              <w:rPr>
+                <w:rFonts w:cs="BRH Malayalam Extra"/>
+                <w:color w:val="000000"/>
+                <w:szCs w:val="32"/>
+              </w:rPr>
+              <w:t>3</w:t>
+            </w:r>
+            <w:r>
+              <w:rPr>
+                <w:rFonts w:ascii="BRH Malayalam Extra" w:hAnsi="BRH Malayalam Extra" w:cs="BRH Malayalam Extra"/>
+                <w:color w:val="000000"/>
+                <w:sz w:val="32"/>
+                <w:szCs w:val="32"/>
+              </w:rPr>
+              <w:t>) CZzZy</w:t>
+            </w:r>
+            <w:r>
+              <w:rPr>
+                <w:rFonts w:ascii="BRH Malayalam Extra" w:hAnsi="BRH Malayalam Extra" w:cs="BRH Malayalam Extra"/>
+                <w:color w:val="000000"/>
+                <w:sz w:val="28"/>
+                <w:szCs w:val="32"/>
+              </w:rPr>
+              <w:t>–</w:t>
+            </w:r>
+            <w:r>
+              <w:rPr>
+                <w:rFonts w:ascii="BRH Malayalam Extra" w:hAnsi="BRH Malayalam Extra" w:cs="BRH Malayalam Extra"/>
+                <w:color w:val="000000"/>
+                <w:sz w:val="32"/>
+                <w:szCs w:val="32"/>
+              </w:rPr>
+              <w:t xml:space="preserve"> </w:t>
+            </w:r>
+            <w:proofErr w:type="gramStart"/>
+            <w:r>
+              <w:rPr>
+                <w:rFonts w:ascii="BRH Malayalam Extra" w:hAnsi="BRH Malayalam Extra" w:cs="BRH Malayalam Extra"/>
+                <w:color w:val="000000"/>
+                <w:sz w:val="32"/>
+                <w:szCs w:val="32"/>
+              </w:rPr>
+              <w:t>tz(</w:t>
+            </w:r>
+            <w:proofErr w:type="gramEnd"/>
+            <w:r>
+              <w:rPr>
+                <w:rFonts w:cs="BRH Malayalam Extra"/>
+                <w:color w:val="000000"/>
+                <w:szCs w:val="32"/>
+              </w:rPr>
+              <w:t>3</w:t>
+            </w:r>
+            <w:r>
+              <w:rPr>
+                <w:rFonts w:ascii="BRH Malayalam Extra" w:hAnsi="BRH Malayalam Extra" w:cs="BRH Malayalam Extra"/>
+                <w:color w:val="000000"/>
+                <w:sz w:val="32"/>
+                <w:szCs w:val="32"/>
+              </w:rPr>
+              <w:t>) Asëûsë¡</w:t>
+            </w:r>
+            <w:r>
+              <w:rPr>
+                <w:rFonts w:ascii="BRH Malayalam Extra" w:hAnsi="BRH Malayalam Extra" w:cs="BRH Malayalam Extra"/>
+                <w:color w:val="000000"/>
+                <w:sz w:val="28"/>
+                <w:szCs w:val="32"/>
+              </w:rPr>
+              <w:t>–</w:t>
+            </w:r>
+            <w:r>
+              <w:rPr>
+                <w:rFonts w:ascii="BRH Malayalam Extra" w:hAnsi="BRH Malayalam Extra" w:cs="BRH Malayalam Extra"/>
+                <w:color w:val="000000"/>
+                <w:sz w:val="32"/>
+                <w:szCs w:val="32"/>
+              </w:rPr>
+              <w:t xml:space="preserve"> </w:t>
+            </w:r>
+            <w:proofErr w:type="gramStart"/>
+            <w:r>
+              <w:rPr>
+                <w:rFonts w:ascii="BRH Malayalam Extra" w:hAnsi="BRH Malayalam Extra" w:cs="BRH Malayalam Extra"/>
+                <w:color w:val="000000"/>
+                <w:sz w:val="32"/>
+                <w:szCs w:val="32"/>
+              </w:rPr>
+              <w:t>tz(</w:t>
+            </w:r>
+            <w:proofErr w:type="gramEnd"/>
+            <w:r>
+              <w:rPr>
+                <w:rFonts w:cs="BRH Malayalam Extra"/>
+                <w:color w:val="000000"/>
+                <w:szCs w:val="32"/>
+              </w:rPr>
+              <w:t>3</w:t>
+            </w:r>
+            <w:r>
+              <w:rPr>
+                <w:rFonts w:ascii="BRH Malayalam Extra" w:hAnsi="BRH Malayalam Extra" w:cs="BRH Malayalam Extra"/>
+                <w:color w:val="000000"/>
+                <w:sz w:val="32"/>
+                <w:szCs w:val="32"/>
+              </w:rPr>
+              <w:t xml:space="preserve">) CZy— | </w:t>
+            </w:r>
+          </w:p>
+        </w:tc>
+        <w:tc>
+          <w:tcPr>
+            <w:tcW w:w="7230" w:type="dxa"/>
+          </w:tcPr>
+          <w:p>
+            <w:pPr>
+              <w:widowControl w:val="0"/>
+              <w:autoSpaceDE w:val="0"/>
+              <w:autoSpaceDN w:val="0"/>
+              <w:adjustRightInd w:val="0"/>
+              <w:spacing w:line="240" w:lineRule="auto"/>
+              <w:rPr>
+                <w:rFonts w:ascii="BRH Malayalam Extra" w:hAnsi="BRH Malayalam Extra" w:cs="BRH Malayalam Extra"/>
+                <w:color w:val="000000"/>
+                <w:sz w:val="32"/>
+                <w:szCs w:val="32"/>
+              </w:rPr>
+            </w:pPr>
+            <w:r>
+              <w:rPr>
+                <w:rFonts w:ascii="BRH Malayalam Extra" w:hAnsi="BRH Malayalam Extra" w:cs="BRH Malayalam Extra"/>
+                <w:color w:val="000000"/>
+                <w:sz w:val="32"/>
+                <w:szCs w:val="32"/>
+              </w:rPr>
+              <w:t>(</w:t>
+            </w:r>
+            <w:proofErr w:type="gramStart"/>
+            <w:r>
+              <w:rPr>
+                <w:rFonts w:cs="BRH Malayalam Extra"/>
+                <w:color w:val="000000"/>
+                <w:szCs w:val="32"/>
+              </w:rPr>
+              <w:t>20</w:t>
+            </w:r>
+            <w:r>
+              <w:rPr>
+                <w:rFonts w:ascii="BRH Malayalam Extra" w:hAnsi="BRH Malayalam Extra" w:cs="BRH Malayalam Extra"/>
+                <w:color w:val="000000"/>
+                <w:sz w:val="32"/>
+                <w:szCs w:val="32"/>
+              </w:rPr>
+              <w:t>)</w:t>
+            </w:r>
+            <w:r>
+              <w:rPr>
+                <w:rFonts w:cs="BRH Malayalam Extra"/>
+                <w:color w:val="000000"/>
+                <w:szCs w:val="32"/>
+              </w:rPr>
+              <w:t>[</w:t>
+            </w:r>
+            <w:proofErr w:type="gramEnd"/>
+            <w:r>
+              <w:rPr>
+                <w:rFonts w:cs="BRH Malayalam Extra"/>
+                <w:color w:val="000000"/>
+                <w:szCs w:val="32"/>
+              </w:rPr>
+              <w:t>P21</w:t>
+            </w:r>
+            <w:r>
+              <w:rPr>
+                <w:rFonts w:ascii="BRH Malayalam Extra" w:hAnsi="BRH Malayalam Extra" w:cs="BRH Malayalam Extra"/>
+                <w:color w:val="000000"/>
+                <w:sz w:val="32"/>
+                <w:szCs w:val="32"/>
+              </w:rPr>
+              <w:t xml:space="preserve">] </w:t>
+            </w:r>
+            <w:r>
+              <w:rPr>
+                <w:rFonts w:cs="BRH Malayalam Extra"/>
+                <w:color w:val="000000"/>
+                <w:szCs w:val="32"/>
+              </w:rPr>
+              <w:t>7</w:t>
+            </w:r>
+            <w:r>
+              <w:rPr>
+                <w:rFonts w:ascii="BRH Malayalam Extra" w:hAnsi="BRH Malayalam Extra" w:cs="BRH Malayalam Extra"/>
+                <w:color w:val="000000"/>
+                <w:sz w:val="32"/>
+                <w:szCs w:val="32"/>
+              </w:rPr>
+              <w:t>.</w:t>
+            </w:r>
+            <w:r>
+              <w:rPr>
+                <w:rFonts w:cs="BRH Malayalam Extra"/>
+                <w:color w:val="000000"/>
+                <w:szCs w:val="32"/>
+              </w:rPr>
+              <w:t>1</w:t>
+            </w:r>
+            <w:r>
+              <w:rPr>
+                <w:rFonts w:ascii="BRH Malayalam Extra" w:hAnsi="BRH Malayalam Extra" w:cs="BRH Malayalam Extra"/>
+                <w:color w:val="000000"/>
+                <w:sz w:val="32"/>
+                <w:szCs w:val="32"/>
+              </w:rPr>
+              <w:t>.</w:t>
+            </w:r>
+            <w:r>
+              <w:rPr>
+                <w:rFonts w:cs="BRH Malayalam Extra"/>
+                <w:color w:val="000000"/>
+                <w:szCs w:val="32"/>
+              </w:rPr>
+              <w:t>6</w:t>
+            </w:r>
+            <w:r>
+              <w:rPr>
+                <w:rFonts w:ascii="BRH Malayalam Extra" w:hAnsi="BRH Malayalam Extra" w:cs="BRH Malayalam Extra"/>
+                <w:color w:val="000000"/>
+                <w:sz w:val="32"/>
+                <w:szCs w:val="32"/>
+              </w:rPr>
+              <w:t>.</w:t>
+            </w:r>
+            <w:r>
+              <w:rPr>
+                <w:rFonts w:cs="BRH Malayalam Extra"/>
+                <w:color w:val="000000"/>
+                <w:szCs w:val="32"/>
+              </w:rPr>
+              <w:t>1</w:t>
+            </w:r>
+            <w:r>
+              <w:rPr>
+                <w:rFonts w:ascii="BRH Malayalam Extra" w:hAnsi="BRH Malayalam Extra" w:cs="BRH Malayalam Extra"/>
+                <w:color w:val="000000"/>
+                <w:sz w:val="32"/>
+                <w:szCs w:val="32"/>
+              </w:rPr>
+              <w:t>(</w:t>
+            </w:r>
+            <w:r>
+              <w:rPr>
+                <w:rFonts w:cs="BRH Malayalam Extra"/>
+                <w:color w:val="000000"/>
+                <w:szCs w:val="32"/>
+              </w:rPr>
+              <w:t>19</w:t>
+            </w:r>
+            <w:r>
+              <w:rPr>
+                <w:rFonts w:ascii="BRH Malayalam Extra" w:hAnsi="BRH Malayalam Extra" w:cs="BRH Malayalam Extra"/>
+                <w:color w:val="000000"/>
+                <w:sz w:val="32"/>
+                <w:szCs w:val="32"/>
+              </w:rPr>
+              <w:t xml:space="preserve">)- Asë¡— | </w:t>
+            </w:r>
+            <w:proofErr w:type="gramStart"/>
+            <w:r>
+              <w:rPr>
+                <w:rFonts w:ascii="BRH Malayalam Extra" w:hAnsi="BRH Malayalam Extra" w:cs="BRH Malayalam Extra"/>
+                <w:color w:val="000000"/>
+                <w:sz w:val="32"/>
+                <w:szCs w:val="32"/>
+              </w:rPr>
+              <w:t>tz(</w:t>
+            </w:r>
+            <w:proofErr w:type="gramEnd"/>
+            <w:r>
+              <w:rPr>
+                <w:rFonts w:cs="BRH Malayalam Extra"/>
+                <w:color w:val="000000"/>
+                <w:szCs w:val="32"/>
+              </w:rPr>
+              <w:t>3</w:t>
+            </w:r>
+            <w:r>
+              <w:rPr>
+                <w:rFonts w:ascii="BRH Malayalam Extra" w:hAnsi="BRH Malayalam Extra" w:cs="BRH Malayalam Extra"/>
+                <w:color w:val="000000"/>
+                <w:sz w:val="32"/>
+                <w:szCs w:val="32"/>
+              </w:rPr>
+              <w:t xml:space="preserve">) | CZy— | </w:t>
+            </w:r>
+          </w:p>
+          <w:p>
+            <w:pPr>
+              <w:widowControl w:val="0"/>
+              <w:autoSpaceDE w:val="0"/>
+              <w:autoSpaceDN w:val="0"/>
+              <w:adjustRightInd w:val="0"/>
+              <w:spacing w:line="240" w:lineRule="auto"/>
+              <w:rPr>
+                <w:rFonts w:ascii="BRH Malayalam Extra" w:hAnsi="BRH Malayalam Extra" w:cs="BRH Malayalam Extra"/>
+                <w:color w:val="000000"/>
+                <w:sz w:val="32"/>
+                <w:szCs w:val="32"/>
+              </w:rPr>
+            </w:pPr>
+            <w:r>
+              <w:rPr>
+                <w:rFonts w:ascii="BRH Malayalam Extra" w:hAnsi="BRH Malayalam Extra" w:cs="BRH Malayalam Extra"/>
+                <w:color w:val="000000"/>
+                <w:sz w:val="32"/>
+                <w:szCs w:val="32"/>
+              </w:rPr>
+              <w:t>Asë¡</w:t>
+            </w:r>
+            <w:r>
+              <w:rPr>
+                <w:rFonts w:ascii="BRH Malayalam Extra" w:hAnsi="BRH Malayalam Extra" w:cs="BRH Malayalam Extra"/>
+                <w:color w:val="000000"/>
+                <w:sz w:val="28"/>
+                <w:szCs w:val="32"/>
+              </w:rPr>
+              <w:t>–</w:t>
+            </w:r>
+            <w:r>
+              <w:rPr>
+                <w:rFonts w:ascii="BRH Malayalam Extra" w:hAnsi="BRH Malayalam Extra" w:cs="BRH Malayalam Extra"/>
+                <w:color w:val="000000"/>
+                <w:sz w:val="32"/>
+                <w:szCs w:val="32"/>
+              </w:rPr>
+              <w:t xml:space="preserve"> </w:t>
+            </w:r>
+            <w:proofErr w:type="gramStart"/>
+            <w:r>
+              <w:rPr>
+                <w:rFonts w:ascii="BRH Malayalam Extra" w:hAnsi="BRH Malayalam Extra" w:cs="BRH Malayalam Extra"/>
+                <w:color w:val="000000"/>
+                <w:sz w:val="32"/>
+                <w:szCs w:val="32"/>
+              </w:rPr>
+              <w:t>tz(</w:t>
+            </w:r>
+            <w:proofErr w:type="gramEnd"/>
+            <w:r>
+              <w:rPr>
+                <w:rFonts w:cs="BRH Malayalam Extra"/>
+                <w:color w:val="000000"/>
+                <w:szCs w:val="32"/>
+              </w:rPr>
+              <w:t>3</w:t>
+            </w:r>
+            <w:r>
+              <w:rPr>
+                <w:rFonts w:ascii="BRH Malayalam Extra" w:hAnsi="BRH Malayalam Extra" w:cs="BRH Malayalam Extra"/>
+                <w:color w:val="000000"/>
+                <w:sz w:val="32"/>
+                <w:szCs w:val="32"/>
+              </w:rPr>
+              <w:t xml:space="preserve">) </w:t>
+            </w:r>
+            <w:proofErr w:type="gramStart"/>
+            <w:r>
+              <w:rPr>
+                <w:rFonts w:ascii="BRH Malayalam Extra" w:hAnsi="BRH Malayalam Extra" w:cs="BRH Malayalam Extra"/>
+                <w:color w:val="000000"/>
+                <w:sz w:val="32"/>
+                <w:szCs w:val="32"/>
+                <w:highlight w:val="green"/>
+              </w:rPr>
+              <w:t>tz</w:t>
+            </w:r>
+            <w:r>
+              <w:rPr>
+                <w:rFonts w:ascii="BRH Malayalam Extra" w:hAnsi="BRH Malayalam Extra" w:cs="BRH Malayalam Extra"/>
+                <w:color w:val="000000"/>
+                <w:sz w:val="32"/>
+                <w:szCs w:val="32"/>
+              </w:rPr>
+              <w:t>(</w:t>
+            </w:r>
+            <w:proofErr w:type="gramEnd"/>
+            <w:r>
+              <w:rPr>
+                <w:rFonts w:cs="BRH Malayalam Extra"/>
+                <w:color w:val="000000"/>
+                <w:szCs w:val="32"/>
+              </w:rPr>
+              <w:t>3</w:t>
+            </w:r>
+            <w:r>
+              <w:rPr>
+                <w:rFonts w:ascii="BRH Malayalam Extra" w:hAnsi="BRH Malayalam Extra" w:cs="BRH Malayalam Extra"/>
+                <w:color w:val="000000"/>
+                <w:sz w:val="32"/>
+                <w:szCs w:val="32"/>
+              </w:rPr>
+              <w:t>) Asëûsë¡</w:t>
+            </w:r>
+            <w:r>
+              <w:rPr>
+                <w:rFonts w:ascii="BRH Malayalam Extra" w:hAnsi="BRH Malayalam Extra" w:cs="BRH Malayalam Extra"/>
+                <w:color w:val="000000"/>
+                <w:sz w:val="28"/>
+                <w:szCs w:val="32"/>
+              </w:rPr>
+              <w:t>–</w:t>
+            </w:r>
+            <w:r>
+              <w:rPr>
+                <w:rFonts w:ascii="BRH Malayalam Extra" w:hAnsi="BRH Malayalam Extra" w:cs="BRH Malayalam Extra"/>
+                <w:color w:val="000000"/>
+                <w:sz w:val="32"/>
+                <w:szCs w:val="32"/>
+              </w:rPr>
+              <w:t xml:space="preserve"> </w:t>
+            </w:r>
+            <w:proofErr w:type="gramStart"/>
+            <w:r>
+              <w:rPr>
+                <w:rFonts w:ascii="BRH Malayalam Extra" w:hAnsi="BRH Malayalam Extra" w:cs="BRH Malayalam Extra"/>
+                <w:color w:val="000000"/>
+                <w:sz w:val="32"/>
+                <w:szCs w:val="32"/>
+              </w:rPr>
+              <w:t>tz(</w:t>
+            </w:r>
+            <w:proofErr w:type="gramEnd"/>
+            <w:r>
+              <w:rPr>
+                <w:rFonts w:cs="BRH Malayalam Extra"/>
+                <w:color w:val="000000"/>
+                <w:szCs w:val="32"/>
+              </w:rPr>
+              <w:t>3</w:t>
+            </w:r>
+            <w:r>
+              <w:rPr>
+                <w:rFonts w:ascii="BRH Malayalam Extra" w:hAnsi="BRH Malayalam Extra" w:cs="BRH Malayalam Extra"/>
+                <w:color w:val="000000"/>
+                <w:sz w:val="32"/>
+                <w:szCs w:val="32"/>
+              </w:rPr>
+              <w:t>) CZzZy</w:t>
+            </w:r>
+            <w:r>
+              <w:rPr>
+                <w:rFonts w:ascii="BRH Malayalam Extra" w:hAnsi="BRH Malayalam Extra" w:cs="BRH Malayalam Extra"/>
+                <w:color w:val="000000"/>
+                <w:sz w:val="28"/>
+                <w:szCs w:val="32"/>
+              </w:rPr>
+              <w:t>–</w:t>
+            </w:r>
+            <w:r>
+              <w:rPr>
+                <w:rFonts w:ascii="BRH Malayalam Extra" w:hAnsi="BRH Malayalam Extra" w:cs="BRH Malayalam Extra"/>
+                <w:color w:val="000000"/>
+                <w:sz w:val="32"/>
+                <w:szCs w:val="32"/>
+              </w:rPr>
+              <w:t xml:space="preserve"> </w:t>
+            </w:r>
+          </w:p>
+          <w:p>
+            <w:pPr>
+              <w:widowControl w:val="0"/>
+              <w:autoSpaceDE w:val="0"/>
+              <w:autoSpaceDN w:val="0"/>
+              <w:adjustRightInd w:val="0"/>
+              <w:spacing w:line="240" w:lineRule="auto"/>
+              <w:rPr>
+                <w:rFonts w:ascii="BRH Malayalam Extra" w:hAnsi="BRH Malayalam Extra" w:cs="BRH Malayalam Extra"/>
+                <w:color w:val="000000"/>
+                <w:sz w:val="32"/>
+                <w:szCs w:val="32"/>
+              </w:rPr>
+            </w:pPr>
+            <w:proofErr w:type="gramStart"/>
+            <w:r>
+              <w:rPr>
+                <w:rFonts w:ascii="BRH Malayalam Extra" w:hAnsi="BRH Malayalam Extra" w:cs="BRH Malayalam Extra"/>
+                <w:color w:val="000000"/>
+                <w:sz w:val="32"/>
+                <w:szCs w:val="32"/>
+              </w:rPr>
+              <w:t>tz(</w:t>
+            </w:r>
+            <w:proofErr w:type="gramEnd"/>
+            <w:r>
+              <w:rPr>
+                <w:rFonts w:cs="BRH Malayalam Extra"/>
+                <w:color w:val="000000"/>
+                <w:szCs w:val="32"/>
+              </w:rPr>
+              <w:t>3</w:t>
+            </w:r>
+            <w:r>
+              <w:rPr>
+                <w:rFonts w:ascii="BRH Malayalam Extra" w:hAnsi="BRH Malayalam Extra" w:cs="BRH Malayalam Extra"/>
+                <w:color w:val="000000"/>
+                <w:sz w:val="32"/>
+                <w:szCs w:val="32"/>
+              </w:rPr>
+              <w:t>) Asëûsë¡</w:t>
+            </w:r>
+            <w:r>
+              <w:rPr>
+                <w:rFonts w:ascii="BRH Malayalam Extra" w:hAnsi="BRH Malayalam Extra" w:cs="BRH Malayalam Extra"/>
+                <w:color w:val="000000"/>
+                <w:sz w:val="28"/>
+                <w:szCs w:val="32"/>
+              </w:rPr>
+              <w:t>–</w:t>
+            </w:r>
+            <w:r>
+              <w:rPr>
+                <w:rFonts w:ascii="BRH Malayalam Extra" w:hAnsi="BRH Malayalam Extra" w:cs="BRH Malayalam Extra"/>
+                <w:color w:val="000000"/>
+                <w:sz w:val="32"/>
+                <w:szCs w:val="32"/>
+              </w:rPr>
+              <w:t xml:space="preserve"> </w:t>
+            </w:r>
+            <w:proofErr w:type="gramStart"/>
+            <w:r>
+              <w:rPr>
+                <w:rFonts w:ascii="BRH Malayalam Extra" w:hAnsi="BRH Malayalam Extra" w:cs="BRH Malayalam Extra"/>
+                <w:color w:val="000000"/>
+                <w:sz w:val="32"/>
+                <w:szCs w:val="32"/>
+              </w:rPr>
+              <w:t>tz(</w:t>
+            </w:r>
+            <w:proofErr w:type="gramEnd"/>
+            <w:r>
+              <w:rPr>
+                <w:rFonts w:cs="BRH Malayalam Extra"/>
+                <w:color w:val="000000"/>
+                <w:szCs w:val="32"/>
+              </w:rPr>
+              <w:t>3</w:t>
+            </w:r>
+            <w:r>
+              <w:rPr>
+                <w:rFonts w:ascii="BRH Malayalam Extra" w:hAnsi="BRH Malayalam Extra" w:cs="BRH Malayalam Extra"/>
+                <w:color w:val="000000"/>
+                <w:sz w:val="32"/>
+                <w:szCs w:val="32"/>
+              </w:rPr>
+              <w:t xml:space="preserve">) </w:t>
+            </w:r>
+            <w:r>
+              <w:rPr>
+                <w:rFonts w:ascii="BRH Malayalam Extra" w:hAnsi="BRH Malayalam Extra" w:cs="BRH Malayalam Extra"/>
+                <w:color w:val="000000"/>
+                <w:sz w:val="32"/>
+                <w:szCs w:val="32"/>
+                <w:lang w:val="it-IT"/>
+              </w:rPr>
+              <w:t xml:space="preserve">CZy— | </w:t>
+            </w:r>
+          </w:p>
+        </w:tc>
+      </w:tr>
+      <w:tr>
+        <w:trPr>
+          <w:trHeight w:val="4486"/>
+        </w:trPr>
+        <w:tc>
+          <w:tcPr>
+            <w:tcW w:w="7024" w:type="dxa"/>
+          </w:tcPr>
+          <w:p>
+            <w:pPr>
+              <w:widowControl w:val="0"/>
+              <w:autoSpaceDE w:val="0"/>
+              <w:autoSpaceDN w:val="0"/>
+              <w:adjustRightInd w:val="0"/>
+              <w:spacing w:before="0" w:line="240" w:lineRule="auto"/>
+              <w:rPr>
+                <w:rFonts w:ascii="BRH Malayalam Extra" w:hAnsi="BRH Malayalam Extra" w:cs="BRH Malayalam Extra"/>
+                <w:color w:val="000000"/>
+                <w:sz w:val="32"/>
+                <w:szCs w:val="32"/>
+              </w:rPr>
+            </w:pPr>
+            <w:r>
+              <w:rPr>
+                <w:rFonts w:ascii="BRH Malayalam Extra" w:hAnsi="BRH Malayalam Extra" w:cs="BRH Malayalam Extra"/>
+                <w:color w:val="000000"/>
+                <w:sz w:val="32"/>
+                <w:szCs w:val="32"/>
+              </w:rPr>
+              <w:lastRenderedPageBreak/>
+              <w:t>(</w:t>
+            </w:r>
+            <w:proofErr w:type="gramStart"/>
+            <w:r>
+              <w:rPr>
+                <w:rFonts w:cs="BRH Malayalam Extra"/>
+                <w:color w:val="000000"/>
+                <w:szCs w:val="32"/>
+              </w:rPr>
+              <w:t>20</w:t>
+            </w:r>
+            <w:r>
+              <w:rPr>
+                <w:rFonts w:ascii="BRH Malayalam Extra" w:hAnsi="BRH Malayalam Extra" w:cs="BRH Malayalam Extra"/>
+                <w:color w:val="000000"/>
+                <w:sz w:val="32"/>
+                <w:szCs w:val="32"/>
+              </w:rPr>
+              <w:t>)</w:t>
+            </w:r>
+            <w:r>
+              <w:rPr>
+                <w:rFonts w:cs="BRH Malayalam Extra"/>
+                <w:color w:val="000000"/>
+                <w:szCs w:val="32"/>
+              </w:rPr>
+              <w:t>[</w:t>
+            </w:r>
+            <w:proofErr w:type="gramEnd"/>
+            <w:r>
+              <w:rPr>
+                <w:rFonts w:cs="BRH Malayalam Extra"/>
+                <w:color w:val="000000"/>
+                <w:szCs w:val="32"/>
+              </w:rPr>
+              <w:t>P32</w:t>
+            </w:r>
+            <w:r>
+              <w:rPr>
+                <w:rFonts w:ascii="BRH Malayalam Extra" w:hAnsi="BRH Malayalam Extra" w:cs="BRH Malayalam Extra"/>
+                <w:color w:val="000000"/>
+                <w:sz w:val="32"/>
+                <w:szCs w:val="32"/>
+              </w:rPr>
+              <w:t xml:space="preserve">] </w:t>
+            </w:r>
+            <w:r>
+              <w:rPr>
+                <w:rFonts w:cs="BRH Malayalam Extra"/>
+                <w:color w:val="000000"/>
+                <w:szCs w:val="32"/>
+              </w:rPr>
+              <w:t>7</w:t>
+            </w:r>
+            <w:r>
+              <w:rPr>
+                <w:rFonts w:ascii="BRH Malayalam Extra" w:hAnsi="BRH Malayalam Extra" w:cs="BRH Malayalam Extra"/>
+                <w:color w:val="000000"/>
+                <w:sz w:val="32"/>
+                <w:szCs w:val="32"/>
+              </w:rPr>
+              <w:t>.</w:t>
+            </w:r>
+            <w:r>
+              <w:rPr>
+                <w:rFonts w:cs="BRH Malayalam Extra"/>
+                <w:color w:val="000000"/>
+                <w:szCs w:val="32"/>
+              </w:rPr>
+              <w:t>1</w:t>
+            </w:r>
+            <w:r>
+              <w:rPr>
+                <w:rFonts w:ascii="BRH Malayalam Extra" w:hAnsi="BRH Malayalam Extra" w:cs="BRH Malayalam Extra"/>
+                <w:color w:val="000000"/>
+                <w:sz w:val="32"/>
+                <w:szCs w:val="32"/>
+              </w:rPr>
+              <w:t>.</w:t>
+            </w:r>
+            <w:r>
+              <w:rPr>
+                <w:rFonts w:cs="BRH Malayalam Extra"/>
+                <w:color w:val="000000"/>
+                <w:szCs w:val="32"/>
+              </w:rPr>
+              <w:t>7</w:t>
+            </w:r>
+            <w:r>
+              <w:rPr>
+                <w:rFonts w:ascii="BRH Malayalam Extra" w:hAnsi="BRH Malayalam Extra" w:cs="BRH Malayalam Extra"/>
+                <w:color w:val="000000"/>
+                <w:sz w:val="32"/>
+                <w:szCs w:val="32"/>
+              </w:rPr>
+              <w:t>.</w:t>
+            </w:r>
+            <w:r>
+              <w:rPr>
+                <w:rFonts w:cs="BRH Malayalam Extra"/>
+                <w:color w:val="000000"/>
+                <w:szCs w:val="32"/>
+              </w:rPr>
+              <w:t>4</w:t>
+            </w:r>
+            <w:r>
+              <w:rPr>
+                <w:rFonts w:ascii="BRH Malayalam Extra" w:hAnsi="BRH Malayalam Extra" w:cs="BRH Malayalam Extra"/>
+                <w:color w:val="000000"/>
+                <w:sz w:val="32"/>
+                <w:szCs w:val="32"/>
+              </w:rPr>
+              <w:t>(</w:t>
+            </w:r>
+            <w:r>
+              <w:rPr>
+                <w:rFonts w:cs="BRH Malayalam Extra"/>
+                <w:color w:val="000000"/>
+                <w:szCs w:val="32"/>
+              </w:rPr>
+              <w:t>17</w:t>
+            </w:r>
+            <w:r>
+              <w:rPr>
+                <w:rFonts w:ascii="BRH Malayalam Extra" w:hAnsi="BRH Malayalam Extra" w:cs="BRH Malayalam Extra"/>
+                <w:color w:val="000000"/>
+                <w:sz w:val="32"/>
+                <w:szCs w:val="32"/>
+              </w:rPr>
+              <w:t>)- s</w:t>
+            </w:r>
+            <w:r>
+              <w:rPr>
+                <w:rFonts w:ascii="BRH Malayalam Extra" w:hAnsi="BRH Malayalam Extra" w:cs="BRH Malayalam Extra"/>
+                <w:color w:val="000000"/>
+                <w:sz w:val="28"/>
+                <w:szCs w:val="32"/>
+              </w:rPr>
+              <w:t>–</w:t>
+            </w:r>
+            <w:r>
+              <w:rPr>
+                <w:rFonts w:ascii="BRH Malayalam Extra" w:hAnsi="BRH Malayalam Extra" w:cs="BRH Malayalam Extra"/>
+                <w:color w:val="000000"/>
+                <w:sz w:val="32"/>
+                <w:szCs w:val="32"/>
+              </w:rPr>
+              <w:t>t</w:t>
+            </w:r>
+            <w:r>
+              <w:rPr>
+                <w:rFonts w:ascii="BRH Malayalam Extra" w:hAnsi="BRH Malayalam Extra" w:cs="BRH Malayalam Extra"/>
+                <w:color w:val="000000"/>
+                <w:sz w:val="28"/>
+                <w:szCs w:val="32"/>
+              </w:rPr>
+              <w:t>–</w:t>
+            </w:r>
+            <w:r>
+              <w:rPr>
+                <w:rFonts w:ascii="BRH Malayalam Extra" w:hAnsi="BRH Malayalam Extra" w:cs="BRH Malayalam Extra"/>
+                <w:color w:val="000000"/>
+                <w:sz w:val="32"/>
+                <w:szCs w:val="32"/>
+              </w:rPr>
+              <w:t>ös</w:t>
+            </w:r>
+            <w:r>
+              <w:rPr>
+                <w:rFonts w:ascii="BRH Malayalam Extra" w:hAnsi="BRH Malayalam Extra" w:cs="BRH Malayalam Extra"/>
+                <w:color w:val="000000"/>
+                <w:sz w:val="28"/>
+                <w:szCs w:val="32"/>
+              </w:rPr>
+              <w:t>–</w:t>
+            </w:r>
+            <w:r>
+              <w:rPr>
+                <w:rFonts w:ascii="BRH Malayalam Extra" w:hAnsi="BRH Malayalam Extra" w:cs="BRH Malayalam Extra"/>
+                <w:color w:val="000000"/>
+                <w:sz w:val="32"/>
+                <w:szCs w:val="32"/>
+              </w:rPr>
+              <w:t>Z</w:t>
+            </w:r>
+            <w:r>
+              <w:rPr>
+                <w:rFonts w:ascii="BRH Malayalam Extra" w:hAnsi="BRH Malayalam Extra" w:cs="BRH Malayalam Extra"/>
+                <w:color w:val="000000"/>
+                <w:sz w:val="28"/>
+                <w:szCs w:val="32"/>
+              </w:rPr>
+              <w:t>–</w:t>
+            </w:r>
+            <w:r>
+              <w:rPr>
+                <w:rFonts w:ascii="BRH Malayalam Extra" w:hAnsi="BRH Malayalam Extra" w:cs="BRH Malayalam Extra"/>
+                <w:color w:val="000000"/>
+                <w:sz w:val="32"/>
+                <w:szCs w:val="32"/>
+              </w:rPr>
+              <w:t>iz | Ad¡— | G</w:t>
+            </w:r>
+            <w:r>
+              <w:rPr>
+                <w:rFonts w:ascii="BRH Malayalam Extra" w:hAnsi="BRH Malayalam Extra" w:cs="BRH Malayalam Extra"/>
+                <w:color w:val="000000"/>
+                <w:sz w:val="28"/>
+                <w:szCs w:val="32"/>
+              </w:rPr>
+              <w:t>–</w:t>
+            </w:r>
+            <w:proofErr w:type="gramStart"/>
+            <w:r>
+              <w:rPr>
+                <w:rFonts w:ascii="BRH Malayalam Extra" w:hAnsi="BRH Malayalam Extra" w:cs="BRH Malayalam Extra"/>
+                <w:color w:val="000000"/>
+                <w:sz w:val="32"/>
+                <w:szCs w:val="32"/>
+              </w:rPr>
+              <w:t>Zz(</w:t>
+            </w:r>
+            <w:proofErr w:type="gramEnd"/>
+            <w:r>
+              <w:rPr>
+                <w:rFonts w:cs="BRH Malayalam Extra"/>
+                <w:color w:val="000000"/>
+                <w:szCs w:val="32"/>
+              </w:rPr>
+              <w:t>3</w:t>
+            </w:r>
+            <w:r>
+              <w:rPr>
+                <w:rFonts w:ascii="BRH Malayalam Extra" w:hAnsi="BRH Malayalam Extra" w:cs="BRH Malayalam Extra"/>
+                <w:color w:val="000000"/>
+                <w:sz w:val="32"/>
+                <w:szCs w:val="32"/>
+              </w:rPr>
+              <w:t xml:space="preserve">) | </w:t>
+            </w:r>
+          </w:p>
+          <w:p>
+            <w:pPr>
+              <w:widowControl w:val="0"/>
+              <w:autoSpaceDE w:val="0"/>
+              <w:autoSpaceDN w:val="0"/>
+              <w:adjustRightInd w:val="0"/>
+              <w:spacing w:before="0" w:line="240" w:lineRule="auto"/>
+              <w:rPr>
+                <w:rFonts w:ascii="BRH Malayalam Extra" w:hAnsi="BRH Malayalam Extra" w:cs="BRH Malayalam Extra"/>
+                <w:color w:val="000000"/>
+                <w:sz w:val="32"/>
+                <w:szCs w:val="32"/>
+              </w:rPr>
+            </w:pPr>
+            <w:r>
+              <w:rPr>
+                <w:rFonts w:ascii="BRH Malayalam Extra" w:hAnsi="BRH Malayalam Extra" w:cs="BRH Malayalam Extra"/>
+                <w:color w:val="000000"/>
+                <w:sz w:val="32"/>
+                <w:szCs w:val="32"/>
+              </w:rPr>
+              <w:t>s</w:t>
+            </w:r>
+            <w:r>
+              <w:rPr>
+                <w:rFonts w:ascii="BRH Malayalam Extra" w:hAnsi="BRH Malayalam Extra" w:cs="BRH Malayalam Extra"/>
+                <w:color w:val="000000"/>
+                <w:sz w:val="28"/>
+                <w:szCs w:val="32"/>
+              </w:rPr>
+              <w:t>–</w:t>
+            </w:r>
+            <w:r>
+              <w:rPr>
+                <w:rFonts w:ascii="BRH Malayalam Extra" w:hAnsi="BRH Malayalam Extra" w:cs="BRH Malayalam Extra"/>
+                <w:color w:val="000000"/>
+                <w:sz w:val="32"/>
+                <w:szCs w:val="32"/>
+              </w:rPr>
+              <w:t>t</w:t>
+            </w:r>
+            <w:r>
+              <w:rPr>
+                <w:rFonts w:ascii="BRH Malayalam Extra" w:hAnsi="BRH Malayalam Extra" w:cs="BRH Malayalam Extra"/>
+                <w:color w:val="000000"/>
+                <w:sz w:val="28"/>
+                <w:szCs w:val="32"/>
+              </w:rPr>
+              <w:t>–</w:t>
+            </w:r>
+            <w:r>
+              <w:rPr>
+                <w:rFonts w:ascii="BRH Malayalam Extra" w:hAnsi="BRH Malayalam Extra" w:cs="BRH Malayalam Extra"/>
+                <w:color w:val="000000"/>
+                <w:sz w:val="32"/>
+                <w:szCs w:val="32"/>
+              </w:rPr>
+              <w:t>ös</w:t>
+            </w:r>
+            <w:r>
+              <w:rPr>
+                <w:rFonts w:ascii="BRH Malayalam Extra" w:hAnsi="BRH Malayalam Extra" w:cs="BRH Malayalam Extra"/>
+                <w:color w:val="000000"/>
+                <w:sz w:val="28"/>
+                <w:szCs w:val="32"/>
+              </w:rPr>
+              <w:t>–</w:t>
+            </w:r>
+            <w:r>
+              <w:rPr>
+                <w:rFonts w:ascii="BRH Malayalam Extra" w:hAnsi="BRH Malayalam Extra" w:cs="BRH Malayalam Extra"/>
+                <w:color w:val="000000"/>
+                <w:sz w:val="32"/>
+                <w:szCs w:val="32"/>
+              </w:rPr>
+              <w:t>Z</w:t>
+            </w:r>
+            <w:r>
+              <w:rPr>
+                <w:rFonts w:ascii="BRH Malayalam Extra" w:hAnsi="BRH Malayalam Extra" w:cs="BRH Malayalam Extra"/>
+                <w:color w:val="000000"/>
+                <w:sz w:val="28"/>
+                <w:szCs w:val="32"/>
+              </w:rPr>
+              <w:t>–</w:t>
+            </w:r>
+            <w:r>
+              <w:rPr>
+                <w:rFonts w:ascii="BRH Malayalam Extra" w:hAnsi="BRH Malayalam Extra" w:cs="BRH Malayalam Extra"/>
+                <w:color w:val="000000"/>
+                <w:sz w:val="32"/>
+                <w:szCs w:val="32"/>
+              </w:rPr>
+              <w:t xml:space="preserve"> iõdûd¡— stösZ</w:t>
+            </w:r>
+            <w:r>
+              <w:rPr>
+                <w:rFonts w:ascii="BRH Malayalam Extra" w:hAnsi="BRH Malayalam Extra" w:cs="BRH Malayalam Extra"/>
+                <w:color w:val="000000"/>
+                <w:sz w:val="28"/>
+                <w:szCs w:val="32"/>
+              </w:rPr>
+              <w:t>–</w:t>
+            </w:r>
+            <w:r>
+              <w:rPr>
+                <w:rFonts w:ascii="BRH Malayalam Extra" w:hAnsi="BRH Malayalam Extra" w:cs="BRH Malayalam Extra"/>
+                <w:color w:val="000000"/>
+                <w:sz w:val="32"/>
+                <w:szCs w:val="32"/>
+              </w:rPr>
+              <w:t>iz s—tösZ</w:t>
+            </w:r>
+            <w:r>
+              <w:rPr>
+                <w:rFonts w:ascii="BRH Malayalam Extra" w:hAnsi="BRH Malayalam Extra" w:cs="BRH Malayalam Extra"/>
+                <w:color w:val="000000"/>
+                <w:sz w:val="28"/>
+                <w:szCs w:val="32"/>
+              </w:rPr>
+              <w:t>–</w:t>
+            </w:r>
+            <w:r>
+              <w:rPr>
+                <w:rFonts w:ascii="BRH Malayalam Extra" w:hAnsi="BRH Malayalam Extra" w:cs="BRH Malayalam Extra"/>
+                <w:color w:val="000000"/>
+                <w:sz w:val="32"/>
+                <w:szCs w:val="32"/>
+              </w:rPr>
+              <w:t>iõ© ¥p</w:t>
+            </w:r>
+            <w:r>
+              <w:rPr>
+                <w:rFonts w:ascii="BRH Malayalam Extra" w:hAnsi="BRH Malayalam Extra" w:cs="BRH Malayalam Extra"/>
+                <w:color w:val="000000"/>
+                <w:sz w:val="28"/>
+                <w:szCs w:val="32"/>
+              </w:rPr>
+              <w:t>–</w:t>
+            </w:r>
+            <w:proofErr w:type="gramStart"/>
+            <w:r>
+              <w:rPr>
+                <w:rFonts w:ascii="BRH Malayalam Extra" w:hAnsi="BRH Malayalam Extra" w:cs="BRH Malayalam Extra"/>
+                <w:color w:val="000000"/>
+                <w:sz w:val="32"/>
+                <w:szCs w:val="32"/>
+              </w:rPr>
+              <w:t>Zz(</w:t>
+            </w:r>
+            <w:proofErr w:type="gramEnd"/>
+            <w:r>
+              <w:rPr>
+                <w:rFonts w:cs="BRH Malayalam Extra"/>
+                <w:color w:val="000000"/>
+                <w:szCs w:val="32"/>
+              </w:rPr>
+              <w:t>3</w:t>
+            </w:r>
+            <w:r>
+              <w:rPr>
+                <w:rFonts w:ascii="BRH Malayalam Extra" w:hAnsi="BRH Malayalam Extra" w:cs="BRH Malayalam Extra"/>
+                <w:color w:val="000000"/>
+                <w:sz w:val="32"/>
+                <w:szCs w:val="32"/>
+              </w:rPr>
+              <w:t xml:space="preserve">) </w:t>
+            </w:r>
+            <w:proofErr w:type="gramStart"/>
+            <w:r>
+              <w:rPr>
+                <w:rFonts w:ascii="BRH Malayalam Extra" w:hAnsi="BRH Malayalam Extra" w:cs="BRH Malayalam Extra"/>
+                <w:color w:val="000000"/>
+                <w:sz w:val="32"/>
+                <w:szCs w:val="32"/>
+                <w:highlight w:val="yellow"/>
+              </w:rPr>
+              <w:t>G</w:t>
+            </w:r>
+            <w:r>
+              <w:rPr>
+                <w:rFonts w:ascii="BRH Malayalam Extra" w:hAnsi="BRH Malayalam Extra" w:cs="BRH Malayalam Extra"/>
+                <w:color w:val="000000"/>
+                <w:sz w:val="32"/>
+                <w:szCs w:val="32"/>
+              </w:rPr>
+              <w:t>Zz(</w:t>
+            </w:r>
+            <w:proofErr w:type="gramEnd"/>
+            <w:r>
+              <w:rPr>
+                <w:rFonts w:cs="BRH Malayalam Extra"/>
+                <w:color w:val="000000"/>
+                <w:szCs w:val="32"/>
+              </w:rPr>
+              <w:t>3</w:t>
+            </w:r>
+            <w:r>
+              <w:rPr>
+                <w:rFonts w:ascii="BRH Malayalam Extra" w:hAnsi="BRH Malayalam Extra" w:cs="BRH Malayalam Extra"/>
+                <w:color w:val="000000"/>
+                <w:sz w:val="32"/>
+                <w:szCs w:val="32"/>
+              </w:rPr>
+              <w:t>) Ad¡— stösZ</w:t>
+            </w:r>
+            <w:r>
+              <w:rPr>
+                <w:rFonts w:ascii="BRH Malayalam Extra" w:hAnsi="BRH Malayalam Extra" w:cs="BRH Malayalam Extra"/>
+                <w:color w:val="000000"/>
+                <w:sz w:val="28"/>
+                <w:szCs w:val="32"/>
+              </w:rPr>
+              <w:t>–</w:t>
+            </w:r>
+            <w:r>
+              <w:rPr>
+                <w:rFonts w:ascii="BRH Malayalam Extra" w:hAnsi="BRH Malayalam Extra" w:cs="BRH Malayalam Extra"/>
+                <w:color w:val="000000"/>
+                <w:sz w:val="32"/>
+                <w:szCs w:val="32"/>
+              </w:rPr>
+              <w:t xml:space="preserve">iz </w:t>
+            </w:r>
+          </w:p>
+          <w:p>
+            <w:pPr>
+              <w:widowControl w:val="0"/>
+              <w:autoSpaceDE w:val="0"/>
+              <w:autoSpaceDN w:val="0"/>
+              <w:adjustRightInd w:val="0"/>
+              <w:spacing w:before="0" w:line="240" w:lineRule="auto"/>
+              <w:rPr>
+                <w:rFonts w:ascii="BRH Malayalam Extra" w:hAnsi="BRH Malayalam Extra" w:cs="BRH Malayalam Extra"/>
+                <w:color w:val="000000"/>
+                <w:sz w:val="32"/>
+                <w:szCs w:val="32"/>
+              </w:rPr>
+            </w:pPr>
+            <w:r>
+              <w:rPr>
+                <w:rFonts w:ascii="BRH Malayalam Extra" w:hAnsi="BRH Malayalam Extra" w:cs="BRH Malayalam Extra"/>
+                <w:color w:val="000000"/>
+                <w:sz w:val="32"/>
+                <w:szCs w:val="32"/>
+              </w:rPr>
+              <w:t>s—tösZ</w:t>
+            </w:r>
+            <w:r>
+              <w:rPr>
+                <w:rFonts w:ascii="BRH Malayalam Extra" w:hAnsi="BRH Malayalam Extra" w:cs="BRH Malayalam Extra"/>
+                <w:color w:val="000000"/>
+                <w:sz w:val="28"/>
+                <w:szCs w:val="32"/>
+              </w:rPr>
+              <w:t>–</w:t>
+            </w:r>
+            <w:r>
+              <w:rPr>
+                <w:rFonts w:ascii="BRH Malayalam Extra" w:hAnsi="BRH Malayalam Extra" w:cs="BRH Malayalam Extra"/>
+                <w:color w:val="000000"/>
+                <w:sz w:val="32"/>
+                <w:szCs w:val="32"/>
+              </w:rPr>
+              <w:t>iõ© ¥p</w:t>
+            </w:r>
+            <w:r>
+              <w:rPr>
+                <w:rFonts w:ascii="BRH Malayalam Extra" w:hAnsi="BRH Malayalam Extra" w:cs="BRH Malayalam Extra"/>
+                <w:color w:val="000000"/>
+                <w:sz w:val="28"/>
+                <w:szCs w:val="32"/>
+              </w:rPr>
+              <w:t>–</w:t>
+            </w:r>
+            <w:proofErr w:type="gramStart"/>
+            <w:r>
+              <w:rPr>
+                <w:rFonts w:ascii="BRH Malayalam Extra" w:hAnsi="BRH Malayalam Extra" w:cs="BRH Malayalam Extra"/>
+                <w:color w:val="000000"/>
+                <w:sz w:val="32"/>
+                <w:szCs w:val="32"/>
+              </w:rPr>
+              <w:t>Zz(</w:t>
+            </w:r>
+            <w:proofErr w:type="gramEnd"/>
+            <w:r>
+              <w:rPr>
+                <w:rFonts w:cs="BRH Malayalam Extra"/>
+                <w:color w:val="000000"/>
+                <w:szCs w:val="32"/>
+              </w:rPr>
+              <w:t>3</w:t>
+            </w:r>
+            <w:r>
+              <w:rPr>
+                <w:rFonts w:ascii="BRH Malayalam Extra" w:hAnsi="BRH Malayalam Extra" w:cs="BRH Malayalam Extra"/>
+                <w:color w:val="000000"/>
+                <w:sz w:val="32"/>
+                <w:szCs w:val="32"/>
+              </w:rPr>
+              <w:t xml:space="preserve">) | </w:t>
+            </w:r>
+          </w:p>
+          <w:p>
+            <w:pPr>
+              <w:widowControl w:val="0"/>
+              <w:autoSpaceDE w:val="0"/>
+              <w:autoSpaceDN w:val="0"/>
+              <w:adjustRightInd w:val="0"/>
+              <w:spacing w:before="0" w:line="240" w:lineRule="auto"/>
+              <w:rPr>
+                <w:rFonts w:ascii="BRH Malayalam Extra" w:hAnsi="BRH Malayalam Extra" w:cs="BRH Malayalam Extra"/>
+                <w:color w:val="000000"/>
+                <w:sz w:val="32"/>
+                <w:szCs w:val="32"/>
+              </w:rPr>
+            </w:pPr>
+            <w:r>
+              <w:rPr>
+                <w:rFonts w:ascii="BRH Malayalam Extra" w:hAnsi="BRH Malayalam Extra" w:cs="BRH Malayalam Extra"/>
+                <w:color w:val="000000"/>
+                <w:sz w:val="32"/>
+                <w:szCs w:val="32"/>
+              </w:rPr>
+              <w:t>(</w:t>
+            </w:r>
+            <w:proofErr w:type="gramStart"/>
+            <w:r>
+              <w:rPr>
+                <w:rFonts w:cs="BRH Malayalam Extra"/>
+                <w:color w:val="000000"/>
+                <w:szCs w:val="32"/>
+              </w:rPr>
+              <w:t>22</w:t>
+            </w:r>
+            <w:r>
+              <w:rPr>
+                <w:rFonts w:ascii="BRH Malayalam Extra" w:hAnsi="BRH Malayalam Extra" w:cs="BRH Malayalam Extra"/>
+                <w:color w:val="000000"/>
+                <w:sz w:val="32"/>
+                <w:szCs w:val="32"/>
+              </w:rPr>
+              <w:t>)</w:t>
+            </w:r>
+            <w:r>
+              <w:rPr>
+                <w:rFonts w:cs="BRH Malayalam Extra"/>
+                <w:color w:val="000000"/>
+                <w:szCs w:val="32"/>
+              </w:rPr>
+              <w:t>[</w:t>
+            </w:r>
+            <w:proofErr w:type="gramEnd"/>
+            <w:r>
+              <w:rPr>
+                <w:rFonts w:cs="BRH Malayalam Extra"/>
+                <w:color w:val="000000"/>
+                <w:szCs w:val="32"/>
+              </w:rPr>
+              <w:t>P32</w:t>
+            </w:r>
+            <w:r>
+              <w:rPr>
+                <w:rFonts w:ascii="BRH Malayalam Extra" w:hAnsi="BRH Malayalam Extra" w:cs="BRH Malayalam Extra"/>
+                <w:color w:val="000000"/>
+                <w:sz w:val="32"/>
+                <w:szCs w:val="32"/>
+              </w:rPr>
+              <w:t>]</w:t>
+            </w:r>
+            <w:r>
+              <w:rPr>
+                <w:rFonts w:cs="BRH Malayalam Extra"/>
+                <w:color w:val="000000"/>
+                <w:szCs w:val="32"/>
+              </w:rPr>
+              <w:t>7</w:t>
+            </w:r>
+            <w:r>
+              <w:rPr>
+                <w:rFonts w:ascii="BRH Malayalam Extra" w:hAnsi="BRH Malayalam Extra" w:cs="BRH Malayalam Extra"/>
+                <w:color w:val="000000"/>
+                <w:sz w:val="32"/>
+                <w:szCs w:val="32"/>
+              </w:rPr>
+              <w:t>.</w:t>
+            </w:r>
+            <w:r>
+              <w:rPr>
+                <w:rFonts w:cs="BRH Malayalam Extra"/>
+                <w:color w:val="000000"/>
+                <w:szCs w:val="32"/>
+              </w:rPr>
+              <w:t>1</w:t>
+            </w:r>
+            <w:r>
+              <w:rPr>
+                <w:rFonts w:ascii="BRH Malayalam Extra" w:hAnsi="BRH Malayalam Extra" w:cs="BRH Malayalam Extra"/>
+                <w:color w:val="000000"/>
+                <w:sz w:val="32"/>
+                <w:szCs w:val="32"/>
+              </w:rPr>
+              <w:t>.</w:t>
+            </w:r>
+            <w:r>
+              <w:rPr>
+                <w:rFonts w:cs="BRH Malayalam Extra"/>
+                <w:color w:val="000000"/>
+                <w:szCs w:val="32"/>
+              </w:rPr>
+              <w:t>7</w:t>
+            </w:r>
+            <w:r>
+              <w:rPr>
+                <w:rFonts w:ascii="BRH Malayalam Extra" w:hAnsi="BRH Malayalam Extra" w:cs="BRH Malayalam Extra"/>
+                <w:color w:val="000000"/>
+                <w:sz w:val="32"/>
+                <w:szCs w:val="32"/>
+              </w:rPr>
+              <w:t>.</w:t>
+            </w:r>
+            <w:r>
+              <w:rPr>
+                <w:rFonts w:cs="BRH Malayalam Extra"/>
+                <w:color w:val="000000"/>
+                <w:szCs w:val="32"/>
+              </w:rPr>
+              <w:t>4</w:t>
+            </w:r>
+            <w:r>
+              <w:rPr>
+                <w:rFonts w:ascii="BRH Malayalam Extra" w:hAnsi="BRH Malayalam Extra" w:cs="BRH Malayalam Extra"/>
+                <w:color w:val="000000"/>
+                <w:sz w:val="32"/>
+                <w:szCs w:val="32"/>
+              </w:rPr>
+              <w:t>(</w:t>
+            </w:r>
+            <w:r>
+              <w:rPr>
+                <w:rFonts w:cs="BRH Malayalam Extra"/>
+                <w:color w:val="000000"/>
+                <w:szCs w:val="32"/>
+              </w:rPr>
+              <w:t>18</w:t>
+            </w:r>
+            <w:r>
+              <w:rPr>
+                <w:rFonts w:ascii="BRH Malayalam Extra" w:hAnsi="BRH Malayalam Extra" w:cs="BRH Malayalam Extra"/>
+                <w:color w:val="000000"/>
+                <w:sz w:val="32"/>
+                <w:szCs w:val="32"/>
+              </w:rPr>
+              <w:t>)-Ad¡— | G</w:t>
+            </w:r>
+            <w:r>
+              <w:rPr>
+                <w:rFonts w:ascii="BRH Malayalam Extra" w:hAnsi="BRH Malayalam Extra" w:cs="BRH Malayalam Extra"/>
+                <w:color w:val="000000"/>
+                <w:sz w:val="28"/>
+                <w:szCs w:val="32"/>
+              </w:rPr>
+              <w:t>–</w:t>
+            </w:r>
+            <w:proofErr w:type="gramStart"/>
+            <w:r>
+              <w:rPr>
+                <w:rFonts w:ascii="BRH Malayalam Extra" w:hAnsi="BRH Malayalam Extra" w:cs="BRH Malayalam Extra"/>
+                <w:color w:val="000000"/>
+                <w:sz w:val="32"/>
+                <w:szCs w:val="32"/>
+              </w:rPr>
+              <w:t>Zz(</w:t>
+            </w:r>
+            <w:proofErr w:type="gramEnd"/>
+            <w:r>
+              <w:rPr>
+                <w:rFonts w:cs="BRH Malayalam Extra"/>
+                <w:color w:val="000000"/>
+                <w:szCs w:val="32"/>
+              </w:rPr>
+              <w:t>3</w:t>
+            </w:r>
+            <w:r>
+              <w:rPr>
+                <w:rFonts w:ascii="BRH Malayalam Extra" w:hAnsi="BRH Malayalam Extra" w:cs="BRH Malayalam Extra"/>
+                <w:color w:val="000000"/>
+                <w:sz w:val="32"/>
+                <w:szCs w:val="32"/>
+              </w:rPr>
+              <w:t>) | s</w:t>
+            </w:r>
+            <w:r>
+              <w:rPr>
+                <w:rFonts w:ascii="BRH Malayalam Extra" w:hAnsi="BRH Malayalam Extra" w:cs="BRH Malayalam Extra"/>
+                <w:color w:val="000000"/>
+                <w:sz w:val="28"/>
+                <w:szCs w:val="32"/>
+              </w:rPr>
+              <w:t>–</w:t>
+            </w:r>
+            <w:r>
+              <w:rPr>
+                <w:rFonts w:ascii="BRH Malayalam Extra" w:hAnsi="BRH Malayalam Extra" w:cs="BRH Malayalam Extra"/>
+                <w:color w:val="000000"/>
+                <w:sz w:val="32"/>
+                <w:szCs w:val="32"/>
+              </w:rPr>
+              <w:t>t</w:t>
+            </w:r>
+            <w:r>
+              <w:rPr>
+                <w:rFonts w:ascii="BRH Malayalam Extra" w:hAnsi="BRH Malayalam Extra" w:cs="BRH Malayalam Extra"/>
+                <w:color w:val="000000"/>
+                <w:sz w:val="28"/>
+                <w:szCs w:val="32"/>
+              </w:rPr>
+              <w:t>–</w:t>
+            </w:r>
+            <w:r>
+              <w:rPr>
+                <w:rFonts w:ascii="BRH Malayalam Extra" w:hAnsi="BRH Malayalam Extra" w:cs="BRH Malayalam Extra"/>
+                <w:color w:val="000000"/>
+                <w:sz w:val="32"/>
+                <w:szCs w:val="32"/>
+              </w:rPr>
+              <w:t>ös</w:t>
+            </w:r>
+            <w:r>
+              <w:rPr>
+                <w:rFonts w:ascii="BRH Malayalam Extra" w:hAnsi="BRH Malayalam Extra" w:cs="BRH Malayalam Extra"/>
+                <w:color w:val="000000"/>
+                <w:sz w:val="28"/>
+                <w:szCs w:val="32"/>
+              </w:rPr>
+              <w:t>–</w:t>
+            </w:r>
+            <w:r>
+              <w:rPr>
+                <w:rFonts w:ascii="BRH Malayalam Extra" w:hAnsi="BRH Malayalam Extra" w:cs="BRH Malayalam Extra"/>
+                <w:color w:val="000000"/>
+                <w:sz w:val="32"/>
+                <w:szCs w:val="32"/>
+              </w:rPr>
+              <w:t>Z</w:t>
+            </w:r>
+            <w:r>
+              <w:rPr>
+                <w:rFonts w:ascii="BRH Malayalam Extra" w:hAnsi="BRH Malayalam Extra" w:cs="BRH Malayalam Extra"/>
+                <w:color w:val="000000"/>
+                <w:sz w:val="28"/>
+                <w:szCs w:val="32"/>
+              </w:rPr>
+              <w:t>–</w:t>
+            </w:r>
+            <w:r>
+              <w:rPr>
+                <w:rFonts w:ascii="BRH Malayalam Extra" w:hAnsi="BRH Malayalam Extra" w:cs="BRH Malayalam Extra"/>
+                <w:color w:val="000000"/>
+                <w:sz w:val="32"/>
+                <w:szCs w:val="32"/>
+              </w:rPr>
+              <w:t>izI |</w:t>
+            </w:r>
+          </w:p>
+          <w:p>
+            <w:pPr>
+              <w:widowControl w:val="0"/>
+              <w:autoSpaceDE w:val="0"/>
+              <w:autoSpaceDN w:val="0"/>
+              <w:adjustRightInd w:val="0"/>
+              <w:spacing w:before="0" w:line="240" w:lineRule="auto"/>
+              <w:rPr>
+                <w:rFonts w:ascii="BRH Malayalam Extra" w:hAnsi="BRH Malayalam Extra" w:cs="BRH Malayalam Extra"/>
+                <w:color w:val="000000"/>
+                <w:sz w:val="32"/>
+                <w:szCs w:val="32"/>
+              </w:rPr>
+            </w:pPr>
+            <w:r>
+              <w:rPr>
+                <w:rFonts w:ascii="BRH Malayalam Extra" w:hAnsi="BRH Malayalam Extra" w:cs="BRH Malayalam Extra"/>
+                <w:color w:val="000000"/>
+                <w:sz w:val="32"/>
+                <w:szCs w:val="32"/>
+              </w:rPr>
+              <w:t>A¥dû</w:t>
+            </w:r>
+            <w:r>
+              <w:rPr>
+                <w:rFonts w:ascii="BRH Malayalam Extra" w:hAnsi="BRH Malayalam Extra" w:cs="BRH Malayalam Extra"/>
+                <w:color w:val="000000"/>
+                <w:sz w:val="28"/>
+                <w:szCs w:val="32"/>
+              </w:rPr>
+              <w:t>–</w:t>
+            </w:r>
+            <w:proofErr w:type="gramStart"/>
+            <w:r>
+              <w:rPr>
+                <w:rFonts w:ascii="BRH Malayalam Extra" w:hAnsi="BRH Malayalam Extra" w:cs="BRH Malayalam Extra"/>
+                <w:color w:val="000000"/>
+                <w:sz w:val="32"/>
+                <w:szCs w:val="32"/>
+              </w:rPr>
+              <w:t>Zz(</w:t>
+            </w:r>
+            <w:proofErr w:type="gramEnd"/>
+            <w:r>
+              <w:rPr>
+                <w:rFonts w:cs="BRH Malayalam Extra"/>
+                <w:color w:val="000000"/>
+                <w:szCs w:val="32"/>
+              </w:rPr>
+              <w:t>3</w:t>
+            </w:r>
+            <w:r>
+              <w:rPr>
+                <w:rFonts w:ascii="BRH Malayalam Extra" w:hAnsi="BRH Malayalam Extra" w:cs="BRH Malayalam Extra"/>
+                <w:color w:val="000000"/>
+                <w:sz w:val="32"/>
+                <w:szCs w:val="32"/>
+              </w:rPr>
+              <w:t xml:space="preserve">) </w:t>
+            </w:r>
+            <w:proofErr w:type="gramStart"/>
+            <w:r>
+              <w:rPr>
+                <w:rFonts w:ascii="BRH Malayalam Extra" w:hAnsi="BRH Malayalam Extra" w:cs="BRH Malayalam Extra"/>
+                <w:color w:val="000000"/>
+                <w:sz w:val="32"/>
+                <w:szCs w:val="32"/>
+                <w:highlight w:val="yellow"/>
+              </w:rPr>
+              <w:t>G</w:t>
+            </w:r>
+            <w:r>
+              <w:rPr>
+                <w:rFonts w:ascii="BRH Malayalam Extra" w:hAnsi="BRH Malayalam Extra" w:cs="BRH Malayalam Extra"/>
+                <w:color w:val="000000"/>
+                <w:sz w:val="32"/>
+                <w:szCs w:val="32"/>
+              </w:rPr>
+              <w:t>Zz(</w:t>
+            </w:r>
+            <w:proofErr w:type="gramEnd"/>
+            <w:r>
+              <w:rPr>
+                <w:rFonts w:cs="BRH Malayalam Extra"/>
+                <w:color w:val="000000"/>
+                <w:szCs w:val="32"/>
+              </w:rPr>
+              <w:t>3</w:t>
+            </w:r>
+            <w:r>
+              <w:rPr>
+                <w:rFonts w:ascii="BRH Malayalam Extra" w:hAnsi="BRH Malayalam Extra" w:cs="BRH Malayalam Extra"/>
+                <w:color w:val="000000"/>
+                <w:sz w:val="32"/>
+                <w:szCs w:val="32"/>
+              </w:rPr>
+              <w:t>) Adû© ¥p</w:t>
+            </w:r>
+            <w:r>
+              <w:rPr>
+                <w:rFonts w:ascii="BRH Malayalam Extra" w:hAnsi="BRH Malayalam Extra" w:cs="BRH Malayalam Extra"/>
+                <w:color w:val="000000"/>
+                <w:sz w:val="28"/>
+                <w:szCs w:val="32"/>
+              </w:rPr>
+              <w:t>–</w:t>
+            </w:r>
+            <w:proofErr w:type="gramStart"/>
+            <w:r>
+              <w:rPr>
+                <w:rFonts w:ascii="BRH Malayalam Extra" w:hAnsi="BRH Malayalam Extra" w:cs="BRH Malayalam Extra"/>
+                <w:color w:val="000000"/>
+                <w:sz w:val="32"/>
+                <w:szCs w:val="32"/>
+              </w:rPr>
+              <w:t>Zz(</w:t>
+            </w:r>
+            <w:proofErr w:type="gramEnd"/>
+            <w:r>
+              <w:rPr>
+                <w:rFonts w:cs="BRH Malayalam Extra"/>
+                <w:color w:val="000000"/>
+                <w:szCs w:val="32"/>
+              </w:rPr>
+              <w:t>3</w:t>
+            </w:r>
+            <w:r>
+              <w:rPr>
+                <w:rFonts w:ascii="BRH Malayalam Extra" w:hAnsi="BRH Malayalam Extra" w:cs="BRH Malayalam Extra"/>
+                <w:color w:val="000000"/>
+                <w:sz w:val="32"/>
+                <w:szCs w:val="32"/>
+              </w:rPr>
+              <w:t>) s—tösZ</w:t>
+            </w:r>
+            <w:r>
+              <w:rPr>
+                <w:rFonts w:ascii="BRH Malayalam Extra" w:hAnsi="BRH Malayalam Extra" w:cs="BRH Malayalam Extra"/>
+                <w:color w:val="000000"/>
+                <w:sz w:val="28"/>
+                <w:szCs w:val="32"/>
+              </w:rPr>
+              <w:t>–</w:t>
+            </w:r>
+            <w:r>
+              <w:rPr>
+                <w:rFonts w:ascii="BRH Malayalam Extra" w:hAnsi="BRH Malayalam Extra" w:cs="BRH Malayalam Extra"/>
+                <w:color w:val="000000"/>
+                <w:sz w:val="32"/>
+                <w:szCs w:val="32"/>
+              </w:rPr>
+              <w:t>iz</w:t>
+            </w:r>
+            <w:r>
+              <w:rPr>
+                <w:rFonts w:ascii="BRH Devanagari Extra" w:hAnsi="BRH Devanagari Extra" w:cs="BRH Malayalam Extra"/>
+                <w:color w:val="000000"/>
+                <w:sz w:val="28"/>
+                <w:szCs w:val="32"/>
+              </w:rPr>
+              <w:t>óè</w:t>
+            </w:r>
+            <w:r>
+              <w:rPr>
+                <w:rFonts w:ascii="BRH Malayalam Extra" w:hAnsi="BRH Malayalam Extra" w:cs="BRH Malayalam Extra"/>
+                <w:color w:val="000000"/>
+                <w:sz w:val="32"/>
+                <w:szCs w:val="32"/>
+              </w:rPr>
+              <w:t xml:space="preserve"> s—tösZ</w:t>
+            </w:r>
+            <w:r>
+              <w:rPr>
+                <w:rFonts w:ascii="BRH Malayalam Extra" w:hAnsi="BRH Malayalam Extra" w:cs="BRH Malayalam Extra"/>
+                <w:color w:val="000000"/>
+                <w:sz w:val="28"/>
+                <w:szCs w:val="32"/>
+              </w:rPr>
+              <w:t>–</w:t>
+            </w:r>
+            <w:r>
+              <w:rPr>
+                <w:rFonts w:ascii="BRH Malayalam Extra" w:hAnsi="BRH Malayalam Extra" w:cs="BRH Malayalam Extra"/>
+                <w:color w:val="000000"/>
+                <w:sz w:val="32"/>
+                <w:szCs w:val="32"/>
+              </w:rPr>
+              <w:t>iz ¥i</w:t>
+            </w:r>
+            <w:r>
+              <w:rPr>
+                <w:rFonts w:ascii="BRH Malayalam Extra" w:hAnsi="BRH Malayalam Extra" w:cs="BRH Malayalam Extra"/>
+                <w:color w:val="000000"/>
+                <w:sz w:val="28"/>
+                <w:szCs w:val="32"/>
+              </w:rPr>
+              <w:t>–</w:t>
+            </w:r>
+            <w:proofErr w:type="gramStart"/>
+            <w:r>
+              <w:rPr>
+                <w:rFonts w:ascii="BRH Malayalam Extra" w:hAnsi="BRH Malayalam Extra" w:cs="BRH Malayalam Extra"/>
+                <w:color w:val="000000"/>
+                <w:sz w:val="32"/>
+                <w:szCs w:val="32"/>
+              </w:rPr>
+              <w:t>Zz(</w:t>
+            </w:r>
+            <w:proofErr w:type="gramEnd"/>
+            <w:r>
+              <w:rPr>
+                <w:rFonts w:cs="BRH Malayalam Extra"/>
+                <w:color w:val="000000"/>
+                <w:szCs w:val="32"/>
+              </w:rPr>
+              <w:t>3</w:t>
+            </w:r>
+            <w:r>
+              <w:rPr>
+                <w:rFonts w:ascii="BRH Malayalam Extra" w:hAnsi="BRH Malayalam Extra" w:cs="BRH Malayalam Extra"/>
+                <w:color w:val="000000"/>
+                <w:sz w:val="32"/>
+                <w:szCs w:val="32"/>
+              </w:rPr>
+              <w:t>) Adû© ¥p</w:t>
+            </w:r>
+            <w:r>
+              <w:rPr>
+                <w:rFonts w:ascii="BRH Malayalam Extra" w:hAnsi="BRH Malayalam Extra" w:cs="BRH Malayalam Extra"/>
+                <w:color w:val="000000"/>
+                <w:sz w:val="28"/>
+                <w:szCs w:val="32"/>
+              </w:rPr>
+              <w:t>–</w:t>
+            </w:r>
+            <w:proofErr w:type="gramStart"/>
+            <w:r>
+              <w:rPr>
+                <w:rFonts w:ascii="BRH Malayalam Extra" w:hAnsi="BRH Malayalam Extra" w:cs="BRH Malayalam Extra"/>
+                <w:color w:val="000000"/>
+                <w:sz w:val="32"/>
+                <w:szCs w:val="32"/>
+              </w:rPr>
+              <w:t>Zz(</w:t>
+            </w:r>
+            <w:proofErr w:type="gramEnd"/>
+            <w:r>
+              <w:rPr>
+                <w:rFonts w:cs="BRH Malayalam Extra"/>
+                <w:color w:val="000000"/>
+                <w:szCs w:val="32"/>
+              </w:rPr>
+              <w:t>3</w:t>
+            </w:r>
+            <w:r>
+              <w:rPr>
+                <w:rFonts w:ascii="BRH Malayalam Extra" w:hAnsi="BRH Malayalam Extra" w:cs="BRH Malayalam Extra"/>
+                <w:color w:val="000000"/>
+                <w:sz w:val="32"/>
+                <w:szCs w:val="32"/>
+              </w:rPr>
+              <w:t xml:space="preserve">) </w:t>
+            </w:r>
+          </w:p>
+          <w:p>
+            <w:pPr>
+              <w:widowControl w:val="0"/>
+              <w:autoSpaceDE w:val="0"/>
+              <w:autoSpaceDN w:val="0"/>
+              <w:adjustRightInd w:val="0"/>
+              <w:spacing w:before="0" w:line="240" w:lineRule="auto"/>
+              <w:rPr>
+                <w:rFonts w:ascii="BRH Malayalam Extra" w:hAnsi="BRH Malayalam Extra" w:cs="BRH Malayalam Extra"/>
+                <w:color w:val="000000"/>
+                <w:sz w:val="32"/>
+                <w:szCs w:val="32"/>
+              </w:rPr>
+            </w:pPr>
+            <w:r>
+              <w:rPr>
+                <w:rFonts w:ascii="BRH Malayalam Extra" w:hAnsi="BRH Malayalam Extra" w:cs="BRH Malayalam Extra"/>
+                <w:color w:val="000000"/>
+                <w:sz w:val="32"/>
+                <w:szCs w:val="32"/>
+              </w:rPr>
+              <w:t>s—tösZ</w:t>
+            </w:r>
+            <w:r>
+              <w:rPr>
+                <w:rFonts w:ascii="BRH Malayalam Extra" w:hAnsi="BRH Malayalam Extra" w:cs="BRH Malayalam Extra"/>
+                <w:color w:val="000000"/>
+                <w:sz w:val="28"/>
+                <w:szCs w:val="32"/>
+              </w:rPr>
+              <w:t>–</w:t>
+            </w:r>
+            <w:r>
+              <w:rPr>
+                <w:rFonts w:ascii="BRH Malayalam Extra" w:hAnsi="BRH Malayalam Extra" w:cs="BRH Malayalam Extra"/>
+                <w:color w:val="000000"/>
+                <w:sz w:val="32"/>
+                <w:szCs w:val="32"/>
+              </w:rPr>
+              <w:t xml:space="preserve">izI | </w:t>
+            </w:r>
+          </w:p>
+        </w:tc>
+        <w:tc>
+          <w:tcPr>
+            <w:tcW w:w="7230" w:type="dxa"/>
+          </w:tcPr>
+          <w:p>
+            <w:pPr>
+              <w:widowControl w:val="0"/>
+              <w:autoSpaceDE w:val="0"/>
+              <w:autoSpaceDN w:val="0"/>
+              <w:adjustRightInd w:val="0"/>
+              <w:spacing w:before="0" w:line="240" w:lineRule="auto"/>
+              <w:rPr>
+                <w:rFonts w:ascii="BRH Malayalam Extra" w:hAnsi="BRH Malayalam Extra" w:cs="BRH Malayalam Extra"/>
+                <w:color w:val="000000"/>
+                <w:sz w:val="32"/>
+                <w:szCs w:val="32"/>
+              </w:rPr>
+            </w:pPr>
+            <w:r>
+              <w:rPr>
+                <w:rFonts w:ascii="BRH Malayalam Extra" w:hAnsi="BRH Malayalam Extra" w:cs="BRH Malayalam Extra"/>
+                <w:color w:val="000000"/>
+                <w:sz w:val="32"/>
+                <w:szCs w:val="32"/>
+              </w:rPr>
+              <w:t>(</w:t>
+            </w:r>
+            <w:proofErr w:type="gramStart"/>
+            <w:r>
+              <w:rPr>
+                <w:rFonts w:cs="BRH Malayalam Extra"/>
+                <w:color w:val="000000"/>
+                <w:szCs w:val="32"/>
+              </w:rPr>
+              <w:t>20</w:t>
+            </w:r>
+            <w:r>
+              <w:rPr>
+                <w:rFonts w:ascii="BRH Malayalam Extra" w:hAnsi="BRH Malayalam Extra" w:cs="BRH Malayalam Extra"/>
+                <w:color w:val="000000"/>
+                <w:sz w:val="32"/>
+                <w:szCs w:val="32"/>
+              </w:rPr>
+              <w:t>)</w:t>
+            </w:r>
+            <w:r>
+              <w:rPr>
+                <w:rFonts w:cs="BRH Malayalam Extra"/>
+                <w:color w:val="000000"/>
+                <w:szCs w:val="32"/>
+              </w:rPr>
+              <w:t>[</w:t>
+            </w:r>
+            <w:proofErr w:type="gramEnd"/>
+            <w:r>
+              <w:rPr>
+                <w:rFonts w:cs="BRH Malayalam Extra"/>
+                <w:color w:val="000000"/>
+                <w:szCs w:val="32"/>
+              </w:rPr>
+              <w:t>P32</w:t>
+            </w:r>
+            <w:r>
+              <w:rPr>
+                <w:rFonts w:ascii="BRH Malayalam Extra" w:hAnsi="BRH Malayalam Extra" w:cs="BRH Malayalam Extra"/>
+                <w:color w:val="000000"/>
+                <w:sz w:val="32"/>
+                <w:szCs w:val="32"/>
+              </w:rPr>
+              <w:t xml:space="preserve">] </w:t>
+            </w:r>
+            <w:r>
+              <w:rPr>
+                <w:rFonts w:cs="BRH Malayalam Extra"/>
+                <w:color w:val="000000"/>
+                <w:szCs w:val="32"/>
+              </w:rPr>
+              <w:t>7</w:t>
+            </w:r>
+            <w:r>
+              <w:rPr>
+                <w:rFonts w:ascii="BRH Malayalam Extra" w:hAnsi="BRH Malayalam Extra" w:cs="BRH Malayalam Extra"/>
+                <w:color w:val="000000"/>
+                <w:sz w:val="32"/>
+                <w:szCs w:val="32"/>
+              </w:rPr>
+              <w:t>.</w:t>
+            </w:r>
+            <w:r>
+              <w:rPr>
+                <w:rFonts w:cs="BRH Malayalam Extra"/>
+                <w:color w:val="000000"/>
+                <w:szCs w:val="32"/>
+              </w:rPr>
+              <w:t>1</w:t>
+            </w:r>
+            <w:r>
+              <w:rPr>
+                <w:rFonts w:ascii="BRH Malayalam Extra" w:hAnsi="BRH Malayalam Extra" w:cs="BRH Malayalam Extra"/>
+                <w:color w:val="000000"/>
+                <w:sz w:val="32"/>
+                <w:szCs w:val="32"/>
+              </w:rPr>
+              <w:t>.</w:t>
+            </w:r>
+            <w:r>
+              <w:rPr>
+                <w:rFonts w:cs="BRH Malayalam Extra"/>
+                <w:color w:val="000000"/>
+                <w:szCs w:val="32"/>
+              </w:rPr>
+              <w:t>7</w:t>
+            </w:r>
+            <w:r>
+              <w:rPr>
+                <w:rFonts w:ascii="BRH Malayalam Extra" w:hAnsi="BRH Malayalam Extra" w:cs="BRH Malayalam Extra"/>
+                <w:color w:val="000000"/>
+                <w:sz w:val="32"/>
+                <w:szCs w:val="32"/>
+              </w:rPr>
+              <w:t>.</w:t>
+            </w:r>
+            <w:r>
+              <w:rPr>
+                <w:rFonts w:cs="BRH Malayalam Extra"/>
+                <w:color w:val="000000"/>
+                <w:szCs w:val="32"/>
+              </w:rPr>
+              <w:t>4</w:t>
+            </w:r>
+            <w:r>
+              <w:rPr>
+                <w:rFonts w:ascii="BRH Malayalam Extra" w:hAnsi="BRH Malayalam Extra" w:cs="BRH Malayalam Extra"/>
+                <w:color w:val="000000"/>
+                <w:sz w:val="32"/>
+                <w:szCs w:val="32"/>
+              </w:rPr>
+              <w:t>(</w:t>
+            </w:r>
+            <w:r>
+              <w:rPr>
+                <w:rFonts w:cs="BRH Malayalam Extra"/>
+                <w:color w:val="000000"/>
+                <w:szCs w:val="32"/>
+              </w:rPr>
+              <w:t>17</w:t>
+            </w:r>
+            <w:r>
+              <w:rPr>
+                <w:rFonts w:ascii="BRH Malayalam Extra" w:hAnsi="BRH Malayalam Extra" w:cs="BRH Malayalam Extra"/>
+                <w:color w:val="000000"/>
+                <w:sz w:val="32"/>
+                <w:szCs w:val="32"/>
+              </w:rPr>
+              <w:t>)- s</w:t>
+            </w:r>
+            <w:r>
+              <w:rPr>
+                <w:rFonts w:ascii="BRH Malayalam Extra" w:hAnsi="BRH Malayalam Extra" w:cs="BRH Malayalam Extra"/>
+                <w:color w:val="000000"/>
+                <w:sz w:val="28"/>
+                <w:szCs w:val="32"/>
+              </w:rPr>
+              <w:t>–</w:t>
+            </w:r>
+            <w:r>
+              <w:rPr>
+                <w:rFonts w:ascii="BRH Malayalam Extra" w:hAnsi="BRH Malayalam Extra" w:cs="BRH Malayalam Extra"/>
+                <w:color w:val="000000"/>
+                <w:sz w:val="32"/>
+                <w:szCs w:val="32"/>
+              </w:rPr>
+              <w:t>t</w:t>
+            </w:r>
+            <w:r>
+              <w:rPr>
+                <w:rFonts w:ascii="BRH Malayalam Extra" w:hAnsi="BRH Malayalam Extra" w:cs="BRH Malayalam Extra"/>
+                <w:color w:val="000000"/>
+                <w:sz w:val="28"/>
+                <w:szCs w:val="32"/>
+              </w:rPr>
+              <w:t>–</w:t>
+            </w:r>
+            <w:r>
+              <w:rPr>
+                <w:rFonts w:ascii="BRH Malayalam Extra" w:hAnsi="BRH Malayalam Extra" w:cs="BRH Malayalam Extra"/>
+                <w:color w:val="000000"/>
+                <w:sz w:val="32"/>
+                <w:szCs w:val="32"/>
+              </w:rPr>
+              <w:t>ös</w:t>
+            </w:r>
+            <w:r>
+              <w:rPr>
+                <w:rFonts w:ascii="BRH Malayalam Extra" w:hAnsi="BRH Malayalam Extra" w:cs="BRH Malayalam Extra"/>
+                <w:color w:val="000000"/>
+                <w:sz w:val="28"/>
+                <w:szCs w:val="32"/>
+              </w:rPr>
+              <w:t>–</w:t>
+            </w:r>
+            <w:r>
+              <w:rPr>
+                <w:rFonts w:ascii="BRH Malayalam Extra" w:hAnsi="BRH Malayalam Extra" w:cs="BRH Malayalam Extra"/>
+                <w:color w:val="000000"/>
+                <w:sz w:val="32"/>
+                <w:szCs w:val="32"/>
+              </w:rPr>
+              <w:t>Z</w:t>
+            </w:r>
+            <w:r>
+              <w:rPr>
+                <w:rFonts w:ascii="BRH Malayalam Extra" w:hAnsi="BRH Malayalam Extra" w:cs="BRH Malayalam Extra"/>
+                <w:color w:val="000000"/>
+                <w:sz w:val="28"/>
+                <w:szCs w:val="32"/>
+              </w:rPr>
+              <w:t>–</w:t>
+            </w:r>
+            <w:r>
+              <w:rPr>
+                <w:rFonts w:ascii="BRH Malayalam Extra" w:hAnsi="BRH Malayalam Extra" w:cs="BRH Malayalam Extra"/>
+                <w:color w:val="000000"/>
+                <w:sz w:val="32"/>
+                <w:szCs w:val="32"/>
+              </w:rPr>
+              <w:t>iz | Ad¡— | G</w:t>
+            </w:r>
+            <w:r>
+              <w:rPr>
+                <w:rFonts w:ascii="BRH Malayalam Extra" w:hAnsi="BRH Malayalam Extra" w:cs="BRH Malayalam Extra"/>
+                <w:color w:val="000000"/>
+                <w:sz w:val="28"/>
+                <w:szCs w:val="32"/>
+              </w:rPr>
+              <w:t>–</w:t>
+            </w:r>
+            <w:proofErr w:type="gramStart"/>
+            <w:r>
+              <w:rPr>
+                <w:rFonts w:ascii="BRH Malayalam Extra" w:hAnsi="BRH Malayalam Extra" w:cs="BRH Malayalam Extra"/>
+                <w:color w:val="000000"/>
+                <w:sz w:val="32"/>
+                <w:szCs w:val="32"/>
+              </w:rPr>
+              <w:t>Zz(</w:t>
+            </w:r>
+            <w:proofErr w:type="gramEnd"/>
+            <w:r>
+              <w:rPr>
+                <w:rFonts w:cs="BRH Malayalam Extra"/>
+                <w:color w:val="000000"/>
+                <w:szCs w:val="32"/>
+              </w:rPr>
+              <w:t>3</w:t>
+            </w:r>
+            <w:r>
+              <w:rPr>
+                <w:rFonts w:ascii="BRH Malayalam Extra" w:hAnsi="BRH Malayalam Extra" w:cs="BRH Malayalam Extra"/>
+                <w:color w:val="000000"/>
+                <w:sz w:val="32"/>
+                <w:szCs w:val="32"/>
+              </w:rPr>
+              <w:t xml:space="preserve">) | </w:t>
+            </w:r>
+          </w:p>
+          <w:p>
+            <w:pPr>
+              <w:widowControl w:val="0"/>
+              <w:autoSpaceDE w:val="0"/>
+              <w:autoSpaceDN w:val="0"/>
+              <w:adjustRightInd w:val="0"/>
+              <w:spacing w:before="0" w:line="240" w:lineRule="auto"/>
+              <w:rPr>
+                <w:rFonts w:ascii="BRH Malayalam Extra" w:hAnsi="BRH Malayalam Extra" w:cs="BRH Malayalam Extra"/>
+                <w:color w:val="000000"/>
+                <w:sz w:val="32"/>
+                <w:szCs w:val="32"/>
+              </w:rPr>
+            </w:pPr>
+            <w:r>
+              <w:rPr>
+                <w:rFonts w:ascii="BRH Malayalam Extra" w:hAnsi="BRH Malayalam Extra" w:cs="BRH Malayalam Extra"/>
+                <w:color w:val="000000"/>
+                <w:sz w:val="32"/>
+                <w:szCs w:val="32"/>
+              </w:rPr>
+              <w:t>s</w:t>
+            </w:r>
+            <w:r>
+              <w:rPr>
+                <w:rFonts w:ascii="BRH Malayalam Extra" w:hAnsi="BRH Malayalam Extra" w:cs="BRH Malayalam Extra"/>
+                <w:color w:val="000000"/>
+                <w:sz w:val="28"/>
+                <w:szCs w:val="32"/>
+              </w:rPr>
+              <w:t>–</w:t>
+            </w:r>
+            <w:r>
+              <w:rPr>
+                <w:rFonts w:ascii="BRH Malayalam Extra" w:hAnsi="BRH Malayalam Extra" w:cs="BRH Malayalam Extra"/>
+                <w:color w:val="000000"/>
+                <w:sz w:val="32"/>
+                <w:szCs w:val="32"/>
+              </w:rPr>
+              <w:t>t</w:t>
+            </w:r>
+            <w:r>
+              <w:rPr>
+                <w:rFonts w:ascii="BRH Malayalam Extra" w:hAnsi="BRH Malayalam Extra" w:cs="BRH Malayalam Extra"/>
+                <w:color w:val="000000"/>
+                <w:sz w:val="28"/>
+                <w:szCs w:val="32"/>
+              </w:rPr>
+              <w:t>–</w:t>
+            </w:r>
+            <w:r>
+              <w:rPr>
+                <w:rFonts w:ascii="BRH Malayalam Extra" w:hAnsi="BRH Malayalam Extra" w:cs="BRH Malayalam Extra"/>
+                <w:color w:val="000000"/>
+                <w:sz w:val="32"/>
+                <w:szCs w:val="32"/>
+              </w:rPr>
+              <w:t>ös</w:t>
+            </w:r>
+            <w:r>
+              <w:rPr>
+                <w:rFonts w:ascii="BRH Malayalam Extra" w:hAnsi="BRH Malayalam Extra" w:cs="BRH Malayalam Extra"/>
+                <w:color w:val="000000"/>
+                <w:sz w:val="28"/>
+                <w:szCs w:val="32"/>
+              </w:rPr>
+              <w:t>–</w:t>
+            </w:r>
+            <w:r>
+              <w:rPr>
+                <w:rFonts w:ascii="BRH Malayalam Extra" w:hAnsi="BRH Malayalam Extra" w:cs="BRH Malayalam Extra"/>
+                <w:color w:val="000000"/>
+                <w:sz w:val="32"/>
+                <w:szCs w:val="32"/>
+              </w:rPr>
+              <w:t>Z</w:t>
+            </w:r>
+            <w:r>
+              <w:rPr>
+                <w:rFonts w:ascii="BRH Malayalam Extra" w:hAnsi="BRH Malayalam Extra" w:cs="BRH Malayalam Extra"/>
+                <w:color w:val="000000"/>
+                <w:sz w:val="28"/>
+                <w:szCs w:val="32"/>
+              </w:rPr>
+              <w:t>–</w:t>
+            </w:r>
+            <w:r>
+              <w:rPr>
+                <w:rFonts w:ascii="BRH Malayalam Extra" w:hAnsi="BRH Malayalam Extra" w:cs="BRH Malayalam Extra"/>
+                <w:color w:val="000000"/>
+                <w:sz w:val="32"/>
+                <w:szCs w:val="32"/>
+              </w:rPr>
+              <w:t xml:space="preserve"> iõdûd¡— stösZ</w:t>
+            </w:r>
+            <w:r>
+              <w:rPr>
+                <w:rFonts w:ascii="BRH Malayalam Extra" w:hAnsi="BRH Malayalam Extra" w:cs="BRH Malayalam Extra"/>
+                <w:color w:val="000000"/>
+                <w:sz w:val="28"/>
+                <w:szCs w:val="32"/>
+              </w:rPr>
+              <w:t>–</w:t>
+            </w:r>
+            <w:r>
+              <w:rPr>
+                <w:rFonts w:ascii="BRH Malayalam Extra" w:hAnsi="BRH Malayalam Extra" w:cs="BRH Malayalam Extra"/>
+                <w:color w:val="000000"/>
+                <w:sz w:val="32"/>
+                <w:szCs w:val="32"/>
+              </w:rPr>
+              <w:t>iz s—tösZ</w:t>
+            </w:r>
+            <w:r>
+              <w:rPr>
+                <w:rFonts w:ascii="BRH Malayalam Extra" w:hAnsi="BRH Malayalam Extra" w:cs="BRH Malayalam Extra"/>
+                <w:color w:val="000000"/>
+                <w:sz w:val="28"/>
+                <w:szCs w:val="32"/>
+              </w:rPr>
+              <w:t>–</w:t>
+            </w:r>
+            <w:r>
+              <w:rPr>
+                <w:rFonts w:ascii="BRH Malayalam Extra" w:hAnsi="BRH Malayalam Extra" w:cs="BRH Malayalam Extra"/>
+                <w:color w:val="000000"/>
+                <w:sz w:val="32"/>
+                <w:szCs w:val="32"/>
+              </w:rPr>
+              <w:t xml:space="preserve">iõ© </w:t>
+            </w:r>
+          </w:p>
+          <w:p>
+            <w:pPr>
+              <w:widowControl w:val="0"/>
+              <w:autoSpaceDE w:val="0"/>
+              <w:autoSpaceDN w:val="0"/>
+              <w:adjustRightInd w:val="0"/>
+              <w:spacing w:before="0" w:line="240" w:lineRule="auto"/>
+              <w:rPr>
+                <w:rFonts w:ascii="BRH Malayalam Extra" w:hAnsi="BRH Malayalam Extra" w:cs="BRH Malayalam Extra"/>
+                <w:color w:val="000000"/>
+                <w:sz w:val="32"/>
+                <w:szCs w:val="32"/>
+              </w:rPr>
+            </w:pPr>
+            <w:r>
+              <w:rPr>
+                <w:rFonts w:ascii="BRH Malayalam Extra" w:hAnsi="BRH Malayalam Extra" w:cs="BRH Malayalam Extra"/>
+                <w:color w:val="000000"/>
+                <w:sz w:val="32"/>
+                <w:szCs w:val="32"/>
+              </w:rPr>
+              <w:t>¥p</w:t>
+            </w:r>
+            <w:r>
+              <w:rPr>
+                <w:rFonts w:ascii="BRH Malayalam Extra" w:hAnsi="BRH Malayalam Extra" w:cs="BRH Malayalam Extra"/>
+                <w:color w:val="000000"/>
+                <w:sz w:val="28"/>
+                <w:szCs w:val="32"/>
+              </w:rPr>
+              <w:t>–</w:t>
+            </w:r>
+            <w:proofErr w:type="gramStart"/>
+            <w:r>
+              <w:rPr>
+                <w:rFonts w:ascii="BRH Malayalam Extra" w:hAnsi="BRH Malayalam Extra" w:cs="BRH Malayalam Extra"/>
+                <w:color w:val="000000"/>
+                <w:sz w:val="32"/>
+                <w:szCs w:val="32"/>
+              </w:rPr>
+              <w:t>Zz(</w:t>
+            </w:r>
+            <w:proofErr w:type="gramEnd"/>
+            <w:r>
+              <w:rPr>
+                <w:rFonts w:cs="BRH Malayalam Extra"/>
+                <w:color w:val="000000"/>
+                <w:szCs w:val="32"/>
+              </w:rPr>
+              <w:t>3</w:t>
+            </w:r>
+            <w:r>
+              <w:rPr>
+                <w:rFonts w:ascii="BRH Malayalam Extra" w:hAnsi="BRH Malayalam Extra" w:cs="BRH Malayalam Extra"/>
+                <w:color w:val="000000"/>
+                <w:sz w:val="32"/>
+                <w:szCs w:val="32"/>
+              </w:rPr>
+              <w:t xml:space="preserve">) </w:t>
+            </w:r>
+            <w:r>
+              <w:rPr>
+                <w:rFonts w:ascii="BRH Malayalam Extra" w:hAnsi="BRH Malayalam Extra" w:cs="BRH Malayalam Extra"/>
+                <w:color w:val="000000"/>
+                <w:sz w:val="32"/>
+                <w:szCs w:val="32"/>
+                <w:highlight w:val="green"/>
+              </w:rPr>
+              <w:t>G</w:t>
+            </w:r>
+            <w:r>
+              <w:rPr>
+                <w:rFonts w:ascii="BRH Malayalam Extra" w:hAnsi="BRH Malayalam Extra" w:cs="BRH Malayalam Extra"/>
+                <w:color w:val="000000"/>
+                <w:sz w:val="28"/>
+                <w:szCs w:val="32"/>
+              </w:rPr>
+              <w:t>–</w:t>
+            </w:r>
+            <w:proofErr w:type="gramStart"/>
+            <w:r>
+              <w:rPr>
+                <w:rFonts w:ascii="BRH Malayalam Extra" w:hAnsi="BRH Malayalam Extra" w:cs="BRH Malayalam Extra"/>
+                <w:color w:val="000000"/>
+                <w:sz w:val="32"/>
+                <w:szCs w:val="32"/>
+              </w:rPr>
+              <w:t>Zz(</w:t>
+            </w:r>
+            <w:proofErr w:type="gramEnd"/>
+            <w:r>
+              <w:rPr>
+                <w:rFonts w:cs="BRH Malayalam Extra"/>
+                <w:color w:val="000000"/>
+                <w:szCs w:val="32"/>
+              </w:rPr>
+              <w:t>3</w:t>
+            </w:r>
+            <w:r>
+              <w:rPr>
+                <w:rFonts w:ascii="BRH Malayalam Extra" w:hAnsi="BRH Malayalam Extra" w:cs="BRH Malayalam Extra"/>
+                <w:color w:val="000000"/>
+                <w:sz w:val="32"/>
+                <w:szCs w:val="32"/>
+              </w:rPr>
+              <w:t>) Ad¡— stösZ</w:t>
+            </w:r>
+            <w:r>
+              <w:rPr>
+                <w:rFonts w:ascii="BRH Malayalam Extra" w:hAnsi="BRH Malayalam Extra" w:cs="BRH Malayalam Extra"/>
+                <w:color w:val="000000"/>
+                <w:sz w:val="28"/>
+                <w:szCs w:val="32"/>
+              </w:rPr>
+              <w:t>–</w:t>
+            </w:r>
+            <w:r>
+              <w:rPr>
+                <w:rFonts w:ascii="BRH Malayalam Extra" w:hAnsi="BRH Malayalam Extra" w:cs="BRH Malayalam Extra"/>
+                <w:color w:val="000000"/>
+                <w:sz w:val="32"/>
+                <w:szCs w:val="32"/>
+              </w:rPr>
+              <w:t xml:space="preserve">iz </w:t>
+            </w:r>
+          </w:p>
+          <w:p>
+            <w:pPr>
+              <w:widowControl w:val="0"/>
+              <w:autoSpaceDE w:val="0"/>
+              <w:autoSpaceDN w:val="0"/>
+              <w:adjustRightInd w:val="0"/>
+              <w:spacing w:before="0" w:line="240" w:lineRule="auto"/>
+              <w:rPr>
+                <w:rFonts w:ascii="BRH Malayalam Extra" w:hAnsi="BRH Malayalam Extra" w:cs="BRH Malayalam Extra"/>
+                <w:color w:val="000000"/>
+                <w:sz w:val="32"/>
+                <w:szCs w:val="32"/>
+              </w:rPr>
+            </w:pPr>
+            <w:r>
+              <w:rPr>
+                <w:rFonts w:ascii="BRH Malayalam Extra" w:hAnsi="BRH Malayalam Extra" w:cs="BRH Malayalam Extra"/>
+                <w:color w:val="000000"/>
+                <w:sz w:val="32"/>
+                <w:szCs w:val="32"/>
+              </w:rPr>
+              <w:t>s—tösZ</w:t>
+            </w:r>
+            <w:r>
+              <w:rPr>
+                <w:rFonts w:ascii="BRH Malayalam Extra" w:hAnsi="BRH Malayalam Extra" w:cs="BRH Malayalam Extra"/>
+                <w:color w:val="000000"/>
+                <w:sz w:val="28"/>
+                <w:szCs w:val="32"/>
+              </w:rPr>
+              <w:t>–</w:t>
+            </w:r>
+            <w:r>
+              <w:rPr>
+                <w:rFonts w:ascii="BRH Malayalam Extra" w:hAnsi="BRH Malayalam Extra" w:cs="BRH Malayalam Extra"/>
+                <w:color w:val="000000"/>
+                <w:sz w:val="32"/>
+                <w:szCs w:val="32"/>
+              </w:rPr>
+              <w:t>iõ© ¥p</w:t>
+            </w:r>
+            <w:r>
+              <w:rPr>
+                <w:rFonts w:ascii="BRH Malayalam Extra" w:hAnsi="BRH Malayalam Extra" w:cs="BRH Malayalam Extra"/>
+                <w:color w:val="000000"/>
+                <w:sz w:val="28"/>
+                <w:szCs w:val="32"/>
+              </w:rPr>
+              <w:t>–</w:t>
+            </w:r>
+            <w:proofErr w:type="gramStart"/>
+            <w:r>
+              <w:rPr>
+                <w:rFonts w:ascii="BRH Malayalam Extra" w:hAnsi="BRH Malayalam Extra" w:cs="BRH Malayalam Extra"/>
+                <w:color w:val="000000"/>
+                <w:sz w:val="32"/>
+                <w:szCs w:val="32"/>
+              </w:rPr>
+              <w:t>Zz(</w:t>
+            </w:r>
+            <w:proofErr w:type="gramEnd"/>
+            <w:r>
+              <w:rPr>
+                <w:rFonts w:cs="BRH Malayalam Extra"/>
+                <w:color w:val="000000"/>
+                <w:szCs w:val="32"/>
+              </w:rPr>
+              <w:t>3</w:t>
+            </w:r>
+            <w:r>
+              <w:rPr>
+                <w:rFonts w:ascii="BRH Malayalam Extra" w:hAnsi="BRH Malayalam Extra" w:cs="BRH Malayalam Extra"/>
+                <w:color w:val="000000"/>
+                <w:sz w:val="32"/>
+                <w:szCs w:val="32"/>
+              </w:rPr>
+              <w:t xml:space="preserve">) | </w:t>
+            </w:r>
+          </w:p>
+          <w:p>
+            <w:pPr>
+              <w:widowControl w:val="0"/>
+              <w:autoSpaceDE w:val="0"/>
+              <w:autoSpaceDN w:val="0"/>
+              <w:adjustRightInd w:val="0"/>
+              <w:spacing w:before="0" w:line="240" w:lineRule="auto"/>
+              <w:rPr>
+                <w:rFonts w:ascii="BRH Malayalam Extra" w:hAnsi="BRH Malayalam Extra" w:cs="BRH Malayalam Extra"/>
+                <w:color w:val="000000"/>
+                <w:sz w:val="32"/>
+                <w:szCs w:val="32"/>
+              </w:rPr>
+            </w:pPr>
+            <w:r>
+              <w:rPr>
+                <w:rFonts w:ascii="BRH Malayalam Extra" w:hAnsi="BRH Malayalam Extra" w:cs="BRH Malayalam Extra"/>
+                <w:color w:val="000000"/>
+                <w:sz w:val="32"/>
+                <w:szCs w:val="32"/>
+              </w:rPr>
+              <w:t>(</w:t>
+            </w:r>
+            <w:proofErr w:type="gramStart"/>
+            <w:r>
+              <w:rPr>
+                <w:rFonts w:cs="BRH Malayalam Extra"/>
+                <w:color w:val="000000"/>
+                <w:szCs w:val="32"/>
+              </w:rPr>
+              <w:t>22</w:t>
+            </w:r>
+            <w:r>
+              <w:rPr>
+                <w:rFonts w:ascii="BRH Malayalam Extra" w:hAnsi="BRH Malayalam Extra" w:cs="BRH Malayalam Extra"/>
+                <w:color w:val="000000"/>
+                <w:sz w:val="32"/>
+                <w:szCs w:val="32"/>
+              </w:rPr>
+              <w:t>)</w:t>
+            </w:r>
+            <w:r>
+              <w:rPr>
+                <w:rFonts w:cs="BRH Malayalam Extra"/>
+                <w:color w:val="000000"/>
+                <w:szCs w:val="32"/>
+              </w:rPr>
+              <w:t>[</w:t>
+            </w:r>
+            <w:proofErr w:type="gramEnd"/>
+            <w:r>
+              <w:rPr>
+                <w:rFonts w:cs="BRH Malayalam Extra"/>
+                <w:color w:val="000000"/>
+                <w:szCs w:val="32"/>
+              </w:rPr>
+              <w:t>P32</w:t>
+            </w:r>
+            <w:r>
+              <w:rPr>
+                <w:rFonts w:ascii="BRH Malayalam Extra" w:hAnsi="BRH Malayalam Extra" w:cs="BRH Malayalam Extra"/>
+                <w:color w:val="000000"/>
+                <w:sz w:val="32"/>
+                <w:szCs w:val="32"/>
+              </w:rPr>
+              <w:t xml:space="preserve">] </w:t>
+            </w:r>
+            <w:r>
+              <w:rPr>
+                <w:rFonts w:cs="BRH Malayalam Extra"/>
+                <w:color w:val="000000"/>
+                <w:szCs w:val="32"/>
+              </w:rPr>
+              <w:t>7</w:t>
+            </w:r>
+            <w:r>
+              <w:rPr>
+                <w:rFonts w:ascii="BRH Malayalam Extra" w:hAnsi="BRH Malayalam Extra" w:cs="BRH Malayalam Extra"/>
+                <w:color w:val="000000"/>
+                <w:sz w:val="32"/>
+                <w:szCs w:val="32"/>
+              </w:rPr>
+              <w:t>.</w:t>
+            </w:r>
+            <w:r>
+              <w:rPr>
+                <w:rFonts w:cs="BRH Malayalam Extra"/>
+                <w:color w:val="000000"/>
+                <w:szCs w:val="32"/>
+              </w:rPr>
+              <w:t>1</w:t>
+            </w:r>
+            <w:r>
+              <w:rPr>
+                <w:rFonts w:ascii="BRH Malayalam Extra" w:hAnsi="BRH Malayalam Extra" w:cs="BRH Malayalam Extra"/>
+                <w:color w:val="000000"/>
+                <w:sz w:val="32"/>
+                <w:szCs w:val="32"/>
+              </w:rPr>
+              <w:t>.</w:t>
+            </w:r>
+            <w:r>
+              <w:rPr>
+                <w:rFonts w:cs="BRH Malayalam Extra"/>
+                <w:color w:val="000000"/>
+                <w:szCs w:val="32"/>
+              </w:rPr>
+              <w:t>7</w:t>
+            </w:r>
+            <w:r>
+              <w:rPr>
+                <w:rFonts w:ascii="BRH Malayalam Extra" w:hAnsi="BRH Malayalam Extra" w:cs="BRH Malayalam Extra"/>
+                <w:color w:val="000000"/>
+                <w:sz w:val="32"/>
+                <w:szCs w:val="32"/>
+              </w:rPr>
+              <w:t>.</w:t>
+            </w:r>
+            <w:r>
+              <w:rPr>
+                <w:rFonts w:cs="BRH Malayalam Extra"/>
+                <w:color w:val="000000"/>
+                <w:szCs w:val="32"/>
+              </w:rPr>
+              <w:t>4</w:t>
+            </w:r>
+            <w:r>
+              <w:rPr>
+                <w:rFonts w:ascii="BRH Malayalam Extra" w:hAnsi="BRH Malayalam Extra" w:cs="BRH Malayalam Extra"/>
+                <w:color w:val="000000"/>
+                <w:sz w:val="32"/>
+                <w:szCs w:val="32"/>
+              </w:rPr>
+              <w:t>(</w:t>
+            </w:r>
+            <w:r>
+              <w:rPr>
+                <w:rFonts w:cs="BRH Malayalam Extra"/>
+                <w:color w:val="000000"/>
+                <w:szCs w:val="32"/>
+              </w:rPr>
+              <w:t>18</w:t>
+            </w:r>
+            <w:r>
+              <w:rPr>
+                <w:rFonts w:ascii="BRH Malayalam Extra" w:hAnsi="BRH Malayalam Extra" w:cs="BRH Malayalam Extra"/>
+                <w:color w:val="000000"/>
+                <w:sz w:val="32"/>
+                <w:szCs w:val="32"/>
+              </w:rPr>
+              <w:t>)- Ad¡— | G</w:t>
+            </w:r>
+            <w:r>
+              <w:rPr>
+                <w:rFonts w:ascii="BRH Malayalam Extra" w:hAnsi="BRH Malayalam Extra" w:cs="BRH Malayalam Extra"/>
+                <w:color w:val="000000"/>
+                <w:sz w:val="28"/>
+                <w:szCs w:val="32"/>
+              </w:rPr>
+              <w:t>–</w:t>
+            </w:r>
+            <w:proofErr w:type="gramStart"/>
+            <w:r>
+              <w:rPr>
+                <w:rFonts w:ascii="BRH Malayalam Extra" w:hAnsi="BRH Malayalam Extra" w:cs="BRH Malayalam Extra"/>
+                <w:color w:val="000000"/>
+                <w:sz w:val="32"/>
+                <w:szCs w:val="32"/>
+              </w:rPr>
+              <w:t>Zz(</w:t>
+            </w:r>
+            <w:proofErr w:type="gramEnd"/>
+            <w:r>
+              <w:rPr>
+                <w:rFonts w:cs="BRH Malayalam Extra"/>
+                <w:color w:val="000000"/>
+                <w:szCs w:val="32"/>
+              </w:rPr>
+              <w:t>3</w:t>
+            </w:r>
+            <w:r>
+              <w:rPr>
+                <w:rFonts w:ascii="BRH Malayalam Extra" w:hAnsi="BRH Malayalam Extra" w:cs="BRH Malayalam Extra"/>
+                <w:color w:val="000000"/>
+                <w:sz w:val="32"/>
+                <w:szCs w:val="32"/>
+              </w:rPr>
+              <w:t>) | s</w:t>
+            </w:r>
+            <w:r>
+              <w:rPr>
+                <w:rFonts w:ascii="BRH Malayalam Extra" w:hAnsi="BRH Malayalam Extra" w:cs="BRH Malayalam Extra"/>
+                <w:color w:val="000000"/>
+                <w:sz w:val="28"/>
+                <w:szCs w:val="32"/>
+              </w:rPr>
+              <w:t>–</w:t>
+            </w:r>
+            <w:r>
+              <w:rPr>
+                <w:rFonts w:ascii="BRH Malayalam Extra" w:hAnsi="BRH Malayalam Extra" w:cs="BRH Malayalam Extra"/>
+                <w:color w:val="000000"/>
+                <w:sz w:val="32"/>
+                <w:szCs w:val="32"/>
+              </w:rPr>
+              <w:t>t</w:t>
+            </w:r>
+            <w:r>
+              <w:rPr>
+                <w:rFonts w:ascii="BRH Malayalam Extra" w:hAnsi="BRH Malayalam Extra" w:cs="BRH Malayalam Extra"/>
+                <w:color w:val="000000"/>
+                <w:sz w:val="28"/>
+                <w:szCs w:val="32"/>
+              </w:rPr>
+              <w:t>–</w:t>
+            </w:r>
+            <w:r>
+              <w:rPr>
+                <w:rFonts w:ascii="BRH Malayalam Extra" w:hAnsi="BRH Malayalam Extra" w:cs="BRH Malayalam Extra"/>
+                <w:color w:val="000000"/>
+                <w:sz w:val="32"/>
+                <w:szCs w:val="32"/>
+              </w:rPr>
+              <w:t>ös</w:t>
+            </w:r>
+            <w:r>
+              <w:rPr>
+                <w:rFonts w:ascii="BRH Malayalam Extra" w:hAnsi="BRH Malayalam Extra" w:cs="BRH Malayalam Extra"/>
+                <w:color w:val="000000"/>
+                <w:sz w:val="28"/>
+                <w:szCs w:val="32"/>
+              </w:rPr>
+              <w:t>–</w:t>
+            </w:r>
+            <w:r>
+              <w:rPr>
+                <w:rFonts w:ascii="BRH Malayalam Extra" w:hAnsi="BRH Malayalam Extra" w:cs="BRH Malayalam Extra"/>
+                <w:color w:val="000000"/>
+                <w:sz w:val="32"/>
+                <w:szCs w:val="32"/>
+              </w:rPr>
+              <w:t>Z</w:t>
+            </w:r>
+            <w:r>
+              <w:rPr>
+                <w:rFonts w:ascii="BRH Malayalam Extra" w:hAnsi="BRH Malayalam Extra" w:cs="BRH Malayalam Extra"/>
+                <w:color w:val="000000"/>
+                <w:sz w:val="28"/>
+                <w:szCs w:val="32"/>
+              </w:rPr>
+              <w:t>–</w:t>
+            </w:r>
+            <w:r>
+              <w:rPr>
+                <w:rFonts w:ascii="BRH Malayalam Extra" w:hAnsi="BRH Malayalam Extra" w:cs="BRH Malayalam Extra"/>
+                <w:color w:val="000000"/>
+                <w:sz w:val="32"/>
+                <w:szCs w:val="32"/>
+              </w:rPr>
+              <w:t>izI |</w:t>
+            </w:r>
+          </w:p>
+          <w:p>
+            <w:pPr>
+              <w:widowControl w:val="0"/>
+              <w:autoSpaceDE w:val="0"/>
+              <w:autoSpaceDN w:val="0"/>
+              <w:adjustRightInd w:val="0"/>
+              <w:spacing w:before="0" w:line="240" w:lineRule="auto"/>
+              <w:rPr>
+                <w:rFonts w:ascii="BRH Malayalam Extra" w:hAnsi="BRH Malayalam Extra" w:cs="BRH Malayalam Extra"/>
+                <w:color w:val="000000"/>
+                <w:sz w:val="32"/>
+                <w:szCs w:val="32"/>
+              </w:rPr>
+            </w:pPr>
+            <w:r>
+              <w:rPr>
+                <w:rFonts w:ascii="BRH Malayalam Extra" w:hAnsi="BRH Malayalam Extra" w:cs="BRH Malayalam Extra"/>
+                <w:color w:val="000000"/>
+                <w:sz w:val="32"/>
+                <w:szCs w:val="32"/>
+              </w:rPr>
+              <w:t>A¥dû</w:t>
+            </w:r>
+            <w:r>
+              <w:rPr>
+                <w:rFonts w:ascii="BRH Malayalam Extra" w:hAnsi="BRH Malayalam Extra" w:cs="BRH Malayalam Extra"/>
+                <w:color w:val="000000"/>
+                <w:sz w:val="28"/>
+                <w:szCs w:val="32"/>
+              </w:rPr>
+              <w:t>–</w:t>
+            </w:r>
+            <w:proofErr w:type="gramStart"/>
+            <w:r>
+              <w:rPr>
+                <w:rFonts w:ascii="BRH Malayalam Extra" w:hAnsi="BRH Malayalam Extra" w:cs="BRH Malayalam Extra"/>
+                <w:color w:val="000000"/>
+                <w:sz w:val="32"/>
+                <w:szCs w:val="32"/>
+              </w:rPr>
+              <w:t>Zz(</w:t>
+            </w:r>
+            <w:proofErr w:type="gramEnd"/>
+            <w:r>
+              <w:rPr>
+                <w:rFonts w:cs="BRH Malayalam Extra"/>
+                <w:color w:val="000000"/>
+                <w:szCs w:val="32"/>
+              </w:rPr>
+              <w:t>3</w:t>
+            </w:r>
+            <w:r>
+              <w:rPr>
+                <w:rFonts w:ascii="BRH Malayalam Extra" w:hAnsi="BRH Malayalam Extra" w:cs="BRH Malayalam Extra"/>
+                <w:color w:val="000000"/>
+                <w:sz w:val="32"/>
+                <w:szCs w:val="32"/>
+              </w:rPr>
+              <w:t xml:space="preserve">) </w:t>
+            </w:r>
+            <w:r>
+              <w:rPr>
+                <w:rFonts w:ascii="BRH Malayalam Extra" w:hAnsi="BRH Malayalam Extra" w:cs="BRH Malayalam Extra"/>
+                <w:color w:val="000000"/>
+                <w:sz w:val="32"/>
+                <w:szCs w:val="32"/>
+                <w:highlight w:val="green"/>
+              </w:rPr>
+              <w:t>G</w:t>
+            </w:r>
+            <w:r>
+              <w:rPr>
+                <w:rFonts w:ascii="BRH Malayalam Extra" w:hAnsi="BRH Malayalam Extra" w:cs="BRH Malayalam Extra"/>
+                <w:color w:val="000000"/>
+                <w:sz w:val="28"/>
+                <w:szCs w:val="32"/>
+              </w:rPr>
+              <w:t>–</w:t>
+            </w:r>
+            <w:proofErr w:type="gramStart"/>
+            <w:r>
+              <w:rPr>
+                <w:rFonts w:ascii="BRH Malayalam Extra" w:hAnsi="BRH Malayalam Extra" w:cs="BRH Malayalam Extra"/>
+                <w:color w:val="000000"/>
+                <w:sz w:val="32"/>
+                <w:szCs w:val="32"/>
+              </w:rPr>
+              <w:t>Zz(</w:t>
+            </w:r>
+            <w:proofErr w:type="gramEnd"/>
+            <w:r>
+              <w:rPr>
+                <w:rFonts w:cs="BRH Malayalam Extra"/>
+                <w:color w:val="000000"/>
+                <w:szCs w:val="32"/>
+              </w:rPr>
+              <w:t>3</w:t>
+            </w:r>
+            <w:r>
+              <w:rPr>
+                <w:rFonts w:ascii="BRH Malayalam Extra" w:hAnsi="BRH Malayalam Extra" w:cs="BRH Malayalam Extra"/>
+                <w:color w:val="000000"/>
+                <w:sz w:val="32"/>
+                <w:szCs w:val="32"/>
+              </w:rPr>
+              <w:t>) Adû© ¥p</w:t>
+            </w:r>
+            <w:r>
+              <w:rPr>
+                <w:rFonts w:ascii="BRH Malayalam Extra" w:hAnsi="BRH Malayalam Extra" w:cs="BRH Malayalam Extra"/>
+                <w:color w:val="000000"/>
+                <w:sz w:val="28"/>
+                <w:szCs w:val="32"/>
+              </w:rPr>
+              <w:t>–</w:t>
+            </w:r>
+            <w:proofErr w:type="gramStart"/>
+            <w:r>
+              <w:rPr>
+                <w:rFonts w:ascii="BRH Malayalam Extra" w:hAnsi="BRH Malayalam Extra" w:cs="BRH Malayalam Extra"/>
+                <w:color w:val="000000"/>
+                <w:sz w:val="32"/>
+                <w:szCs w:val="32"/>
+              </w:rPr>
+              <w:t>Zz(</w:t>
+            </w:r>
+            <w:proofErr w:type="gramEnd"/>
+            <w:r>
+              <w:rPr>
+                <w:rFonts w:cs="BRH Malayalam Extra"/>
+                <w:color w:val="000000"/>
+                <w:szCs w:val="32"/>
+              </w:rPr>
+              <w:t>3</w:t>
+            </w:r>
+            <w:r>
+              <w:rPr>
+                <w:rFonts w:ascii="BRH Malayalam Extra" w:hAnsi="BRH Malayalam Extra" w:cs="BRH Malayalam Extra"/>
+                <w:color w:val="000000"/>
+                <w:sz w:val="32"/>
+                <w:szCs w:val="32"/>
+              </w:rPr>
+              <w:t>) s—tösZ</w:t>
+            </w:r>
+            <w:r>
+              <w:rPr>
+                <w:rFonts w:ascii="BRH Malayalam Extra" w:hAnsi="BRH Malayalam Extra" w:cs="BRH Malayalam Extra"/>
+                <w:color w:val="000000"/>
+                <w:sz w:val="28"/>
+                <w:szCs w:val="32"/>
+              </w:rPr>
+              <w:t>–</w:t>
+            </w:r>
+            <w:r>
+              <w:rPr>
+                <w:rFonts w:ascii="BRH Malayalam Extra" w:hAnsi="BRH Malayalam Extra" w:cs="BRH Malayalam Extra"/>
+                <w:color w:val="000000"/>
+                <w:sz w:val="32"/>
+                <w:szCs w:val="32"/>
+              </w:rPr>
+              <w:t>iz</w:t>
+            </w:r>
+            <w:r>
+              <w:rPr>
+                <w:rFonts w:ascii="BRH Devanagari Extra" w:hAnsi="BRH Devanagari Extra" w:cs="BRH Malayalam Extra"/>
+                <w:color w:val="000000"/>
+                <w:sz w:val="28"/>
+                <w:szCs w:val="32"/>
+              </w:rPr>
+              <w:t>óè</w:t>
+            </w:r>
+            <w:r>
+              <w:rPr>
+                <w:rFonts w:ascii="BRH Malayalam Extra" w:hAnsi="BRH Malayalam Extra" w:cs="BRH Malayalam Extra"/>
+                <w:color w:val="000000"/>
+                <w:sz w:val="32"/>
+                <w:szCs w:val="32"/>
+              </w:rPr>
+              <w:t xml:space="preserve"> s—tösZ</w:t>
+            </w:r>
+            <w:r>
+              <w:rPr>
+                <w:rFonts w:ascii="BRH Malayalam Extra" w:hAnsi="BRH Malayalam Extra" w:cs="BRH Malayalam Extra"/>
+                <w:color w:val="000000"/>
+                <w:sz w:val="28"/>
+                <w:szCs w:val="32"/>
+              </w:rPr>
+              <w:t>–</w:t>
+            </w:r>
+            <w:r>
+              <w:rPr>
+                <w:rFonts w:ascii="BRH Malayalam Extra" w:hAnsi="BRH Malayalam Extra" w:cs="BRH Malayalam Extra"/>
+                <w:color w:val="000000"/>
+                <w:sz w:val="32"/>
+                <w:szCs w:val="32"/>
+              </w:rPr>
+              <w:t>iz ¥i</w:t>
+            </w:r>
+            <w:r>
+              <w:rPr>
+                <w:rFonts w:ascii="BRH Malayalam Extra" w:hAnsi="BRH Malayalam Extra" w:cs="BRH Malayalam Extra"/>
+                <w:color w:val="000000"/>
+                <w:sz w:val="28"/>
+                <w:szCs w:val="32"/>
+              </w:rPr>
+              <w:t>–</w:t>
+            </w:r>
+            <w:proofErr w:type="gramStart"/>
+            <w:r>
+              <w:rPr>
+                <w:rFonts w:ascii="BRH Malayalam Extra" w:hAnsi="BRH Malayalam Extra" w:cs="BRH Malayalam Extra"/>
+                <w:color w:val="000000"/>
+                <w:sz w:val="32"/>
+                <w:szCs w:val="32"/>
+              </w:rPr>
+              <w:t>Zz(</w:t>
+            </w:r>
+            <w:proofErr w:type="gramEnd"/>
+            <w:r>
+              <w:rPr>
+                <w:rFonts w:cs="BRH Malayalam Extra"/>
+                <w:color w:val="000000"/>
+                <w:szCs w:val="32"/>
+              </w:rPr>
+              <w:t>3</w:t>
+            </w:r>
+            <w:r>
+              <w:rPr>
+                <w:rFonts w:ascii="BRH Malayalam Extra" w:hAnsi="BRH Malayalam Extra" w:cs="BRH Malayalam Extra"/>
+                <w:color w:val="000000"/>
+                <w:sz w:val="32"/>
+                <w:szCs w:val="32"/>
+              </w:rPr>
+              <w:t>) Adû© ¥p</w:t>
+            </w:r>
+            <w:r>
+              <w:rPr>
+                <w:rFonts w:ascii="BRH Malayalam Extra" w:hAnsi="BRH Malayalam Extra" w:cs="BRH Malayalam Extra"/>
+                <w:color w:val="000000"/>
+                <w:sz w:val="28"/>
+                <w:szCs w:val="32"/>
+              </w:rPr>
+              <w:t>–</w:t>
+            </w:r>
+            <w:proofErr w:type="gramStart"/>
+            <w:r>
+              <w:rPr>
+                <w:rFonts w:ascii="BRH Malayalam Extra" w:hAnsi="BRH Malayalam Extra" w:cs="BRH Malayalam Extra"/>
+                <w:color w:val="000000"/>
+                <w:sz w:val="32"/>
+                <w:szCs w:val="32"/>
+              </w:rPr>
+              <w:t>Zz(</w:t>
+            </w:r>
+            <w:proofErr w:type="gramEnd"/>
+            <w:r>
+              <w:rPr>
+                <w:rFonts w:cs="BRH Malayalam Extra"/>
+                <w:color w:val="000000"/>
+                <w:szCs w:val="32"/>
+              </w:rPr>
+              <w:t>3</w:t>
+            </w:r>
+            <w:r>
+              <w:rPr>
+                <w:rFonts w:ascii="BRH Malayalam Extra" w:hAnsi="BRH Malayalam Extra" w:cs="BRH Malayalam Extra"/>
+                <w:color w:val="000000"/>
+                <w:sz w:val="32"/>
+                <w:szCs w:val="32"/>
+              </w:rPr>
+              <w:t xml:space="preserve">) </w:t>
+            </w:r>
+          </w:p>
+          <w:p>
+            <w:pPr>
+              <w:widowControl w:val="0"/>
+              <w:autoSpaceDE w:val="0"/>
+              <w:autoSpaceDN w:val="0"/>
+              <w:adjustRightInd w:val="0"/>
+              <w:spacing w:before="0" w:line="240" w:lineRule="auto"/>
+              <w:rPr>
+                <w:rFonts w:ascii="BRH Malayalam Extra" w:hAnsi="BRH Malayalam Extra" w:cs="BRH Malayalam Extra"/>
+                <w:color w:val="000000"/>
+                <w:sz w:val="32"/>
+                <w:szCs w:val="32"/>
+              </w:rPr>
+            </w:pPr>
+            <w:r>
+              <w:rPr>
+                <w:rFonts w:ascii="BRH Malayalam Extra" w:hAnsi="BRH Malayalam Extra" w:cs="BRH Malayalam Extra"/>
+                <w:color w:val="000000"/>
+                <w:sz w:val="32"/>
+                <w:szCs w:val="32"/>
+              </w:rPr>
+              <w:t>s—tösZ</w:t>
+            </w:r>
+            <w:r>
+              <w:rPr>
+                <w:rFonts w:ascii="BRH Malayalam Extra" w:hAnsi="BRH Malayalam Extra" w:cs="BRH Malayalam Extra"/>
+                <w:color w:val="000000"/>
+                <w:sz w:val="28"/>
+                <w:szCs w:val="32"/>
+              </w:rPr>
+              <w:t>–</w:t>
+            </w:r>
+            <w:r>
+              <w:rPr>
+                <w:rFonts w:ascii="BRH Malayalam Extra" w:hAnsi="BRH Malayalam Extra" w:cs="BRH Malayalam Extra"/>
+                <w:color w:val="000000"/>
+                <w:sz w:val="32"/>
+                <w:szCs w:val="32"/>
+              </w:rPr>
+              <w:t xml:space="preserve">izI | </w:t>
+            </w:r>
+          </w:p>
+        </w:tc>
+      </w:tr>
+      <w:tr>
+        <w:trPr>
+          <w:trHeight w:val="3251"/>
+        </w:trPr>
+        <w:tc>
+          <w:tcPr>
+            <w:tcW w:w="7024" w:type="dxa"/>
+          </w:tcPr>
+          <w:p>
+            <w:pPr>
+              <w:widowControl w:val="0"/>
+              <w:autoSpaceDE w:val="0"/>
+              <w:autoSpaceDN w:val="0"/>
+              <w:adjustRightInd w:val="0"/>
+              <w:spacing w:before="0" w:line="240" w:lineRule="auto"/>
+              <w:rPr>
+                <w:rFonts w:ascii="BRH Malayalam Extra" w:hAnsi="BRH Malayalam Extra" w:cs="BRH Malayalam Extra"/>
+                <w:color w:val="000000"/>
+                <w:sz w:val="32"/>
+                <w:szCs w:val="32"/>
+              </w:rPr>
+            </w:pPr>
+            <w:r>
+              <w:rPr>
+                <w:rFonts w:ascii="BRH Malayalam Extra" w:hAnsi="BRH Malayalam Extra" w:cs="BRH Malayalam Extra"/>
+                <w:color w:val="000000"/>
+                <w:sz w:val="32"/>
+                <w:szCs w:val="32"/>
+              </w:rPr>
+              <w:t>(</w:t>
+            </w:r>
+            <w:proofErr w:type="gramStart"/>
+            <w:r>
+              <w:rPr>
+                <w:rFonts w:cs="BRH Malayalam Extra"/>
+                <w:color w:val="000000"/>
+                <w:szCs w:val="32"/>
+              </w:rPr>
+              <w:t>44</w:t>
+            </w:r>
+            <w:r>
+              <w:rPr>
+                <w:rFonts w:ascii="BRH Malayalam Extra" w:hAnsi="BRH Malayalam Extra" w:cs="BRH Malayalam Extra"/>
+                <w:color w:val="000000"/>
+                <w:sz w:val="32"/>
+                <w:szCs w:val="32"/>
+              </w:rPr>
+              <w:t>)</w:t>
+            </w:r>
+            <w:r>
+              <w:rPr>
+                <w:rFonts w:cs="BRH Malayalam Extra"/>
+                <w:color w:val="000000"/>
+                <w:szCs w:val="32"/>
+              </w:rPr>
+              <w:t>[</w:t>
+            </w:r>
+            <w:proofErr w:type="gramEnd"/>
+            <w:r>
+              <w:rPr>
+                <w:rFonts w:cs="BRH Malayalam Extra"/>
+                <w:color w:val="000000"/>
+                <w:szCs w:val="32"/>
+              </w:rPr>
+              <w:t>P41</w:t>
+            </w:r>
+            <w:r>
+              <w:rPr>
+                <w:rFonts w:ascii="BRH Malayalam Extra" w:hAnsi="BRH Malayalam Extra" w:cs="BRH Malayalam Extra"/>
+                <w:color w:val="000000"/>
+                <w:sz w:val="32"/>
+                <w:szCs w:val="32"/>
+              </w:rPr>
+              <w:t xml:space="preserve">] </w:t>
+            </w:r>
+            <w:r>
+              <w:rPr>
+                <w:rFonts w:cs="BRH Malayalam Extra"/>
+                <w:color w:val="000000"/>
+                <w:szCs w:val="32"/>
+              </w:rPr>
+              <w:t>7</w:t>
+            </w:r>
+            <w:r>
+              <w:rPr>
+                <w:rFonts w:ascii="BRH Malayalam Extra" w:hAnsi="BRH Malayalam Extra" w:cs="BRH Malayalam Extra"/>
+                <w:color w:val="000000"/>
+                <w:sz w:val="32"/>
+                <w:szCs w:val="32"/>
+              </w:rPr>
+              <w:t>.</w:t>
+            </w:r>
+            <w:r>
+              <w:rPr>
+                <w:rFonts w:cs="BRH Malayalam Extra"/>
+                <w:color w:val="000000"/>
+                <w:szCs w:val="32"/>
+              </w:rPr>
+              <w:t>1</w:t>
+            </w:r>
+            <w:r>
+              <w:rPr>
+                <w:rFonts w:ascii="BRH Malayalam Extra" w:hAnsi="BRH Malayalam Extra" w:cs="BRH Malayalam Extra"/>
+                <w:color w:val="000000"/>
+                <w:sz w:val="32"/>
+                <w:szCs w:val="32"/>
+              </w:rPr>
+              <w:t>.</w:t>
+            </w:r>
+            <w:r>
+              <w:rPr>
+                <w:rFonts w:cs="BRH Malayalam Extra"/>
+                <w:color w:val="000000"/>
+                <w:szCs w:val="32"/>
+              </w:rPr>
+              <w:t>12</w:t>
+            </w:r>
+            <w:r>
+              <w:rPr>
+                <w:rFonts w:ascii="BRH Malayalam Extra" w:hAnsi="BRH Malayalam Extra" w:cs="BRH Malayalam Extra"/>
+                <w:color w:val="000000"/>
+                <w:sz w:val="32"/>
+                <w:szCs w:val="32"/>
+              </w:rPr>
+              <w:t>.</w:t>
+            </w:r>
+            <w:r>
+              <w:rPr>
+                <w:rFonts w:cs="BRH Malayalam Extra"/>
+                <w:color w:val="000000"/>
+                <w:szCs w:val="32"/>
+              </w:rPr>
+              <w:t>1</w:t>
+            </w:r>
+            <w:r>
+              <w:rPr>
+                <w:rFonts w:ascii="BRH Malayalam Extra" w:hAnsi="BRH Malayalam Extra" w:cs="BRH Malayalam Extra"/>
+                <w:color w:val="000000"/>
+                <w:sz w:val="32"/>
+                <w:szCs w:val="32"/>
+              </w:rPr>
+              <w:t>(</w:t>
+            </w:r>
+            <w:r>
+              <w:rPr>
+                <w:rFonts w:cs="BRH Malayalam Extra"/>
+                <w:color w:val="000000"/>
+                <w:szCs w:val="32"/>
+              </w:rPr>
+              <w:t>39</w:t>
+            </w:r>
+            <w:r>
+              <w:rPr>
+                <w:rFonts w:ascii="BRH Malayalam Extra" w:hAnsi="BRH Malayalam Extra" w:cs="BRH Malayalam Extra"/>
+                <w:color w:val="000000"/>
+                <w:sz w:val="32"/>
+                <w:szCs w:val="32"/>
+              </w:rPr>
+              <w:t xml:space="preserve">)- sûxtx˜ | sªpx˜hõJ | </w:t>
+            </w:r>
+          </w:p>
+          <w:p>
+            <w:pPr>
+              <w:widowControl w:val="0"/>
+              <w:autoSpaceDE w:val="0"/>
+              <w:autoSpaceDN w:val="0"/>
+              <w:adjustRightInd w:val="0"/>
+              <w:spacing w:before="0" w:line="240" w:lineRule="auto"/>
+              <w:rPr>
+                <w:rFonts w:ascii="BRH Malayalam Extra" w:hAnsi="BRH Malayalam Extra" w:cs="BRH Malayalam Extra"/>
+                <w:color w:val="000000"/>
+                <w:sz w:val="32"/>
+                <w:szCs w:val="32"/>
+              </w:rPr>
+            </w:pPr>
+            <w:r>
+              <w:rPr>
+                <w:rFonts w:ascii="BRH Malayalam Extra" w:hAnsi="BRH Malayalam Extra" w:cs="BRH Malayalam Extra"/>
+                <w:color w:val="000000"/>
+                <w:sz w:val="32"/>
+                <w:szCs w:val="32"/>
+              </w:rPr>
+              <w:t>¥b</w:t>
+            </w:r>
+            <w:r>
+              <w:rPr>
+                <w:rFonts w:ascii="BRH Malayalam Extra" w:hAnsi="BRH Malayalam Extra" w:cs="BRH Malayalam Extra"/>
+                <w:color w:val="000000"/>
+                <w:sz w:val="28"/>
+                <w:szCs w:val="32"/>
+              </w:rPr>
+              <w:t>–</w:t>
+            </w:r>
+            <w:r>
+              <w:rPr>
+                <w:rFonts w:ascii="BRH Malayalam Extra" w:hAnsi="BRH Malayalam Extra" w:cs="BRH Malayalam Extra"/>
+                <w:color w:val="000000"/>
+                <w:sz w:val="32"/>
+                <w:szCs w:val="32"/>
+                <w:highlight w:val="yellow"/>
+              </w:rPr>
+              <w:t>¥</w:t>
+            </w:r>
+            <w:r>
+              <w:rPr>
+                <w:rFonts w:ascii="BRH Malayalam Extra" w:hAnsi="BRH Malayalam Extra" w:cs="BRH Malayalam Extra"/>
+                <w:color w:val="000000"/>
+                <w:sz w:val="32"/>
+                <w:szCs w:val="32"/>
+              </w:rPr>
+              <w:t>pZx˜hõJ |</w:t>
+            </w:r>
+          </w:p>
+          <w:p>
+            <w:pPr>
+              <w:widowControl w:val="0"/>
+              <w:autoSpaceDE w:val="0"/>
+              <w:autoSpaceDN w:val="0"/>
+              <w:adjustRightInd w:val="0"/>
+              <w:spacing w:before="0" w:line="240" w:lineRule="auto"/>
+              <w:rPr>
+                <w:rFonts w:ascii="BRH Malayalam Extra" w:hAnsi="BRH Malayalam Extra" w:cs="BRH Malayalam Extra"/>
+                <w:color w:val="000000"/>
+                <w:sz w:val="32"/>
+                <w:szCs w:val="32"/>
+              </w:rPr>
+            </w:pPr>
+            <w:r>
+              <w:rPr>
+                <w:rFonts w:ascii="BRH Malayalam Extra" w:hAnsi="BRH Malayalam Extra" w:cs="BRH Malayalam Extra"/>
+                <w:color w:val="000000"/>
+                <w:sz w:val="32"/>
+                <w:szCs w:val="32"/>
+              </w:rPr>
+              <w:t>sûxtx</w:t>
+            </w:r>
+            <w:r>
+              <w:rPr>
+                <w:rFonts w:ascii="BRH Malayalam Extra" w:hAnsi="BRH Malayalam Extra" w:cs="BRH Malayalam Extra"/>
+                <w:color w:val="000000"/>
+                <w:sz w:val="28"/>
+                <w:szCs w:val="32"/>
+              </w:rPr>
+              <w:t>–</w:t>
+            </w:r>
+            <w:r>
+              <w:rPr>
+                <w:rFonts w:ascii="BRH Malayalam Extra" w:hAnsi="BRH Malayalam Extra" w:cs="BRH Malayalam Extra"/>
+                <w:color w:val="000000"/>
+                <w:sz w:val="32"/>
+                <w:szCs w:val="32"/>
+              </w:rPr>
+              <w:t xml:space="preserve"> sªpx˜hõ</w:t>
+            </w:r>
+            <w:r>
+              <w:rPr>
+                <w:rFonts w:ascii="BRH Malayalam Extra" w:hAnsi="BRH Malayalam Extra" w:cs="BRH Malayalam Extra"/>
+                <w:color w:val="000000"/>
+                <w:sz w:val="28"/>
+                <w:szCs w:val="32"/>
+              </w:rPr>
+              <w:t>–</w:t>
+            </w:r>
+            <w:r>
+              <w:rPr>
+                <w:rFonts w:ascii="BRH Malayalam Extra" w:hAnsi="BRH Malayalam Extra" w:cs="BRH Malayalam Extra"/>
+                <w:color w:val="000000"/>
+                <w:sz w:val="32"/>
+                <w:szCs w:val="32"/>
+              </w:rPr>
+              <w:t>J sªpx˜hõ</w:t>
+            </w:r>
+            <w:r>
+              <w:rPr>
+                <w:rFonts w:ascii="BRH Malayalam Extra" w:hAnsi="BRH Malayalam Extra" w:cs="BRH Malayalam Extra"/>
+                <w:color w:val="000000"/>
+                <w:sz w:val="28"/>
+                <w:szCs w:val="32"/>
+              </w:rPr>
+              <w:t>–</w:t>
+            </w:r>
+            <w:r>
+              <w:rPr>
+                <w:rFonts w:ascii="BRH Malayalam Extra" w:hAnsi="BRH Malayalam Extra" w:cs="BRH Malayalam Extra"/>
+                <w:color w:val="000000"/>
+                <w:sz w:val="32"/>
+                <w:szCs w:val="32"/>
+              </w:rPr>
+              <w:t>J sûxtx</w:t>
+            </w:r>
+            <w:r>
+              <w:rPr>
+                <w:rFonts w:ascii="BRH Malayalam Extra" w:hAnsi="BRH Malayalam Extra" w:cs="BRH Malayalam Extra"/>
+                <w:color w:val="000000"/>
+                <w:sz w:val="28"/>
+                <w:szCs w:val="32"/>
+              </w:rPr>
+              <w:t>–</w:t>
+            </w:r>
+            <w:r>
+              <w:rPr>
+                <w:rFonts w:ascii="BRH Malayalam Extra" w:hAnsi="BRH Malayalam Extra" w:cs="BRH Malayalam Extra"/>
+                <w:color w:val="000000"/>
+                <w:sz w:val="32"/>
+                <w:szCs w:val="32"/>
+              </w:rPr>
+              <w:t xml:space="preserve"> sûxtx</w:t>
+            </w:r>
+            <w:r>
+              <w:rPr>
+                <w:rFonts w:ascii="BRH Malayalam Extra" w:hAnsi="BRH Malayalam Extra" w:cs="BRH Malayalam Extra"/>
+                <w:color w:val="000000"/>
+                <w:sz w:val="28"/>
+                <w:szCs w:val="32"/>
+              </w:rPr>
+              <w:t>–</w:t>
+            </w:r>
+            <w:r>
+              <w:rPr>
+                <w:rFonts w:ascii="BRH Malayalam Extra" w:hAnsi="BRH Malayalam Extra" w:cs="BRH Malayalam Extra"/>
+                <w:color w:val="000000"/>
+                <w:sz w:val="32"/>
+                <w:szCs w:val="32"/>
+              </w:rPr>
+              <w:t xml:space="preserve"> sªpx˜¥hõx ¥b</w:t>
+            </w:r>
+            <w:r>
+              <w:rPr>
+                <w:rFonts w:ascii="BRH Malayalam Extra" w:hAnsi="BRH Malayalam Extra" w:cs="BRH Malayalam Extra"/>
+                <w:color w:val="000000"/>
+                <w:sz w:val="28"/>
+                <w:szCs w:val="32"/>
+              </w:rPr>
+              <w:t>–</w:t>
+            </w:r>
+            <w:r>
+              <w:rPr>
+                <w:rFonts w:ascii="BRH Malayalam Extra" w:hAnsi="BRH Malayalam Extra" w:cs="BRH Malayalam Extra"/>
+                <w:color w:val="000000"/>
+                <w:sz w:val="32"/>
+                <w:szCs w:val="32"/>
+                <w:highlight w:val="yellow"/>
+              </w:rPr>
+              <w:t>¥</w:t>
+            </w:r>
+            <w:r>
+              <w:rPr>
+                <w:rFonts w:ascii="BRH Malayalam Extra" w:hAnsi="BRH Malayalam Extra" w:cs="BRH Malayalam Extra"/>
+                <w:color w:val="000000"/>
+                <w:sz w:val="32"/>
+                <w:szCs w:val="32"/>
+              </w:rPr>
+              <w:t>pZx˜¥hõx ¥b</w:t>
+            </w:r>
+            <w:r>
+              <w:rPr>
+                <w:rFonts w:ascii="BRH Malayalam Extra" w:hAnsi="BRH Malayalam Extra" w:cs="BRH Malayalam Extra"/>
+                <w:color w:val="000000"/>
+                <w:sz w:val="28"/>
+                <w:szCs w:val="32"/>
+                <w:highlight w:val="yellow"/>
+              </w:rPr>
+              <w:t>–</w:t>
+            </w:r>
+            <w:r>
+              <w:rPr>
+                <w:rFonts w:ascii="BRH Malayalam Extra" w:hAnsi="BRH Malayalam Extra" w:cs="BRH Malayalam Extra"/>
+                <w:color w:val="000000"/>
+                <w:sz w:val="32"/>
+                <w:szCs w:val="32"/>
+                <w:highlight w:val="yellow"/>
+              </w:rPr>
+              <w:t>¥</w:t>
+            </w:r>
+            <w:r>
+              <w:rPr>
+                <w:rFonts w:ascii="BRH Malayalam Extra" w:hAnsi="BRH Malayalam Extra" w:cs="BRH Malayalam Extra"/>
+                <w:color w:val="000000"/>
+                <w:sz w:val="32"/>
+                <w:szCs w:val="32"/>
+              </w:rPr>
+              <w:t>pZx˜hõ</w:t>
+            </w:r>
+            <w:r>
+              <w:rPr>
+                <w:rFonts w:ascii="BRH Malayalam Extra" w:hAnsi="BRH Malayalam Extra" w:cs="BRH Malayalam Extra"/>
+                <w:color w:val="000000"/>
+                <w:sz w:val="28"/>
+                <w:szCs w:val="32"/>
+              </w:rPr>
+              <w:t>–</w:t>
+            </w:r>
+            <w:r>
+              <w:rPr>
+                <w:rFonts w:ascii="BRH Malayalam Extra" w:hAnsi="BRH Malayalam Extra" w:cs="BRH Malayalam Extra"/>
+                <w:color w:val="000000"/>
+                <w:sz w:val="32"/>
+                <w:szCs w:val="32"/>
+              </w:rPr>
+              <w:t>J sªpx˜hõ</w:t>
+            </w:r>
+            <w:r>
+              <w:rPr>
+                <w:rFonts w:ascii="BRH Malayalam Extra" w:hAnsi="BRH Malayalam Extra" w:cs="BRH Malayalam Extra"/>
+                <w:color w:val="000000"/>
+                <w:sz w:val="28"/>
+                <w:szCs w:val="32"/>
+              </w:rPr>
+              <w:t>–</w:t>
+            </w:r>
+            <w:r>
+              <w:rPr>
+                <w:rFonts w:ascii="BRH Malayalam Extra" w:hAnsi="BRH Malayalam Extra" w:cs="BRH Malayalam Extra"/>
+                <w:color w:val="000000"/>
+                <w:sz w:val="32"/>
+                <w:szCs w:val="32"/>
+              </w:rPr>
+              <w:t>J sûxtx</w:t>
+            </w:r>
+            <w:r>
+              <w:rPr>
+                <w:rFonts w:ascii="BRH Malayalam Extra" w:hAnsi="BRH Malayalam Extra" w:cs="BRH Malayalam Extra"/>
+                <w:color w:val="000000"/>
+                <w:sz w:val="28"/>
+                <w:szCs w:val="32"/>
+              </w:rPr>
+              <w:t>–</w:t>
+            </w:r>
+            <w:r>
+              <w:rPr>
+                <w:rFonts w:ascii="BRH Malayalam Extra" w:hAnsi="BRH Malayalam Extra" w:cs="BRH Malayalam Extra"/>
+                <w:color w:val="000000"/>
+                <w:sz w:val="32"/>
+                <w:szCs w:val="32"/>
+              </w:rPr>
+              <w:t xml:space="preserve"> sûxtx</w:t>
+            </w:r>
+            <w:r>
+              <w:rPr>
+                <w:rFonts w:ascii="BRH Malayalam Extra" w:hAnsi="BRH Malayalam Extra" w:cs="BRH Malayalam Extra"/>
+                <w:color w:val="000000"/>
+                <w:sz w:val="28"/>
+                <w:szCs w:val="32"/>
+              </w:rPr>
+              <w:t>–</w:t>
+            </w:r>
+            <w:r>
+              <w:rPr>
+                <w:rFonts w:ascii="BRH Malayalam Extra" w:hAnsi="BRH Malayalam Extra" w:cs="BRH Malayalam Extra"/>
+                <w:color w:val="000000"/>
+                <w:sz w:val="32"/>
+                <w:szCs w:val="32"/>
+              </w:rPr>
+              <w:t xml:space="preserve"> sªpx˜¥hõx ¥b</w:t>
+            </w:r>
+            <w:r>
+              <w:rPr>
+                <w:rFonts w:ascii="BRH Malayalam Extra" w:hAnsi="BRH Malayalam Extra" w:cs="BRH Malayalam Extra"/>
+                <w:color w:val="000000"/>
+                <w:sz w:val="28"/>
+                <w:szCs w:val="32"/>
+                <w:highlight w:val="yellow"/>
+              </w:rPr>
+              <w:t>–</w:t>
+            </w:r>
+            <w:r>
+              <w:rPr>
+                <w:rFonts w:ascii="BRH Malayalam Extra" w:hAnsi="BRH Malayalam Extra" w:cs="BRH Malayalam Extra"/>
+                <w:color w:val="000000"/>
+                <w:sz w:val="32"/>
+                <w:szCs w:val="32"/>
+                <w:highlight w:val="yellow"/>
+              </w:rPr>
+              <w:t>¥</w:t>
+            </w:r>
+            <w:r>
+              <w:rPr>
+                <w:rFonts w:ascii="BRH Malayalam Extra" w:hAnsi="BRH Malayalam Extra" w:cs="BRH Malayalam Extra"/>
+                <w:color w:val="000000"/>
+                <w:sz w:val="32"/>
+                <w:szCs w:val="32"/>
+              </w:rPr>
+              <w:t xml:space="preserve">pZx˜hõJ | </w:t>
+            </w:r>
+          </w:p>
+          <w:p>
+            <w:pPr>
+              <w:widowControl w:val="0"/>
+              <w:autoSpaceDE w:val="0"/>
+              <w:autoSpaceDN w:val="0"/>
+              <w:adjustRightInd w:val="0"/>
+              <w:spacing w:before="0" w:line="240" w:lineRule="auto"/>
+              <w:rPr>
+                <w:rFonts w:ascii="BRH Malayalam Extra" w:hAnsi="BRH Malayalam Extra" w:cs="BRH Malayalam Extra"/>
+                <w:color w:val="000000"/>
+                <w:sz w:val="32"/>
+                <w:szCs w:val="32"/>
+              </w:rPr>
+            </w:pPr>
+            <w:r>
+              <w:rPr>
+                <w:rFonts w:ascii="BRH Malayalam Extra" w:hAnsi="BRH Malayalam Extra" w:cs="BRH Malayalam Extra"/>
+                <w:color w:val="000000"/>
+                <w:sz w:val="32"/>
+                <w:szCs w:val="32"/>
+              </w:rPr>
+              <w:t>(</w:t>
+            </w:r>
+            <w:proofErr w:type="gramStart"/>
+            <w:r>
+              <w:rPr>
+                <w:rFonts w:cs="BRH Malayalam Extra"/>
+                <w:color w:val="000000"/>
+                <w:szCs w:val="32"/>
+              </w:rPr>
+              <w:t>45</w:t>
+            </w:r>
+            <w:r>
+              <w:rPr>
+                <w:rFonts w:ascii="BRH Malayalam Extra" w:hAnsi="BRH Malayalam Extra" w:cs="BRH Malayalam Extra"/>
+                <w:color w:val="000000"/>
+                <w:sz w:val="32"/>
+                <w:szCs w:val="32"/>
+              </w:rPr>
+              <w:t>)</w:t>
+            </w:r>
+            <w:r>
+              <w:rPr>
+                <w:rFonts w:cs="BRH Malayalam Extra"/>
+                <w:color w:val="000000"/>
+                <w:szCs w:val="32"/>
+              </w:rPr>
+              <w:t>[</w:t>
+            </w:r>
+            <w:proofErr w:type="gramEnd"/>
+            <w:r>
+              <w:rPr>
+                <w:rFonts w:cs="BRH Malayalam Extra"/>
+                <w:color w:val="000000"/>
+                <w:szCs w:val="32"/>
+              </w:rPr>
+              <w:t>P41</w:t>
+            </w:r>
+            <w:r>
+              <w:rPr>
+                <w:rFonts w:ascii="BRH Malayalam Extra" w:hAnsi="BRH Malayalam Extra" w:cs="BRH Malayalam Extra"/>
+                <w:color w:val="000000"/>
+                <w:sz w:val="32"/>
+                <w:szCs w:val="32"/>
+              </w:rPr>
+              <w:t xml:space="preserve">] </w:t>
+            </w:r>
+            <w:r>
+              <w:rPr>
+                <w:rFonts w:cs="BRH Malayalam Extra"/>
+                <w:color w:val="000000"/>
+                <w:szCs w:val="32"/>
+              </w:rPr>
+              <w:t>7</w:t>
+            </w:r>
+            <w:r>
+              <w:rPr>
+                <w:rFonts w:ascii="BRH Malayalam Extra" w:hAnsi="BRH Malayalam Extra" w:cs="BRH Malayalam Extra"/>
+                <w:color w:val="000000"/>
+                <w:sz w:val="32"/>
+                <w:szCs w:val="32"/>
+              </w:rPr>
+              <w:t>.</w:t>
+            </w:r>
+            <w:r>
+              <w:rPr>
+                <w:rFonts w:cs="BRH Malayalam Extra"/>
+                <w:color w:val="000000"/>
+                <w:szCs w:val="32"/>
+              </w:rPr>
+              <w:t>1</w:t>
+            </w:r>
+            <w:r>
+              <w:rPr>
+                <w:rFonts w:ascii="BRH Malayalam Extra" w:hAnsi="BRH Malayalam Extra" w:cs="BRH Malayalam Extra"/>
+                <w:color w:val="000000"/>
+                <w:sz w:val="32"/>
+                <w:szCs w:val="32"/>
+              </w:rPr>
+              <w:t>.</w:t>
+            </w:r>
+            <w:r>
+              <w:rPr>
+                <w:rFonts w:cs="BRH Malayalam Extra"/>
+                <w:color w:val="000000"/>
+                <w:szCs w:val="32"/>
+              </w:rPr>
+              <w:t>12</w:t>
+            </w:r>
+            <w:r>
+              <w:rPr>
+                <w:rFonts w:ascii="BRH Malayalam Extra" w:hAnsi="BRH Malayalam Extra" w:cs="BRH Malayalam Extra"/>
+                <w:color w:val="000000"/>
+                <w:sz w:val="32"/>
+                <w:szCs w:val="32"/>
+              </w:rPr>
+              <w:t>.</w:t>
+            </w:r>
+            <w:r>
+              <w:rPr>
+                <w:rFonts w:cs="BRH Malayalam Extra"/>
+                <w:color w:val="000000"/>
+                <w:szCs w:val="32"/>
+              </w:rPr>
+              <w:t>1</w:t>
+            </w:r>
+            <w:r>
+              <w:rPr>
+                <w:rFonts w:ascii="BRH Malayalam Extra" w:hAnsi="BRH Malayalam Extra" w:cs="BRH Malayalam Extra"/>
+                <w:color w:val="000000"/>
+                <w:sz w:val="32"/>
+                <w:szCs w:val="32"/>
+              </w:rPr>
+              <w:t>(</w:t>
+            </w:r>
+            <w:r>
+              <w:rPr>
+                <w:rFonts w:cs="BRH Malayalam Extra"/>
+                <w:color w:val="000000"/>
+                <w:szCs w:val="32"/>
+              </w:rPr>
+              <w:t>40</w:t>
+            </w:r>
+            <w:r>
+              <w:rPr>
+                <w:rFonts w:ascii="BRH Malayalam Extra" w:hAnsi="BRH Malayalam Extra" w:cs="BRH Malayalam Extra"/>
+                <w:color w:val="000000"/>
+                <w:sz w:val="32"/>
+                <w:szCs w:val="32"/>
+              </w:rPr>
+              <w:t>)- sªpx˜hõJ | ¥b</w:t>
+            </w:r>
+            <w:r>
+              <w:rPr>
+                <w:rFonts w:ascii="BRH Malayalam Extra" w:hAnsi="BRH Malayalam Extra" w:cs="BRH Malayalam Extra"/>
+                <w:color w:val="000000"/>
+                <w:sz w:val="28"/>
+                <w:szCs w:val="32"/>
+              </w:rPr>
+              <w:t>–</w:t>
+            </w:r>
+            <w:r>
+              <w:rPr>
+                <w:rFonts w:ascii="BRH Malayalam Extra" w:hAnsi="BRH Malayalam Extra" w:cs="BRH Malayalam Extra"/>
+                <w:color w:val="000000"/>
+                <w:sz w:val="32"/>
+                <w:szCs w:val="32"/>
+                <w:highlight w:val="yellow"/>
+              </w:rPr>
+              <w:t>¥</w:t>
+            </w:r>
+            <w:r>
+              <w:rPr>
+                <w:rFonts w:ascii="BRH Malayalam Extra" w:hAnsi="BRH Malayalam Extra" w:cs="BRH Malayalam Extra"/>
+                <w:color w:val="000000"/>
+                <w:sz w:val="32"/>
+                <w:szCs w:val="32"/>
+              </w:rPr>
+              <w:t xml:space="preserve">pZx˜hõJ | </w:t>
+            </w:r>
+          </w:p>
+          <w:p>
+            <w:pPr>
+              <w:widowControl w:val="0"/>
+              <w:autoSpaceDE w:val="0"/>
+              <w:autoSpaceDN w:val="0"/>
+              <w:adjustRightInd w:val="0"/>
+              <w:spacing w:before="0" w:line="240" w:lineRule="auto"/>
+              <w:rPr>
+                <w:rFonts w:ascii="BRH Malayalam Extra" w:hAnsi="BRH Malayalam Extra" w:cs="BRH Malayalam Extra"/>
+                <w:color w:val="000000"/>
+                <w:sz w:val="32"/>
+                <w:szCs w:val="32"/>
+              </w:rPr>
+            </w:pPr>
+            <w:r>
+              <w:rPr>
+                <w:rFonts w:ascii="BRH Malayalam Extra" w:hAnsi="BRH Malayalam Extra" w:cs="BRH Malayalam Extra"/>
+                <w:color w:val="000000"/>
+                <w:sz w:val="32"/>
+                <w:szCs w:val="32"/>
+              </w:rPr>
+              <w:t>C</w:t>
+            </w:r>
+            <w:r>
+              <w:rPr>
+                <w:rFonts w:ascii="BRH Malayalam Extra" w:hAnsi="BRH Malayalam Extra" w:cs="BRH Malayalam Extra"/>
+                <w:color w:val="000000"/>
+                <w:sz w:val="28"/>
+                <w:szCs w:val="32"/>
+              </w:rPr>
+              <w:t>–</w:t>
+            </w:r>
+            <w:r>
+              <w:rPr>
+                <w:rFonts w:ascii="BRH Malayalam Extra" w:hAnsi="BRH Malayalam Extra" w:cs="BRH Malayalam Extra"/>
+                <w:color w:val="000000"/>
+                <w:sz w:val="32"/>
+                <w:szCs w:val="32"/>
+              </w:rPr>
+              <w:t>t |</w:t>
+            </w:r>
+          </w:p>
+          <w:p>
+            <w:pPr>
+              <w:widowControl w:val="0"/>
+              <w:autoSpaceDE w:val="0"/>
+              <w:autoSpaceDN w:val="0"/>
+              <w:adjustRightInd w:val="0"/>
+              <w:spacing w:before="0" w:line="240" w:lineRule="auto"/>
+              <w:rPr>
+                <w:rFonts w:ascii="BRH Malayalam Extra" w:hAnsi="BRH Malayalam Extra" w:cs="BRH Malayalam Extra"/>
+                <w:color w:val="000000"/>
+                <w:sz w:val="32"/>
+                <w:szCs w:val="32"/>
+              </w:rPr>
+            </w:pPr>
+          </w:p>
+          <w:p>
+            <w:pPr>
+              <w:widowControl w:val="0"/>
+              <w:autoSpaceDE w:val="0"/>
+              <w:autoSpaceDN w:val="0"/>
+              <w:adjustRightInd w:val="0"/>
+              <w:spacing w:before="0" w:line="240" w:lineRule="auto"/>
+              <w:rPr>
+                <w:rFonts w:ascii="BRH Malayalam Extra" w:hAnsi="BRH Malayalam Extra" w:cs="BRH Malayalam Extra"/>
+                <w:color w:val="000000"/>
+                <w:sz w:val="32"/>
+                <w:szCs w:val="32"/>
+              </w:rPr>
+            </w:pPr>
+            <w:r>
+              <w:rPr>
+                <w:rFonts w:ascii="BRH Malayalam Extra" w:hAnsi="BRH Malayalam Extra" w:cs="BRH Malayalam Extra"/>
+                <w:color w:val="000000"/>
+                <w:sz w:val="32"/>
+                <w:szCs w:val="32"/>
+              </w:rPr>
+              <w:lastRenderedPageBreak/>
+              <w:t>sªpx˜¥hõx ¥b</w:t>
+            </w:r>
+            <w:r>
+              <w:rPr>
+                <w:rFonts w:ascii="BRH Malayalam Extra" w:hAnsi="BRH Malayalam Extra" w:cs="BRH Malayalam Extra"/>
+                <w:color w:val="000000"/>
+                <w:sz w:val="28"/>
+                <w:szCs w:val="32"/>
+              </w:rPr>
+              <w:t>–</w:t>
+            </w:r>
+            <w:r>
+              <w:rPr>
+                <w:rFonts w:ascii="BRH Malayalam Extra" w:hAnsi="BRH Malayalam Extra" w:cs="BRH Malayalam Extra"/>
+                <w:color w:val="000000"/>
+                <w:sz w:val="28"/>
+                <w:szCs w:val="32"/>
+                <w:highlight w:val="yellow"/>
+              </w:rPr>
+              <w:t>¥</w:t>
+            </w:r>
+            <w:r>
+              <w:rPr>
+                <w:rFonts w:ascii="BRH Malayalam Extra" w:hAnsi="BRH Malayalam Extra" w:cs="BRH Malayalam Extra"/>
+                <w:color w:val="000000"/>
+                <w:sz w:val="32"/>
+                <w:szCs w:val="32"/>
+              </w:rPr>
+              <w:t>pZx˜¥hõx ¥b</w:t>
+            </w:r>
+            <w:r>
+              <w:rPr>
+                <w:rFonts w:ascii="BRH Malayalam Extra" w:hAnsi="BRH Malayalam Extra" w:cs="BRH Malayalam Extra"/>
+                <w:color w:val="000000"/>
+                <w:sz w:val="28"/>
+                <w:szCs w:val="32"/>
+              </w:rPr>
+              <w:t>–</w:t>
+            </w:r>
+            <w:r>
+              <w:rPr>
+                <w:rFonts w:ascii="BRH Malayalam Extra" w:hAnsi="BRH Malayalam Extra" w:cs="BRH Malayalam Extra"/>
+                <w:color w:val="000000"/>
+                <w:sz w:val="28"/>
+                <w:szCs w:val="32"/>
+                <w:highlight w:val="yellow"/>
+              </w:rPr>
+              <w:t>¥</w:t>
+            </w:r>
+            <w:r>
+              <w:rPr>
+                <w:rFonts w:ascii="BRH Malayalam Extra" w:hAnsi="BRH Malayalam Extra" w:cs="BRH Malayalam Extra"/>
+                <w:color w:val="000000"/>
+                <w:sz w:val="32"/>
+                <w:szCs w:val="32"/>
+              </w:rPr>
+              <w:t>pZx˜hõ</w:t>
+            </w:r>
+            <w:r>
+              <w:rPr>
+                <w:rFonts w:ascii="BRH Malayalam Extra" w:hAnsi="BRH Malayalam Extra" w:cs="BRH Malayalam Extra"/>
+                <w:color w:val="000000"/>
+                <w:sz w:val="28"/>
+                <w:szCs w:val="32"/>
+              </w:rPr>
+              <w:t>–</w:t>
+            </w:r>
+            <w:r>
+              <w:rPr>
+                <w:rFonts w:ascii="BRH Malayalam Extra" w:hAnsi="BRH Malayalam Extra" w:cs="BRH Malayalam Extra"/>
+                <w:color w:val="000000"/>
+                <w:sz w:val="32"/>
+                <w:szCs w:val="32"/>
+              </w:rPr>
+              <w:t>J sªpx˜hõ</w:t>
+            </w:r>
+            <w:r>
+              <w:rPr>
+                <w:rFonts w:ascii="BRH Malayalam Extra" w:hAnsi="BRH Malayalam Extra" w:cs="BRH Malayalam Extra"/>
+                <w:color w:val="000000"/>
+                <w:sz w:val="28"/>
+                <w:szCs w:val="32"/>
+              </w:rPr>
+              <w:t>–</w:t>
+            </w:r>
+            <w:r>
+              <w:rPr>
+                <w:rFonts w:ascii="BRH Malayalam Extra" w:hAnsi="BRH Malayalam Extra" w:cs="BRH Malayalam Extra"/>
+                <w:color w:val="000000"/>
+                <w:sz w:val="32"/>
+                <w:szCs w:val="32"/>
+              </w:rPr>
+              <w:t>J sªpx˜¥hõx ¥b</w:t>
+            </w:r>
+            <w:r>
+              <w:rPr>
+                <w:rFonts w:ascii="BRH Malayalam Extra" w:hAnsi="BRH Malayalam Extra" w:cs="BRH Malayalam Extra"/>
+                <w:color w:val="000000"/>
+                <w:sz w:val="28"/>
+                <w:szCs w:val="32"/>
+              </w:rPr>
+              <w:t>–</w:t>
+            </w:r>
+            <w:r>
+              <w:rPr>
+                <w:rFonts w:ascii="BRH Malayalam Extra" w:hAnsi="BRH Malayalam Extra" w:cs="BRH Malayalam Extra"/>
+                <w:color w:val="000000"/>
+                <w:sz w:val="28"/>
+                <w:szCs w:val="32"/>
+                <w:highlight w:val="yellow"/>
+              </w:rPr>
+              <w:t>¥</w:t>
+            </w:r>
+            <w:r>
+              <w:rPr>
+                <w:rFonts w:ascii="BRH Malayalam Extra" w:hAnsi="BRH Malayalam Extra" w:cs="BRH Malayalam Extra"/>
+                <w:color w:val="000000"/>
+                <w:sz w:val="32"/>
+                <w:szCs w:val="32"/>
+              </w:rPr>
+              <w:t>pZx˜hõ C</w:t>
+            </w:r>
+            <w:r>
+              <w:rPr>
+                <w:rFonts w:ascii="BRH Malayalam Extra" w:hAnsi="BRH Malayalam Extra" w:cs="BRH Malayalam Extra"/>
+                <w:color w:val="000000"/>
+                <w:sz w:val="28"/>
+                <w:szCs w:val="32"/>
+              </w:rPr>
+              <w:t>–</w:t>
+            </w:r>
+            <w:r>
+              <w:rPr>
+                <w:rFonts w:ascii="BRH Malayalam Extra" w:hAnsi="BRH Malayalam Extra" w:cs="BRH Malayalam Extra"/>
+                <w:color w:val="000000"/>
+                <w:sz w:val="32"/>
+                <w:szCs w:val="32"/>
+              </w:rPr>
+              <w:t>¥tt ¥b</w:t>
+            </w:r>
+            <w:r>
+              <w:rPr>
+                <w:rFonts w:ascii="BRH Malayalam Extra" w:hAnsi="BRH Malayalam Extra" w:cs="BRH Malayalam Extra"/>
+                <w:color w:val="000000"/>
+                <w:sz w:val="28"/>
+                <w:szCs w:val="32"/>
+                <w:highlight w:val="yellow"/>
+              </w:rPr>
+              <w:t>–¥</w:t>
+            </w:r>
+            <w:r>
+              <w:rPr>
+                <w:rFonts w:ascii="BRH Malayalam Extra" w:hAnsi="BRH Malayalam Extra" w:cs="BRH Malayalam Extra"/>
+                <w:color w:val="000000"/>
+                <w:sz w:val="32"/>
+                <w:szCs w:val="32"/>
+              </w:rPr>
+              <w:t>pZx˜hõ</w:t>
+            </w:r>
+            <w:r>
+              <w:rPr>
+                <w:rFonts w:ascii="BRH Malayalam Extra" w:hAnsi="BRH Malayalam Extra" w:cs="BRH Malayalam Extra"/>
+                <w:color w:val="000000"/>
+                <w:sz w:val="28"/>
+                <w:szCs w:val="32"/>
+              </w:rPr>
+              <w:t>–</w:t>
+            </w:r>
+            <w:r>
+              <w:rPr>
+                <w:rFonts w:ascii="BRH Malayalam Extra" w:hAnsi="BRH Malayalam Extra" w:cs="BRH Malayalam Extra"/>
+                <w:color w:val="000000"/>
+                <w:sz w:val="32"/>
+                <w:szCs w:val="32"/>
+              </w:rPr>
+              <w:t>J sªpx˜hõ</w:t>
+            </w:r>
+            <w:r>
+              <w:rPr>
+                <w:rFonts w:ascii="BRH Malayalam Extra" w:hAnsi="BRH Malayalam Extra" w:cs="BRH Malayalam Extra"/>
+                <w:color w:val="000000"/>
+                <w:sz w:val="28"/>
+                <w:szCs w:val="32"/>
+              </w:rPr>
+              <w:t>–</w:t>
+            </w:r>
+            <w:r>
+              <w:rPr>
+                <w:rFonts w:ascii="BRH Malayalam Extra" w:hAnsi="BRH Malayalam Extra" w:cs="BRH Malayalam Extra"/>
+                <w:color w:val="000000"/>
+                <w:sz w:val="32"/>
+                <w:szCs w:val="32"/>
+              </w:rPr>
+              <w:t>J sªpx˜¥hõx ¥b</w:t>
+            </w:r>
+            <w:r>
+              <w:rPr>
+                <w:rFonts w:ascii="BRH Malayalam Extra" w:hAnsi="BRH Malayalam Extra" w:cs="BRH Malayalam Extra"/>
+                <w:color w:val="000000"/>
+                <w:sz w:val="28"/>
+                <w:szCs w:val="32"/>
+              </w:rPr>
+              <w:t>–</w:t>
+            </w:r>
+            <w:r>
+              <w:rPr>
+                <w:rFonts w:ascii="BRH Malayalam Extra" w:hAnsi="BRH Malayalam Extra" w:cs="BRH Malayalam Extra"/>
+                <w:color w:val="000000"/>
+                <w:sz w:val="28"/>
+                <w:szCs w:val="32"/>
+                <w:highlight w:val="yellow"/>
+              </w:rPr>
+              <w:t>¥</w:t>
+            </w:r>
+            <w:r>
+              <w:rPr>
+                <w:rFonts w:ascii="BRH Malayalam Extra" w:hAnsi="BRH Malayalam Extra" w:cs="BRH Malayalam Extra"/>
+                <w:color w:val="000000"/>
+                <w:sz w:val="32"/>
+                <w:szCs w:val="32"/>
+              </w:rPr>
+              <w:t>pZx˜hõ C</w:t>
+            </w:r>
+            <w:r>
+              <w:rPr>
+                <w:rFonts w:ascii="BRH Malayalam Extra" w:hAnsi="BRH Malayalam Extra" w:cs="BRH Malayalam Extra"/>
+                <w:color w:val="000000"/>
+                <w:sz w:val="28"/>
+                <w:szCs w:val="32"/>
+              </w:rPr>
+              <w:t>–</w:t>
+            </w:r>
+            <w:r>
+              <w:rPr>
+                <w:rFonts w:ascii="BRH Malayalam Extra" w:hAnsi="BRH Malayalam Extra" w:cs="BRH Malayalam Extra"/>
+                <w:color w:val="000000"/>
+                <w:sz w:val="32"/>
+                <w:szCs w:val="32"/>
+              </w:rPr>
+              <w:t xml:space="preserve">t | </w:t>
+            </w:r>
+          </w:p>
+          <w:p>
+            <w:pPr>
+              <w:widowControl w:val="0"/>
+              <w:autoSpaceDE w:val="0"/>
+              <w:autoSpaceDN w:val="0"/>
+              <w:adjustRightInd w:val="0"/>
+              <w:spacing w:before="0" w:line="240" w:lineRule="auto"/>
+              <w:rPr>
+                <w:rFonts w:ascii="BRH Malayalam Extra" w:hAnsi="BRH Malayalam Extra" w:cs="BRH Malayalam Extra"/>
+                <w:color w:val="000000"/>
+                <w:sz w:val="32"/>
+                <w:szCs w:val="32"/>
+              </w:rPr>
+            </w:pPr>
+            <w:r>
+              <w:rPr>
+                <w:rFonts w:ascii="BRH Malayalam Extra" w:hAnsi="BRH Malayalam Extra" w:cs="BRH Malayalam Extra"/>
+                <w:color w:val="000000"/>
+                <w:sz w:val="32"/>
+                <w:szCs w:val="32"/>
+              </w:rPr>
+              <w:t>(</w:t>
+            </w:r>
+            <w:proofErr w:type="gramStart"/>
+            <w:r>
+              <w:rPr>
+                <w:rFonts w:cs="BRH Malayalam Extra"/>
+                <w:color w:val="000000"/>
+                <w:szCs w:val="32"/>
+              </w:rPr>
+              <w:t>46</w:t>
+            </w:r>
+            <w:r>
+              <w:rPr>
+                <w:rFonts w:ascii="BRH Malayalam Extra" w:hAnsi="BRH Malayalam Extra" w:cs="BRH Malayalam Extra"/>
+                <w:color w:val="000000"/>
+                <w:sz w:val="32"/>
+                <w:szCs w:val="32"/>
+              </w:rPr>
+              <w:t>)</w:t>
+            </w:r>
+            <w:r>
+              <w:rPr>
+                <w:rFonts w:cs="BRH Malayalam Extra"/>
+                <w:color w:val="000000"/>
+                <w:szCs w:val="32"/>
+              </w:rPr>
+              <w:t>[</w:t>
+            </w:r>
+            <w:proofErr w:type="gramEnd"/>
+            <w:r>
+              <w:rPr>
+                <w:rFonts w:cs="BRH Malayalam Extra"/>
+                <w:color w:val="000000"/>
+                <w:szCs w:val="32"/>
+              </w:rPr>
+              <w:t>P41</w:t>
+            </w:r>
+            <w:r>
+              <w:rPr>
+                <w:rFonts w:ascii="BRH Malayalam Extra" w:hAnsi="BRH Malayalam Extra" w:cs="BRH Malayalam Extra"/>
+                <w:color w:val="000000"/>
+                <w:sz w:val="32"/>
+                <w:szCs w:val="32"/>
+              </w:rPr>
+              <w:t xml:space="preserve">] </w:t>
+            </w:r>
+            <w:r>
+              <w:rPr>
+                <w:rFonts w:cs="BRH Malayalam Extra"/>
+                <w:color w:val="000000"/>
+                <w:szCs w:val="32"/>
+              </w:rPr>
+              <w:t>7</w:t>
+            </w:r>
+            <w:r>
+              <w:rPr>
+                <w:rFonts w:ascii="BRH Malayalam Extra" w:hAnsi="BRH Malayalam Extra" w:cs="BRH Malayalam Extra"/>
+                <w:color w:val="000000"/>
+                <w:sz w:val="32"/>
+                <w:szCs w:val="32"/>
+              </w:rPr>
+              <w:t>.</w:t>
+            </w:r>
+            <w:r>
+              <w:rPr>
+                <w:rFonts w:cs="BRH Malayalam Extra"/>
+                <w:color w:val="000000"/>
+                <w:szCs w:val="32"/>
+              </w:rPr>
+              <w:t>1</w:t>
+            </w:r>
+            <w:r>
+              <w:rPr>
+                <w:rFonts w:ascii="BRH Malayalam Extra" w:hAnsi="BRH Malayalam Extra" w:cs="BRH Malayalam Extra"/>
+                <w:color w:val="000000"/>
+                <w:sz w:val="32"/>
+                <w:szCs w:val="32"/>
+              </w:rPr>
+              <w:t>.</w:t>
+            </w:r>
+            <w:r>
+              <w:rPr>
+                <w:rFonts w:cs="BRH Malayalam Extra"/>
+                <w:color w:val="000000"/>
+                <w:szCs w:val="32"/>
+              </w:rPr>
+              <w:t>12</w:t>
+            </w:r>
+            <w:r>
+              <w:rPr>
+                <w:rFonts w:ascii="BRH Malayalam Extra" w:hAnsi="BRH Malayalam Extra" w:cs="BRH Malayalam Extra"/>
+                <w:color w:val="000000"/>
+                <w:sz w:val="32"/>
+                <w:szCs w:val="32"/>
+              </w:rPr>
+              <w:t>.</w:t>
+            </w:r>
+            <w:r>
+              <w:rPr>
+                <w:rFonts w:cs="BRH Malayalam Extra"/>
+                <w:color w:val="000000"/>
+                <w:szCs w:val="32"/>
+              </w:rPr>
+              <w:t>1</w:t>
+            </w:r>
+            <w:r>
+              <w:rPr>
+                <w:rFonts w:ascii="BRH Malayalam Extra" w:hAnsi="BRH Malayalam Extra" w:cs="BRH Malayalam Extra"/>
+                <w:color w:val="000000"/>
+                <w:sz w:val="32"/>
+                <w:szCs w:val="32"/>
+              </w:rPr>
+              <w:t>(</w:t>
+            </w:r>
+            <w:r>
+              <w:rPr>
+                <w:rFonts w:cs="BRH Malayalam Extra"/>
+                <w:color w:val="000000"/>
+                <w:szCs w:val="32"/>
+              </w:rPr>
+              <w:t>41</w:t>
+            </w:r>
+            <w:r>
+              <w:rPr>
+                <w:rFonts w:ascii="BRH Malayalam Extra" w:hAnsi="BRH Malayalam Extra" w:cs="BRH Malayalam Extra"/>
+                <w:color w:val="000000"/>
+                <w:sz w:val="32"/>
+                <w:szCs w:val="32"/>
+              </w:rPr>
+              <w:t>)- ¥b</w:t>
+            </w:r>
+            <w:r>
+              <w:rPr>
+                <w:rFonts w:ascii="BRH Malayalam Extra" w:hAnsi="BRH Malayalam Extra" w:cs="BRH Malayalam Extra"/>
+                <w:color w:val="000000"/>
+                <w:sz w:val="28"/>
+                <w:szCs w:val="32"/>
+                <w:highlight w:val="yellow"/>
+              </w:rPr>
+              <w:t>–¥</w:t>
+            </w:r>
+            <w:r>
+              <w:rPr>
+                <w:rFonts w:ascii="BRH Malayalam Extra" w:hAnsi="BRH Malayalam Extra" w:cs="BRH Malayalam Extra"/>
+                <w:color w:val="000000"/>
+                <w:sz w:val="32"/>
+                <w:szCs w:val="32"/>
+              </w:rPr>
+              <w:t>pZx˜hõJ | C</w:t>
+            </w:r>
+            <w:r>
+              <w:rPr>
+                <w:rFonts w:ascii="BRH Malayalam Extra" w:hAnsi="BRH Malayalam Extra" w:cs="BRH Malayalam Extra"/>
+                <w:color w:val="000000"/>
+                <w:sz w:val="28"/>
+                <w:szCs w:val="32"/>
+              </w:rPr>
+              <w:t>–</w:t>
+            </w:r>
+            <w:r>
+              <w:rPr>
+                <w:rFonts w:ascii="BRH Malayalam Extra" w:hAnsi="BRH Malayalam Extra" w:cs="BRH Malayalam Extra"/>
+                <w:color w:val="000000"/>
+                <w:sz w:val="32"/>
+                <w:szCs w:val="32"/>
+              </w:rPr>
+              <w:t>t | c£Zy—J |</w:t>
+            </w:r>
+          </w:p>
+          <w:p>
+            <w:pPr>
+              <w:widowControl w:val="0"/>
+              <w:autoSpaceDE w:val="0"/>
+              <w:autoSpaceDN w:val="0"/>
+              <w:adjustRightInd w:val="0"/>
+              <w:spacing w:before="0" w:line="240" w:lineRule="auto"/>
+              <w:rPr>
+                <w:rFonts w:cs="BRH Malayalam Extra"/>
                 <w:szCs w:val="40"/>
               </w:rPr>
             </w:pPr>
@@ -1387,16 +6123,422 @@
                 <w:szCs w:val="32"/>
                 <w:highlight w:val="yellow"/>
               </w:rPr>
-              <w:t>–</w:t>
-            </w:r>
-            <w:r>
-              <w:rPr>
-                <w:rFonts w:ascii="BRH Malayalam Extra" w:hAnsi="BRH Malayalam Extra" w:cs="BRH Malayalam Extra"/>
-                <w:color w:val="000000"/>
-                <w:sz w:val="32"/>
+              <w:t>–¥</w:t>
+            </w:r>
+            <w:r>
+              <w:rPr>
+                <w:rFonts w:ascii="BRH Malayalam Extra" w:hAnsi="BRH Malayalam Extra" w:cs="BRH Malayalam Extra"/>
+                <w:color w:val="000000"/>
+                <w:sz w:val="32"/>
+                <w:szCs w:val="32"/>
+              </w:rPr>
+              <w:t>pZx˜hõ C</w:t>
+            </w:r>
+            <w:r>
+              <w:rPr>
+                <w:rFonts w:ascii="BRH Malayalam Extra" w:hAnsi="BRH Malayalam Extra" w:cs="BRH Malayalam Extra"/>
+                <w:color w:val="000000"/>
+                <w:sz w:val="28"/>
+                <w:szCs w:val="32"/>
+              </w:rPr>
+              <w:t>–</w:t>
+            </w:r>
+            <w:r>
+              <w:rPr>
+                <w:rFonts w:ascii="BRH Malayalam Extra" w:hAnsi="BRH Malayalam Extra" w:cs="BRH Malayalam Extra"/>
+                <w:color w:val="000000"/>
+                <w:sz w:val="32"/>
+                <w:szCs w:val="32"/>
+              </w:rPr>
+              <w:t>¥tt ¥b</w:t>
+            </w:r>
+            <w:r>
+              <w:rPr>
+                <w:rFonts w:ascii="BRH Malayalam Extra" w:hAnsi="BRH Malayalam Extra" w:cs="BRH Malayalam Extra"/>
+                <w:color w:val="000000"/>
+                <w:sz w:val="28"/>
+                <w:szCs w:val="32"/>
+                <w:highlight w:val="yellow"/>
+              </w:rPr>
+              <w:t>–</w:t>
+            </w:r>
+            <w:r>
+              <w:rPr>
+                <w:rFonts w:ascii="BRH Malayalam Extra" w:hAnsi="BRH Malayalam Extra" w:cs="BRH Malayalam Extra"/>
+                <w:color w:val="000000"/>
+                <w:sz w:val="32"/>
+                <w:szCs w:val="32"/>
+                <w:highlight w:val="yellow"/>
+              </w:rPr>
+              <w:t>¥</w:t>
+            </w:r>
+            <w:r>
+              <w:rPr>
+                <w:rFonts w:ascii="BRH Malayalam Extra" w:hAnsi="BRH Malayalam Extra" w:cs="BRH Malayalam Extra"/>
+                <w:color w:val="000000"/>
+                <w:sz w:val="32"/>
+                <w:szCs w:val="32"/>
+              </w:rPr>
+              <w:t>pZx˜¥hõx ¥b</w:t>
+            </w:r>
+            <w:r>
+              <w:rPr>
+                <w:rFonts w:ascii="BRH Malayalam Extra" w:hAnsi="BRH Malayalam Extra" w:cs="BRH Malayalam Extra"/>
+                <w:color w:val="000000"/>
+                <w:sz w:val="28"/>
+                <w:szCs w:val="32"/>
+                <w:highlight w:val="yellow"/>
+              </w:rPr>
+              <w:t>–</w:t>
+            </w:r>
+            <w:r>
+              <w:rPr>
+                <w:rFonts w:ascii="BRH Malayalam Extra" w:hAnsi="BRH Malayalam Extra" w:cs="BRH Malayalam Extra"/>
+                <w:color w:val="000000"/>
+                <w:sz w:val="32"/>
+                <w:szCs w:val="32"/>
+                <w:highlight w:val="yellow"/>
+              </w:rPr>
+              <w:t>¥</w:t>
+            </w:r>
+            <w:r>
+              <w:rPr>
+                <w:rFonts w:ascii="BRH Malayalam Extra" w:hAnsi="BRH Malayalam Extra" w:cs="BRH Malayalam Extra"/>
+                <w:color w:val="000000"/>
+                <w:sz w:val="32"/>
+                <w:szCs w:val="32"/>
+              </w:rPr>
+              <w:t>pZx˜hõ C</w:t>
+            </w:r>
+            <w:r>
+              <w:rPr>
+                <w:rFonts w:ascii="BRH Malayalam Extra" w:hAnsi="BRH Malayalam Extra" w:cs="BRH Malayalam Extra"/>
+                <w:color w:val="000000"/>
+                <w:sz w:val="28"/>
+                <w:szCs w:val="32"/>
+              </w:rPr>
+              <w:t>–</w:t>
+            </w:r>
+            <w:r>
+              <w:rPr>
+                <w:rFonts w:ascii="BRH Malayalam Extra" w:hAnsi="BRH Malayalam Extra" w:cs="BRH Malayalam Extra"/>
+                <w:color w:val="000000"/>
+                <w:sz w:val="32"/>
+                <w:szCs w:val="32"/>
+              </w:rPr>
+              <w:t>t c£Zy</w:t>
+            </w:r>
+            <w:r>
+              <w:rPr>
+                <w:rFonts w:ascii="BRH Malayalam Extra" w:hAnsi="BRH Malayalam Extra" w:cs="BRH Malayalam Extra"/>
+                <w:color w:val="000000"/>
+                <w:sz w:val="28"/>
+                <w:szCs w:val="32"/>
+              </w:rPr>
+              <w:t>–</w:t>
+            </w:r>
+            <w:r>
+              <w:rPr>
+                <w:rFonts w:ascii="BRH Malayalam Extra" w:hAnsi="BRH Malayalam Extra" w:cs="BRH Malayalam Extra"/>
+                <w:color w:val="000000"/>
+                <w:sz w:val="32"/>
+                <w:szCs w:val="32"/>
+              </w:rPr>
+              <w:t>ª c£Zy— ky</w:t>
+            </w:r>
+            <w:r>
+              <w:rPr>
+                <w:rFonts w:ascii="BRH Malayalam Extra" w:hAnsi="BRH Malayalam Extra" w:cs="BRH Malayalam Extra"/>
+                <w:color w:val="000000"/>
+                <w:sz w:val="28"/>
+                <w:szCs w:val="32"/>
+              </w:rPr>
+              <w:t>–</w:t>
+            </w:r>
+            <w:r>
+              <w:rPr>
+                <w:rFonts w:ascii="BRH Malayalam Extra" w:hAnsi="BRH Malayalam Extra" w:cs="BRH Malayalam Extra"/>
+                <w:color w:val="000000"/>
+                <w:sz w:val="32"/>
+                <w:szCs w:val="32"/>
+              </w:rPr>
+              <w:t>t ¥b</w:t>
+            </w:r>
+            <w:r>
+              <w:rPr>
+                <w:rFonts w:ascii="BRH Malayalam Extra" w:hAnsi="BRH Malayalam Extra" w:cs="BRH Malayalam Extra"/>
+                <w:color w:val="000000"/>
+                <w:sz w:val="28"/>
+                <w:szCs w:val="32"/>
+              </w:rPr>
+              <w:t>–</w:t>
+            </w:r>
+            <w:r>
+              <w:rPr>
+                <w:rFonts w:ascii="BRH Malayalam Extra" w:hAnsi="BRH Malayalam Extra" w:cs="BRH Malayalam Extra"/>
+                <w:color w:val="000000"/>
+                <w:sz w:val="32"/>
+                <w:szCs w:val="32"/>
+                <w:highlight w:val="yellow"/>
+              </w:rPr>
+              <w:t>¥</w:t>
+            </w:r>
+            <w:r>
+              <w:rPr>
+                <w:rFonts w:ascii="BRH Malayalam Extra" w:hAnsi="BRH Malayalam Extra" w:cs="BRH Malayalam Extra"/>
+                <w:color w:val="000000"/>
+                <w:sz w:val="32"/>
+                <w:szCs w:val="32"/>
+              </w:rPr>
+              <w:t>pZx˜¥hõx ¥b</w:t>
+            </w:r>
+            <w:r>
+              <w:rPr>
+                <w:rFonts w:ascii="BRH Malayalam Extra" w:hAnsi="BRH Malayalam Extra" w:cs="BRH Malayalam Extra"/>
+                <w:color w:val="000000"/>
+                <w:sz w:val="28"/>
+                <w:szCs w:val="32"/>
+              </w:rPr>
+              <w:t>–</w:t>
+            </w:r>
+            <w:r>
+              <w:rPr>
+                <w:rFonts w:ascii="BRH Malayalam Extra" w:hAnsi="BRH Malayalam Extra" w:cs="BRH Malayalam Extra"/>
+                <w:color w:val="000000"/>
+                <w:sz w:val="32"/>
+                <w:szCs w:val="32"/>
+                <w:highlight w:val="yellow"/>
+              </w:rPr>
+              <w:t>¥</w:t>
+            </w:r>
+            <w:r>
+              <w:rPr>
+                <w:rFonts w:ascii="BRH Malayalam Extra" w:hAnsi="BRH Malayalam Extra" w:cs="BRH Malayalam Extra"/>
+                <w:color w:val="000000"/>
+                <w:sz w:val="32"/>
+                <w:szCs w:val="32"/>
+              </w:rPr>
+              <w:t>pZx˜hõ C</w:t>
+            </w:r>
+            <w:r>
+              <w:rPr>
+                <w:rFonts w:ascii="BRH Malayalam Extra" w:hAnsi="BRH Malayalam Extra" w:cs="BRH Malayalam Extra"/>
+                <w:color w:val="000000"/>
+                <w:sz w:val="28"/>
+                <w:szCs w:val="32"/>
+              </w:rPr>
+              <w:t>–</w:t>
+            </w:r>
+            <w:r>
+              <w:rPr>
+                <w:rFonts w:ascii="BRH Malayalam Extra" w:hAnsi="BRH Malayalam Extra" w:cs="BRH Malayalam Extra"/>
+                <w:color w:val="000000"/>
+                <w:sz w:val="32"/>
+                <w:szCs w:val="32"/>
+              </w:rPr>
+              <w:t xml:space="preserve">t c£Zy—J | </w:t>
+            </w:r>
+          </w:p>
+        </w:tc>
+        <w:tc>
+          <w:tcPr>
+            <w:tcW w:w="7230" w:type="dxa"/>
+          </w:tcPr>
+          <w:p>
+            <w:pPr>
+              <w:widowControl w:val="0"/>
+              <w:autoSpaceDE w:val="0"/>
+              <w:autoSpaceDN w:val="0"/>
+              <w:adjustRightInd w:val="0"/>
+              <w:spacing w:before="0" w:line="240" w:lineRule="auto"/>
+              <w:rPr>
+                <w:rFonts w:ascii="BRH Malayalam Extra" w:hAnsi="BRH Malayalam Extra" w:cs="BRH Malayalam Extra"/>
+                <w:color w:val="000000"/>
+                <w:sz w:val="32"/>
+                <w:szCs w:val="32"/>
+              </w:rPr>
+            </w:pPr>
+            <w:r>
+              <w:rPr>
+                <w:rFonts w:ascii="BRH Malayalam Extra" w:hAnsi="BRH Malayalam Extra" w:cs="BRH Malayalam Extra"/>
+                <w:color w:val="000000"/>
+                <w:sz w:val="32"/>
+                <w:szCs w:val="32"/>
+              </w:rPr>
+              <w:lastRenderedPageBreak/>
+              <w:t>(</w:t>
+            </w:r>
+            <w:proofErr w:type="gramStart"/>
+            <w:r>
+              <w:rPr>
+                <w:rFonts w:cs="BRH Malayalam Extra"/>
+                <w:color w:val="000000"/>
+                <w:szCs w:val="32"/>
+              </w:rPr>
+              <w:t>44</w:t>
+            </w:r>
+            <w:r>
+              <w:rPr>
+                <w:rFonts w:ascii="BRH Malayalam Extra" w:hAnsi="BRH Malayalam Extra" w:cs="BRH Malayalam Extra"/>
+                <w:color w:val="000000"/>
+                <w:sz w:val="32"/>
+                <w:szCs w:val="32"/>
+              </w:rPr>
+              <w:t>)</w:t>
+            </w:r>
+            <w:r>
+              <w:rPr>
+                <w:rFonts w:cs="BRH Malayalam Extra"/>
+                <w:color w:val="000000"/>
+                <w:szCs w:val="32"/>
+              </w:rPr>
+              <w:t>[</w:t>
+            </w:r>
+            <w:proofErr w:type="gramEnd"/>
+            <w:r>
+              <w:rPr>
+                <w:rFonts w:cs="BRH Malayalam Extra"/>
+                <w:color w:val="000000"/>
+                <w:szCs w:val="32"/>
+              </w:rPr>
+              <w:t>P41</w:t>
+            </w:r>
+            <w:r>
+              <w:rPr>
+                <w:rFonts w:ascii="BRH Malayalam Extra" w:hAnsi="BRH Malayalam Extra" w:cs="BRH Malayalam Extra"/>
+                <w:color w:val="000000"/>
+                <w:sz w:val="32"/>
+                <w:szCs w:val="32"/>
+              </w:rPr>
+              <w:t xml:space="preserve">] </w:t>
+            </w:r>
+            <w:r>
+              <w:rPr>
+                <w:rFonts w:cs="BRH Malayalam Extra"/>
+                <w:color w:val="000000"/>
+                <w:szCs w:val="32"/>
+              </w:rPr>
+              <w:t>7</w:t>
+            </w:r>
+            <w:r>
+              <w:rPr>
+                <w:rFonts w:ascii="BRH Malayalam Extra" w:hAnsi="BRH Malayalam Extra" w:cs="BRH Malayalam Extra"/>
+                <w:color w:val="000000"/>
+                <w:sz w:val="32"/>
+                <w:szCs w:val="32"/>
+              </w:rPr>
+              <w:t>.</w:t>
+            </w:r>
+            <w:r>
+              <w:rPr>
+                <w:rFonts w:cs="BRH Malayalam Extra"/>
+                <w:color w:val="000000"/>
+                <w:szCs w:val="32"/>
+              </w:rPr>
+              <w:t>1</w:t>
+            </w:r>
+            <w:r>
+              <w:rPr>
+                <w:rFonts w:ascii="BRH Malayalam Extra" w:hAnsi="BRH Malayalam Extra" w:cs="BRH Malayalam Extra"/>
+                <w:color w:val="000000"/>
+                <w:sz w:val="32"/>
+                <w:szCs w:val="32"/>
+              </w:rPr>
+              <w:t>.</w:t>
+            </w:r>
+            <w:r>
+              <w:rPr>
+                <w:rFonts w:cs="BRH Malayalam Extra"/>
+                <w:color w:val="000000"/>
+                <w:szCs w:val="32"/>
+              </w:rPr>
+              <w:t>12</w:t>
+            </w:r>
+            <w:r>
+              <w:rPr>
+                <w:rFonts w:ascii="BRH Malayalam Extra" w:hAnsi="BRH Malayalam Extra" w:cs="BRH Malayalam Extra"/>
+                <w:color w:val="000000"/>
+                <w:sz w:val="32"/>
+                <w:szCs w:val="32"/>
+              </w:rPr>
+              <w:t>.</w:t>
+            </w:r>
+            <w:r>
+              <w:rPr>
+                <w:rFonts w:cs="BRH Malayalam Extra"/>
+                <w:color w:val="000000"/>
+                <w:szCs w:val="32"/>
+              </w:rPr>
+              <w:t>1</w:t>
+            </w:r>
+            <w:r>
+              <w:rPr>
+                <w:rFonts w:ascii="BRH Malayalam Extra" w:hAnsi="BRH Malayalam Extra" w:cs="BRH Malayalam Extra"/>
+                <w:color w:val="000000"/>
+                <w:sz w:val="32"/>
+                <w:szCs w:val="32"/>
+              </w:rPr>
+              <w:t>(</w:t>
+            </w:r>
+            <w:r>
+              <w:rPr>
+                <w:rFonts w:cs="BRH Malayalam Extra"/>
+                <w:color w:val="000000"/>
+                <w:szCs w:val="32"/>
+              </w:rPr>
+              <w:t>39</w:t>
+            </w:r>
+            <w:r>
+              <w:rPr>
+                <w:rFonts w:ascii="BRH Malayalam Extra" w:hAnsi="BRH Malayalam Extra" w:cs="BRH Malayalam Extra"/>
+                <w:color w:val="000000"/>
+                <w:sz w:val="32"/>
+                <w:szCs w:val="32"/>
+              </w:rPr>
+              <w:t xml:space="preserve">)- sûxtx˜ | sªpx˜hõJ | </w:t>
+            </w:r>
+          </w:p>
+          <w:p>
+            <w:pPr>
+              <w:widowControl w:val="0"/>
+              <w:autoSpaceDE w:val="0"/>
+              <w:autoSpaceDN w:val="0"/>
+              <w:adjustRightInd w:val="0"/>
+              <w:spacing w:before="0" w:line="240" w:lineRule="auto"/>
+              <w:rPr>
+                <w:rFonts w:ascii="BRH Malayalam Extra" w:hAnsi="BRH Malayalam Extra" w:cs="BRH Malayalam Extra"/>
+                <w:color w:val="000000"/>
+                <w:sz w:val="32"/>
+                <w:szCs w:val="32"/>
+              </w:rPr>
+            </w:pPr>
+            <w:r>
+              <w:rPr>
+                <w:rFonts w:ascii="BRH Malayalam Extra" w:hAnsi="BRH Malayalam Extra" w:cs="BRH Malayalam Extra"/>
+                <w:color w:val="000000"/>
+                <w:sz w:val="32"/>
+                <w:szCs w:val="32"/>
+              </w:rPr>
+              <w:t>¥b</w:t>
+            </w:r>
+            <w:r>
+              <w:rPr>
+                <w:rFonts w:ascii="BRH Malayalam Extra" w:hAnsi="BRH Malayalam Extra" w:cs="BRH Malayalam Extra"/>
+                <w:color w:val="000000"/>
+                <w:sz w:val="28"/>
                 <w:szCs w:val="32"/>
                 <w:highlight w:val="green"/>
               </w:rPr>
+              <w:t>–</w:t>
+            </w:r>
+            <w:r>
+              <w:rPr>
+                <w:rFonts w:ascii="BRH Malayalam Extra" w:hAnsi="BRH Malayalam Extra" w:cs="BRH Malayalam Extra"/>
+                <w:color w:val="000000"/>
+                <w:sz w:val="32"/>
+                <w:szCs w:val="32"/>
+                <w:highlight w:val="green"/>
+              </w:rPr>
               <w:t>p</w:t>
             </w:r>
             <w:r>
@@ -1406,6 +6548,662 @@
                 <w:sz w:val="32"/>
                 <w:szCs w:val="32"/>
               </w:rPr>
+              <w:t>Zx˜hõJ |</w:t>
+            </w:r>
+          </w:p>
+          <w:p>
+            <w:pPr>
+              <w:widowControl w:val="0"/>
+              <w:autoSpaceDE w:val="0"/>
+              <w:autoSpaceDN w:val="0"/>
+              <w:adjustRightInd w:val="0"/>
+              <w:spacing w:before="0" w:line="240" w:lineRule="auto"/>
+              <w:rPr>
+                <w:rFonts w:ascii="BRH Malayalam Extra" w:hAnsi="BRH Malayalam Extra" w:cs="BRH Malayalam Extra"/>
+                <w:color w:val="000000"/>
+                <w:sz w:val="32"/>
+                <w:szCs w:val="32"/>
+              </w:rPr>
+            </w:pPr>
+            <w:r>
+              <w:rPr>
+                <w:rFonts w:ascii="BRH Malayalam Extra" w:hAnsi="BRH Malayalam Extra" w:cs="BRH Malayalam Extra"/>
+                <w:color w:val="000000"/>
+                <w:sz w:val="32"/>
+                <w:szCs w:val="32"/>
+              </w:rPr>
+              <w:t>sûxtx</w:t>
+            </w:r>
+            <w:r>
+              <w:rPr>
+                <w:rFonts w:ascii="BRH Malayalam Extra" w:hAnsi="BRH Malayalam Extra" w:cs="BRH Malayalam Extra"/>
+                <w:color w:val="000000"/>
+                <w:sz w:val="28"/>
+                <w:szCs w:val="32"/>
+              </w:rPr>
+              <w:t>–</w:t>
+            </w:r>
+            <w:r>
+              <w:rPr>
+                <w:rFonts w:ascii="BRH Malayalam Extra" w:hAnsi="BRH Malayalam Extra" w:cs="BRH Malayalam Extra"/>
+                <w:color w:val="000000"/>
+                <w:sz w:val="32"/>
+                <w:szCs w:val="32"/>
+              </w:rPr>
+              <w:t xml:space="preserve"> sªpx˜hõ</w:t>
+            </w:r>
+            <w:r>
+              <w:rPr>
+                <w:rFonts w:ascii="BRH Malayalam Extra" w:hAnsi="BRH Malayalam Extra" w:cs="BRH Malayalam Extra"/>
+                <w:color w:val="000000"/>
+                <w:sz w:val="28"/>
+                <w:szCs w:val="32"/>
+              </w:rPr>
+              <w:t>–</w:t>
+            </w:r>
+            <w:r>
+              <w:rPr>
+                <w:rFonts w:ascii="BRH Malayalam Extra" w:hAnsi="BRH Malayalam Extra" w:cs="BRH Malayalam Extra"/>
+                <w:color w:val="000000"/>
+                <w:sz w:val="32"/>
+                <w:szCs w:val="32"/>
+              </w:rPr>
+              <w:t>J sªpx˜hõ</w:t>
+            </w:r>
+            <w:r>
+              <w:rPr>
+                <w:rFonts w:ascii="BRH Malayalam Extra" w:hAnsi="BRH Malayalam Extra" w:cs="BRH Malayalam Extra"/>
+                <w:color w:val="000000"/>
+                <w:sz w:val="28"/>
+                <w:szCs w:val="32"/>
+              </w:rPr>
+              <w:t>–</w:t>
+            </w:r>
+            <w:r>
+              <w:rPr>
+                <w:rFonts w:ascii="BRH Malayalam Extra" w:hAnsi="BRH Malayalam Extra" w:cs="BRH Malayalam Extra"/>
+                <w:color w:val="000000"/>
+                <w:sz w:val="32"/>
+                <w:szCs w:val="32"/>
+              </w:rPr>
+              <w:t>J sûxtx</w:t>
+            </w:r>
+            <w:r>
+              <w:rPr>
+                <w:rFonts w:ascii="BRH Malayalam Extra" w:hAnsi="BRH Malayalam Extra" w:cs="BRH Malayalam Extra"/>
+                <w:color w:val="000000"/>
+                <w:sz w:val="28"/>
+                <w:szCs w:val="32"/>
+              </w:rPr>
+              <w:t>–</w:t>
+            </w:r>
+            <w:r>
+              <w:rPr>
+                <w:rFonts w:ascii="BRH Malayalam Extra" w:hAnsi="BRH Malayalam Extra" w:cs="BRH Malayalam Extra"/>
+                <w:color w:val="000000"/>
+                <w:sz w:val="32"/>
+                <w:szCs w:val="32"/>
+              </w:rPr>
+              <w:t xml:space="preserve"> sûxtx</w:t>
+            </w:r>
+            <w:r>
+              <w:rPr>
+                <w:rFonts w:ascii="BRH Malayalam Extra" w:hAnsi="BRH Malayalam Extra" w:cs="BRH Malayalam Extra"/>
+                <w:color w:val="000000"/>
+                <w:sz w:val="28"/>
+                <w:szCs w:val="32"/>
+              </w:rPr>
+              <w:t>–</w:t>
+            </w:r>
+            <w:r>
+              <w:rPr>
+                <w:rFonts w:ascii="BRH Malayalam Extra" w:hAnsi="BRH Malayalam Extra" w:cs="BRH Malayalam Extra"/>
+                <w:color w:val="000000"/>
+                <w:sz w:val="32"/>
+                <w:szCs w:val="32"/>
+              </w:rPr>
+              <w:t xml:space="preserve"> sªpx˜¥hõx ¥b</w:t>
+            </w:r>
+            <w:r>
+              <w:rPr>
+                <w:rFonts w:ascii="BRH Malayalam Extra" w:hAnsi="BRH Malayalam Extra" w:cs="BRH Malayalam Extra"/>
+                <w:color w:val="000000"/>
+                <w:sz w:val="28"/>
+                <w:szCs w:val="32"/>
+                <w:highlight w:val="green"/>
+              </w:rPr>
+              <w:t>–</w:t>
+            </w:r>
+            <w:r>
+              <w:rPr>
+                <w:rFonts w:ascii="BRH Malayalam Extra" w:hAnsi="BRH Malayalam Extra" w:cs="BRH Malayalam Extra"/>
+                <w:color w:val="000000"/>
+                <w:sz w:val="32"/>
+                <w:szCs w:val="32"/>
+                <w:highlight w:val="green"/>
+              </w:rPr>
+              <w:t>p</w:t>
+            </w:r>
+            <w:r>
+              <w:rPr>
+                <w:rFonts w:ascii="BRH Malayalam Extra" w:hAnsi="BRH Malayalam Extra" w:cs="BRH Malayalam Extra"/>
+                <w:color w:val="000000"/>
+                <w:sz w:val="32"/>
+                <w:szCs w:val="32"/>
+              </w:rPr>
+              <w:t>Zx˜¥hõx ¥b</w:t>
+            </w:r>
+            <w:r>
+              <w:rPr>
+                <w:rFonts w:ascii="BRH Malayalam Extra" w:hAnsi="BRH Malayalam Extra" w:cs="BRH Malayalam Extra"/>
+                <w:color w:val="000000"/>
+                <w:sz w:val="28"/>
+                <w:szCs w:val="32"/>
+                <w:highlight w:val="yellow"/>
+              </w:rPr>
+              <w:t>–</w:t>
+            </w:r>
+            <w:r>
+              <w:rPr>
+                <w:rFonts w:ascii="BRH Malayalam Extra" w:hAnsi="BRH Malayalam Extra" w:cs="BRH Malayalam Extra"/>
+                <w:color w:val="000000"/>
+                <w:sz w:val="32"/>
+                <w:szCs w:val="32"/>
+                <w:highlight w:val="green"/>
+              </w:rPr>
+              <w:t>p</w:t>
+            </w:r>
+            <w:r>
+              <w:rPr>
+                <w:rFonts w:ascii="BRH Malayalam Extra" w:hAnsi="BRH Malayalam Extra" w:cs="BRH Malayalam Extra"/>
+                <w:color w:val="000000"/>
+                <w:sz w:val="32"/>
+                <w:szCs w:val="32"/>
+              </w:rPr>
+              <w:t>Zx˜hõ</w:t>
+            </w:r>
+            <w:r>
+              <w:rPr>
+                <w:rFonts w:ascii="BRH Malayalam Extra" w:hAnsi="BRH Malayalam Extra" w:cs="BRH Malayalam Extra"/>
+                <w:color w:val="000000"/>
+                <w:sz w:val="28"/>
+                <w:szCs w:val="32"/>
+              </w:rPr>
+              <w:t>–</w:t>
+            </w:r>
+            <w:r>
+              <w:rPr>
+                <w:rFonts w:ascii="BRH Malayalam Extra" w:hAnsi="BRH Malayalam Extra" w:cs="BRH Malayalam Extra"/>
+                <w:color w:val="000000"/>
+                <w:sz w:val="32"/>
+                <w:szCs w:val="32"/>
+              </w:rPr>
+              <w:t>J sªpx˜hõ</w:t>
+            </w:r>
+            <w:r>
+              <w:rPr>
+                <w:rFonts w:ascii="BRH Malayalam Extra" w:hAnsi="BRH Malayalam Extra" w:cs="BRH Malayalam Extra"/>
+                <w:color w:val="000000"/>
+                <w:sz w:val="28"/>
+                <w:szCs w:val="32"/>
+              </w:rPr>
+              <w:t>–</w:t>
+            </w:r>
+            <w:r>
+              <w:rPr>
+                <w:rFonts w:ascii="BRH Malayalam Extra" w:hAnsi="BRH Malayalam Extra" w:cs="BRH Malayalam Extra"/>
+                <w:color w:val="000000"/>
+                <w:sz w:val="32"/>
+                <w:szCs w:val="32"/>
+              </w:rPr>
+              <w:t>J sûxtx</w:t>
+            </w:r>
+            <w:r>
+              <w:rPr>
+                <w:rFonts w:ascii="BRH Malayalam Extra" w:hAnsi="BRH Malayalam Extra" w:cs="BRH Malayalam Extra"/>
+                <w:color w:val="000000"/>
+                <w:sz w:val="28"/>
+                <w:szCs w:val="32"/>
+              </w:rPr>
+              <w:t>–</w:t>
+            </w:r>
+            <w:r>
+              <w:rPr>
+                <w:rFonts w:ascii="BRH Malayalam Extra" w:hAnsi="BRH Malayalam Extra" w:cs="BRH Malayalam Extra"/>
+                <w:color w:val="000000"/>
+                <w:sz w:val="32"/>
+                <w:szCs w:val="32"/>
+              </w:rPr>
+              <w:t xml:space="preserve"> sûxtx</w:t>
+            </w:r>
+            <w:r>
+              <w:rPr>
+                <w:rFonts w:ascii="BRH Malayalam Extra" w:hAnsi="BRH Malayalam Extra" w:cs="BRH Malayalam Extra"/>
+                <w:color w:val="000000"/>
+                <w:sz w:val="28"/>
+                <w:szCs w:val="32"/>
+              </w:rPr>
+              <w:t>–</w:t>
+            </w:r>
+            <w:r>
+              <w:rPr>
+                <w:rFonts w:ascii="BRH Malayalam Extra" w:hAnsi="BRH Malayalam Extra" w:cs="BRH Malayalam Extra"/>
+                <w:color w:val="000000"/>
+                <w:sz w:val="32"/>
+                <w:szCs w:val="32"/>
+              </w:rPr>
+              <w:t xml:space="preserve"> sªpx˜¥hõx ¥b</w:t>
+            </w:r>
+            <w:r>
+              <w:rPr>
+                <w:rFonts w:ascii="BRH Malayalam Extra" w:hAnsi="BRH Malayalam Extra" w:cs="BRH Malayalam Extra"/>
+                <w:color w:val="000000"/>
+                <w:sz w:val="28"/>
+                <w:szCs w:val="32"/>
+                <w:highlight w:val="yellow"/>
+              </w:rPr>
+              <w:t>–</w:t>
+            </w:r>
+            <w:r>
+              <w:rPr>
+                <w:rFonts w:ascii="BRH Malayalam Extra" w:hAnsi="BRH Malayalam Extra" w:cs="BRH Malayalam Extra"/>
+                <w:color w:val="000000"/>
+                <w:sz w:val="32"/>
+                <w:szCs w:val="32"/>
+                <w:highlight w:val="green"/>
+              </w:rPr>
+              <w:t>p</w:t>
+            </w:r>
+            <w:r>
+              <w:rPr>
+                <w:rFonts w:ascii="BRH Malayalam Extra" w:hAnsi="BRH Malayalam Extra" w:cs="BRH Malayalam Extra"/>
+                <w:color w:val="000000"/>
+                <w:sz w:val="32"/>
+                <w:szCs w:val="32"/>
+              </w:rPr>
+              <w:t xml:space="preserve">Zx˜hõJ | </w:t>
+            </w:r>
+          </w:p>
+          <w:p>
+            <w:pPr>
+              <w:widowControl w:val="0"/>
+              <w:autoSpaceDE w:val="0"/>
+              <w:autoSpaceDN w:val="0"/>
+              <w:adjustRightInd w:val="0"/>
+              <w:spacing w:before="0" w:line="240" w:lineRule="auto"/>
+              <w:rPr>
+                <w:rFonts w:ascii="BRH Malayalam Extra" w:hAnsi="BRH Malayalam Extra" w:cs="BRH Malayalam Extra"/>
+                <w:color w:val="000000"/>
+                <w:sz w:val="32"/>
+                <w:szCs w:val="32"/>
+              </w:rPr>
+            </w:pPr>
+            <w:r>
+              <w:rPr>
+                <w:rFonts w:ascii="BRH Malayalam Extra" w:hAnsi="BRH Malayalam Extra" w:cs="BRH Malayalam Extra"/>
+                <w:color w:val="000000"/>
+                <w:sz w:val="32"/>
+                <w:szCs w:val="32"/>
+              </w:rPr>
+              <w:t>(</w:t>
+            </w:r>
+            <w:proofErr w:type="gramStart"/>
+            <w:r>
+              <w:rPr>
+                <w:rFonts w:cs="BRH Malayalam Extra"/>
+                <w:color w:val="000000"/>
+                <w:szCs w:val="32"/>
+              </w:rPr>
+              <w:t>45</w:t>
+            </w:r>
+            <w:r>
+              <w:rPr>
+                <w:rFonts w:ascii="BRH Malayalam Extra" w:hAnsi="BRH Malayalam Extra" w:cs="BRH Malayalam Extra"/>
+                <w:color w:val="000000"/>
+                <w:sz w:val="32"/>
+                <w:szCs w:val="32"/>
+              </w:rPr>
+              <w:t>)</w:t>
+            </w:r>
+            <w:r>
+              <w:rPr>
+                <w:rFonts w:cs="BRH Malayalam Extra"/>
+                <w:color w:val="000000"/>
+                <w:szCs w:val="32"/>
+              </w:rPr>
+              <w:t>[</w:t>
+            </w:r>
+            <w:proofErr w:type="gramEnd"/>
+            <w:r>
+              <w:rPr>
+                <w:rFonts w:cs="BRH Malayalam Extra"/>
+                <w:color w:val="000000"/>
+                <w:szCs w:val="32"/>
+              </w:rPr>
+              <w:t>P41</w:t>
+            </w:r>
+            <w:r>
+              <w:rPr>
+                <w:rFonts w:ascii="BRH Malayalam Extra" w:hAnsi="BRH Malayalam Extra" w:cs="BRH Malayalam Extra"/>
+                <w:color w:val="000000"/>
+                <w:sz w:val="32"/>
+                <w:szCs w:val="32"/>
+              </w:rPr>
+              <w:t xml:space="preserve">] </w:t>
+            </w:r>
+            <w:r>
+              <w:rPr>
+                <w:rFonts w:cs="BRH Malayalam Extra"/>
+                <w:color w:val="000000"/>
+                <w:szCs w:val="32"/>
+              </w:rPr>
+              <w:t>7</w:t>
+            </w:r>
+            <w:r>
+              <w:rPr>
+                <w:rFonts w:ascii="BRH Malayalam Extra" w:hAnsi="BRH Malayalam Extra" w:cs="BRH Malayalam Extra"/>
+                <w:color w:val="000000"/>
+                <w:sz w:val="32"/>
+                <w:szCs w:val="32"/>
+              </w:rPr>
+              <w:t>.</w:t>
+            </w:r>
+            <w:r>
+              <w:rPr>
+                <w:rFonts w:cs="BRH Malayalam Extra"/>
+                <w:color w:val="000000"/>
+                <w:szCs w:val="32"/>
+              </w:rPr>
+              <w:t>1</w:t>
+            </w:r>
+            <w:r>
+              <w:rPr>
+                <w:rFonts w:ascii="BRH Malayalam Extra" w:hAnsi="BRH Malayalam Extra" w:cs="BRH Malayalam Extra"/>
+                <w:color w:val="000000"/>
+                <w:sz w:val="32"/>
+                <w:szCs w:val="32"/>
+              </w:rPr>
+              <w:t>.</w:t>
+            </w:r>
+            <w:r>
+              <w:rPr>
+                <w:rFonts w:cs="BRH Malayalam Extra"/>
+                <w:color w:val="000000"/>
+                <w:szCs w:val="32"/>
+              </w:rPr>
+              <w:t>12</w:t>
+            </w:r>
+            <w:r>
+              <w:rPr>
+                <w:rFonts w:ascii="BRH Malayalam Extra" w:hAnsi="BRH Malayalam Extra" w:cs="BRH Malayalam Extra"/>
+                <w:color w:val="000000"/>
+                <w:sz w:val="32"/>
+                <w:szCs w:val="32"/>
+              </w:rPr>
+              <w:t>.</w:t>
+            </w:r>
+            <w:r>
+              <w:rPr>
+                <w:rFonts w:cs="BRH Malayalam Extra"/>
+                <w:color w:val="000000"/>
+                <w:szCs w:val="32"/>
+              </w:rPr>
+              <w:t>1</w:t>
+            </w:r>
+            <w:r>
+              <w:rPr>
+                <w:rFonts w:ascii="BRH Malayalam Extra" w:hAnsi="BRH Malayalam Extra" w:cs="BRH Malayalam Extra"/>
+                <w:color w:val="000000"/>
+                <w:sz w:val="32"/>
+                <w:szCs w:val="32"/>
+              </w:rPr>
+              <w:t>(</w:t>
+            </w:r>
+            <w:r>
+              <w:rPr>
+                <w:rFonts w:cs="BRH Malayalam Extra"/>
+                <w:color w:val="000000"/>
+                <w:szCs w:val="32"/>
+              </w:rPr>
+              <w:t>40</w:t>
+            </w:r>
+            <w:r>
+              <w:rPr>
+                <w:rFonts w:ascii="BRH Malayalam Extra" w:hAnsi="BRH Malayalam Extra" w:cs="BRH Malayalam Extra"/>
+                <w:color w:val="000000"/>
+                <w:sz w:val="32"/>
+                <w:szCs w:val="32"/>
+              </w:rPr>
+              <w:t>)- sªpx˜hõJ | ¥b</w:t>
+            </w:r>
+            <w:r>
+              <w:rPr>
+                <w:rFonts w:ascii="BRH Malayalam Extra" w:hAnsi="BRH Malayalam Extra" w:cs="BRH Malayalam Extra"/>
+                <w:color w:val="000000"/>
+                <w:sz w:val="28"/>
+                <w:szCs w:val="32"/>
+              </w:rPr>
+              <w:t>–</w:t>
+            </w:r>
+            <w:r>
+              <w:rPr>
+                <w:rFonts w:ascii="BRH Malayalam Extra" w:hAnsi="BRH Malayalam Extra" w:cs="BRH Malayalam Extra"/>
+                <w:color w:val="000000"/>
+                <w:sz w:val="32"/>
+                <w:szCs w:val="32"/>
+                <w:highlight w:val="green"/>
+              </w:rPr>
+              <w:t>p</w:t>
+            </w:r>
+            <w:r>
+              <w:rPr>
+                <w:rFonts w:ascii="BRH Malayalam Extra" w:hAnsi="BRH Malayalam Extra" w:cs="BRH Malayalam Extra"/>
+                <w:color w:val="000000"/>
+                <w:sz w:val="32"/>
+                <w:szCs w:val="32"/>
+              </w:rPr>
+              <w:t xml:space="preserve">Zx˜hõJ | </w:t>
+            </w:r>
+          </w:p>
+          <w:p>
+            <w:pPr>
+              <w:widowControl w:val="0"/>
+              <w:autoSpaceDE w:val="0"/>
+              <w:autoSpaceDN w:val="0"/>
+              <w:adjustRightInd w:val="0"/>
+              <w:spacing w:before="0" w:line="240" w:lineRule="auto"/>
+              <w:rPr>
+                <w:rFonts w:ascii="BRH Malayalam Extra" w:hAnsi="BRH Malayalam Extra" w:cs="BRH Malayalam Extra"/>
+                <w:color w:val="000000"/>
+                <w:sz w:val="32"/>
+                <w:szCs w:val="32"/>
+              </w:rPr>
+            </w:pPr>
+            <w:r>
+              <w:rPr>
+                <w:rFonts w:ascii="BRH Malayalam Extra" w:hAnsi="BRH Malayalam Extra" w:cs="BRH Malayalam Extra"/>
+                <w:color w:val="000000"/>
+                <w:sz w:val="32"/>
+                <w:szCs w:val="32"/>
+              </w:rPr>
+              <w:t>C</w:t>
+            </w:r>
+            <w:r>
+              <w:rPr>
+                <w:rFonts w:ascii="BRH Malayalam Extra" w:hAnsi="BRH Malayalam Extra" w:cs="BRH Malayalam Extra"/>
+                <w:color w:val="000000"/>
+                <w:sz w:val="28"/>
+                <w:szCs w:val="32"/>
+              </w:rPr>
+              <w:t>–</w:t>
+            </w:r>
+            <w:r>
+              <w:rPr>
+                <w:rFonts w:ascii="BRH Malayalam Extra" w:hAnsi="BRH Malayalam Extra" w:cs="BRH Malayalam Extra"/>
+                <w:color w:val="000000"/>
+                <w:sz w:val="32"/>
+                <w:szCs w:val="32"/>
+              </w:rPr>
+              <w:t>t |</w:t>
+            </w:r>
+          </w:p>
+          <w:p>
+            <w:pPr>
+              <w:widowControl w:val="0"/>
+              <w:autoSpaceDE w:val="0"/>
+              <w:autoSpaceDN w:val="0"/>
+              <w:adjustRightInd w:val="0"/>
+              <w:spacing w:before="0" w:line="240" w:lineRule="auto"/>
+              <w:rPr>
+                <w:rFonts w:ascii="BRH Malayalam Extra" w:hAnsi="BRH Malayalam Extra" w:cs="BRH Malayalam Extra"/>
+                <w:color w:val="000000"/>
+                <w:sz w:val="32"/>
+                <w:szCs w:val="32"/>
+              </w:rPr>
+            </w:pPr>
+          </w:p>
+          <w:p>
+            <w:pPr>
+              <w:widowControl w:val="0"/>
+              <w:autoSpaceDE w:val="0"/>
+              <w:autoSpaceDN w:val="0"/>
+              <w:adjustRightInd w:val="0"/>
+              <w:spacing w:before="0" w:line="240" w:lineRule="auto"/>
+              <w:rPr>
+                <w:rFonts w:ascii="BRH Malayalam Extra" w:hAnsi="BRH Malayalam Extra" w:cs="BRH Malayalam Extra"/>
+                <w:color w:val="000000"/>
+                <w:sz w:val="32"/>
+                <w:szCs w:val="32"/>
+              </w:rPr>
+            </w:pPr>
+            <w:r>
+              <w:rPr>
+                <w:rFonts w:ascii="BRH Malayalam Extra" w:hAnsi="BRH Malayalam Extra" w:cs="BRH Malayalam Extra"/>
+                <w:color w:val="000000"/>
+                <w:sz w:val="32"/>
+                <w:szCs w:val="32"/>
+              </w:rPr>
+              <w:lastRenderedPageBreak/>
+              <w:t>sªpx˜¥hõx ¥b</w:t>
+            </w:r>
+            <w:r>
+              <w:rPr>
+                <w:rFonts w:ascii="BRH Malayalam Extra" w:hAnsi="BRH Malayalam Extra" w:cs="BRH Malayalam Extra"/>
+                <w:color w:val="000000"/>
+                <w:sz w:val="28"/>
+                <w:szCs w:val="32"/>
+              </w:rPr>
+              <w:t>–</w:t>
+            </w:r>
+            <w:r>
+              <w:rPr>
+                <w:rFonts w:ascii="BRH Malayalam Extra" w:hAnsi="BRH Malayalam Extra" w:cs="BRH Malayalam Extra"/>
+                <w:color w:val="000000"/>
+                <w:sz w:val="32"/>
+                <w:szCs w:val="32"/>
+                <w:highlight w:val="green"/>
+              </w:rPr>
+              <w:t>p</w:t>
+            </w:r>
+            <w:r>
+              <w:rPr>
+                <w:rFonts w:ascii="BRH Malayalam Extra" w:hAnsi="BRH Malayalam Extra" w:cs="BRH Malayalam Extra"/>
+                <w:color w:val="000000"/>
+                <w:sz w:val="32"/>
+                <w:szCs w:val="32"/>
+              </w:rPr>
+              <w:t>Zx˜¥hõx ¥b</w:t>
+            </w:r>
+            <w:r>
+              <w:rPr>
+                <w:rFonts w:ascii="BRH Malayalam Extra" w:hAnsi="BRH Malayalam Extra" w:cs="BRH Malayalam Extra"/>
+                <w:color w:val="000000"/>
+                <w:sz w:val="28"/>
+                <w:szCs w:val="32"/>
+              </w:rPr>
+              <w:t>–</w:t>
+            </w:r>
+            <w:r>
+              <w:rPr>
+                <w:rFonts w:ascii="BRH Malayalam Extra" w:hAnsi="BRH Malayalam Extra" w:cs="BRH Malayalam Extra"/>
+                <w:color w:val="000000"/>
+                <w:sz w:val="32"/>
+                <w:szCs w:val="32"/>
+                <w:highlight w:val="green"/>
+              </w:rPr>
+              <w:t>p</w:t>
+            </w:r>
+            <w:r>
+              <w:rPr>
+                <w:rFonts w:ascii="BRH Malayalam Extra" w:hAnsi="BRH Malayalam Extra" w:cs="BRH Malayalam Extra"/>
+                <w:color w:val="000000"/>
+                <w:sz w:val="32"/>
+                <w:szCs w:val="32"/>
+              </w:rPr>
+              <w:t>Zx˜hõ</w:t>
+            </w:r>
+            <w:r>
+              <w:rPr>
+                <w:rFonts w:ascii="BRH Malayalam Extra" w:hAnsi="BRH Malayalam Extra" w:cs="BRH Malayalam Extra"/>
+                <w:color w:val="000000"/>
+                <w:sz w:val="28"/>
+                <w:szCs w:val="32"/>
+              </w:rPr>
+              <w:t>–</w:t>
+            </w:r>
+            <w:r>
+              <w:rPr>
+                <w:rFonts w:ascii="BRH Malayalam Extra" w:hAnsi="BRH Malayalam Extra" w:cs="BRH Malayalam Extra"/>
+                <w:color w:val="000000"/>
+                <w:sz w:val="32"/>
+                <w:szCs w:val="32"/>
+              </w:rPr>
+              <w:t>J sªpx˜hõ</w:t>
+            </w:r>
+            <w:r>
+              <w:rPr>
+                <w:rFonts w:ascii="BRH Malayalam Extra" w:hAnsi="BRH Malayalam Extra" w:cs="BRH Malayalam Extra"/>
+                <w:color w:val="000000"/>
+                <w:sz w:val="28"/>
+                <w:szCs w:val="32"/>
+              </w:rPr>
+              <w:t>–</w:t>
+            </w:r>
+            <w:r>
+              <w:rPr>
+                <w:rFonts w:ascii="BRH Malayalam Extra" w:hAnsi="BRH Malayalam Extra" w:cs="BRH Malayalam Extra"/>
+                <w:color w:val="000000"/>
+                <w:sz w:val="32"/>
+                <w:szCs w:val="32"/>
+              </w:rPr>
+              <w:t>J sªpx˜¥hõx ¥b</w:t>
+            </w:r>
+            <w:r>
+              <w:rPr>
+                <w:rFonts w:ascii="BRH Malayalam Extra" w:hAnsi="BRH Malayalam Extra" w:cs="BRH Malayalam Extra"/>
+                <w:color w:val="000000"/>
+                <w:sz w:val="28"/>
+                <w:szCs w:val="32"/>
+              </w:rPr>
+              <w:t>–</w:t>
+            </w:r>
+            <w:r>
+              <w:rPr>
+                <w:rFonts w:ascii="BRH Malayalam Extra" w:hAnsi="BRH Malayalam Extra" w:cs="BRH Malayalam Extra"/>
+                <w:color w:val="000000"/>
+                <w:sz w:val="32"/>
+                <w:szCs w:val="32"/>
+                <w:highlight w:val="green"/>
+              </w:rPr>
+              <w:t>p</w:t>
+            </w:r>
+            <w:r>
+              <w:rPr>
+                <w:rFonts w:ascii="BRH Malayalam Extra" w:hAnsi="BRH Malayalam Extra" w:cs="BRH Malayalam Extra"/>
+                <w:color w:val="000000"/>
+                <w:sz w:val="32"/>
+                <w:szCs w:val="32"/>
+              </w:rPr>
               <w:t>Zx˜hõ C</w:t>
             </w:r>
             <w:r>
@@ -1432,6 +7230,7 @@
                 <w:color w:val="000000"/>
                 <w:sz w:val="28"/>
                 <w:szCs w:val="32"/>
+                <w:highlight w:val="yellow"/>
               </w:rPr>
               <w:t>–</w:t>
             </w:r>
@@ -1452,14 +7251,420 @@
                 <w:sz w:val="32"/>
                 <w:szCs w:val="32"/>
               </w:rPr>
+              <w:t>Zx˜hõ</w:t>
+            </w:r>
+            <w:r>
+              <w:rPr>
+                <w:rFonts w:ascii="BRH Malayalam Extra" w:hAnsi="BRH Malayalam Extra" w:cs="BRH Malayalam Extra"/>
+                <w:color w:val="000000"/>
+                <w:sz w:val="28"/>
+                <w:szCs w:val="32"/>
+              </w:rPr>
+              <w:t>–</w:t>
+            </w:r>
+            <w:r>
+              <w:rPr>
+                <w:rFonts w:ascii="BRH Malayalam Extra" w:hAnsi="BRH Malayalam Extra" w:cs="BRH Malayalam Extra"/>
+                <w:color w:val="000000"/>
+                <w:sz w:val="32"/>
+                <w:szCs w:val="32"/>
+              </w:rPr>
+              <w:t xml:space="preserve">J </w:t>
+            </w:r>
+          </w:p>
+          <w:p>
+            <w:pPr>
+              <w:widowControl w:val="0"/>
+              <w:autoSpaceDE w:val="0"/>
+              <w:autoSpaceDN w:val="0"/>
+              <w:adjustRightInd w:val="0"/>
+              <w:spacing w:before="0" w:line="240" w:lineRule="auto"/>
+              <w:rPr>
+                <w:rFonts w:ascii="BRH Malayalam Extra" w:hAnsi="BRH Malayalam Extra" w:cs="BRH Malayalam Extra"/>
+                <w:color w:val="000000"/>
+                <w:sz w:val="32"/>
+                <w:szCs w:val="32"/>
+              </w:rPr>
+            </w:pPr>
+            <w:r>
+              <w:rPr>
+                <w:rFonts w:ascii="BRH Malayalam Extra" w:hAnsi="BRH Malayalam Extra" w:cs="BRH Malayalam Extra"/>
+                <w:color w:val="000000"/>
+                <w:sz w:val="32"/>
+                <w:szCs w:val="32"/>
+              </w:rPr>
+              <w:t>sªpx˜hõ</w:t>
+            </w:r>
+            <w:r>
+              <w:rPr>
+                <w:rFonts w:ascii="BRH Malayalam Extra" w:hAnsi="BRH Malayalam Extra" w:cs="BRH Malayalam Extra"/>
+                <w:color w:val="000000"/>
+                <w:sz w:val="28"/>
+                <w:szCs w:val="32"/>
+              </w:rPr>
+              <w:t>–</w:t>
+            </w:r>
+            <w:r>
+              <w:rPr>
+                <w:rFonts w:ascii="BRH Malayalam Extra" w:hAnsi="BRH Malayalam Extra" w:cs="BRH Malayalam Extra"/>
+                <w:color w:val="000000"/>
+                <w:sz w:val="32"/>
+                <w:szCs w:val="32"/>
+              </w:rPr>
+              <w:t>J sªpx˜¥hõx ¥b</w:t>
+            </w:r>
+            <w:r>
+              <w:rPr>
+                <w:rFonts w:ascii="BRH Malayalam Extra" w:hAnsi="BRH Malayalam Extra" w:cs="BRH Malayalam Extra"/>
+                <w:color w:val="000000"/>
+                <w:sz w:val="28"/>
+                <w:szCs w:val="32"/>
+              </w:rPr>
+              <w:t>–</w:t>
+            </w:r>
+            <w:r>
+              <w:rPr>
+                <w:rFonts w:ascii="BRH Malayalam Extra" w:hAnsi="BRH Malayalam Extra" w:cs="BRH Malayalam Extra"/>
+                <w:color w:val="000000"/>
+                <w:sz w:val="32"/>
+                <w:szCs w:val="32"/>
+                <w:highlight w:val="green"/>
+              </w:rPr>
+              <w:t>p</w:t>
+            </w:r>
+            <w:r>
+              <w:rPr>
+                <w:rFonts w:ascii="BRH Malayalam Extra" w:hAnsi="BRH Malayalam Extra" w:cs="BRH Malayalam Extra"/>
+                <w:color w:val="000000"/>
+                <w:sz w:val="32"/>
+                <w:szCs w:val="32"/>
+              </w:rPr>
+              <w:t>Zx˜hõ C</w:t>
+            </w:r>
+            <w:r>
+              <w:rPr>
+                <w:rFonts w:ascii="BRH Malayalam Extra" w:hAnsi="BRH Malayalam Extra" w:cs="BRH Malayalam Extra"/>
+                <w:color w:val="000000"/>
+                <w:sz w:val="28"/>
+                <w:szCs w:val="32"/>
+              </w:rPr>
+              <w:t>–</w:t>
+            </w:r>
+            <w:r>
+              <w:rPr>
+                <w:rFonts w:ascii="BRH Malayalam Extra" w:hAnsi="BRH Malayalam Extra" w:cs="BRH Malayalam Extra"/>
+                <w:color w:val="000000"/>
+                <w:sz w:val="32"/>
+                <w:szCs w:val="32"/>
+              </w:rPr>
+              <w:t xml:space="preserve">t | </w:t>
+            </w:r>
+          </w:p>
+          <w:p>
+            <w:pPr>
+              <w:widowControl w:val="0"/>
+              <w:autoSpaceDE w:val="0"/>
+              <w:autoSpaceDN w:val="0"/>
+              <w:adjustRightInd w:val="0"/>
+              <w:spacing w:before="0" w:line="240" w:lineRule="auto"/>
+              <w:rPr>
+                <w:rFonts w:ascii="BRH Malayalam Extra" w:hAnsi="BRH Malayalam Extra" w:cs="BRH Malayalam Extra"/>
+                <w:color w:val="000000"/>
+                <w:sz w:val="32"/>
+                <w:szCs w:val="32"/>
+              </w:rPr>
+            </w:pPr>
+            <w:r>
+              <w:rPr>
+                <w:rFonts w:ascii="BRH Malayalam Extra" w:hAnsi="BRH Malayalam Extra" w:cs="BRH Malayalam Extra"/>
+                <w:color w:val="000000"/>
+                <w:sz w:val="32"/>
+                <w:szCs w:val="32"/>
+              </w:rPr>
+              <w:t>(</w:t>
+            </w:r>
+            <w:proofErr w:type="gramStart"/>
+            <w:r>
+              <w:rPr>
+                <w:rFonts w:cs="BRH Malayalam Extra"/>
+                <w:color w:val="000000"/>
+                <w:szCs w:val="32"/>
+              </w:rPr>
+              <w:t>46</w:t>
+            </w:r>
+            <w:r>
+              <w:rPr>
+                <w:rFonts w:ascii="BRH Malayalam Extra" w:hAnsi="BRH Malayalam Extra" w:cs="BRH Malayalam Extra"/>
+                <w:color w:val="000000"/>
+                <w:sz w:val="32"/>
+                <w:szCs w:val="32"/>
+              </w:rPr>
+              <w:t>)</w:t>
+            </w:r>
+            <w:r>
+              <w:rPr>
+                <w:rFonts w:cs="BRH Malayalam Extra"/>
+                <w:color w:val="000000"/>
+                <w:szCs w:val="32"/>
+              </w:rPr>
+              <w:t>[</w:t>
+            </w:r>
+            <w:proofErr w:type="gramEnd"/>
+            <w:r>
+              <w:rPr>
+                <w:rFonts w:cs="BRH Malayalam Extra"/>
+                <w:color w:val="000000"/>
+                <w:szCs w:val="32"/>
+              </w:rPr>
+              <w:t>P41</w:t>
+            </w:r>
+            <w:r>
+              <w:rPr>
+                <w:rFonts w:ascii="BRH Malayalam Extra" w:hAnsi="BRH Malayalam Extra" w:cs="BRH Malayalam Extra"/>
+                <w:color w:val="000000"/>
+                <w:sz w:val="32"/>
+                <w:szCs w:val="32"/>
+              </w:rPr>
+              <w:t xml:space="preserve">] </w:t>
+            </w:r>
+            <w:r>
+              <w:rPr>
+                <w:rFonts w:cs="BRH Malayalam Extra"/>
+                <w:color w:val="000000"/>
+                <w:szCs w:val="32"/>
+              </w:rPr>
+              <w:t>7</w:t>
+            </w:r>
+            <w:r>
+              <w:rPr>
+                <w:rFonts w:ascii="BRH Malayalam Extra" w:hAnsi="BRH Malayalam Extra" w:cs="BRH Malayalam Extra"/>
+                <w:color w:val="000000"/>
+                <w:sz w:val="32"/>
+                <w:szCs w:val="32"/>
+              </w:rPr>
+              <w:t>.</w:t>
+            </w:r>
+            <w:r>
+              <w:rPr>
+                <w:rFonts w:cs="BRH Malayalam Extra"/>
+                <w:color w:val="000000"/>
+                <w:szCs w:val="32"/>
+              </w:rPr>
+              <w:t>1</w:t>
+            </w:r>
+            <w:r>
+              <w:rPr>
+                <w:rFonts w:ascii="BRH Malayalam Extra" w:hAnsi="BRH Malayalam Extra" w:cs="BRH Malayalam Extra"/>
+                <w:color w:val="000000"/>
+                <w:sz w:val="32"/>
+                <w:szCs w:val="32"/>
+              </w:rPr>
+              <w:t>.</w:t>
+            </w:r>
+            <w:r>
+              <w:rPr>
+                <w:rFonts w:cs="BRH Malayalam Extra"/>
+                <w:color w:val="000000"/>
+                <w:szCs w:val="32"/>
+              </w:rPr>
+              <w:t>12</w:t>
+            </w:r>
+            <w:r>
+              <w:rPr>
+                <w:rFonts w:ascii="BRH Malayalam Extra" w:hAnsi="BRH Malayalam Extra" w:cs="BRH Malayalam Extra"/>
+                <w:color w:val="000000"/>
+                <w:sz w:val="32"/>
+                <w:szCs w:val="32"/>
+              </w:rPr>
+              <w:t>.</w:t>
+            </w:r>
+            <w:r>
+              <w:rPr>
+                <w:rFonts w:cs="BRH Malayalam Extra"/>
+                <w:color w:val="000000"/>
+                <w:szCs w:val="32"/>
+              </w:rPr>
+              <w:t>1</w:t>
+            </w:r>
+            <w:r>
+              <w:rPr>
+                <w:rFonts w:ascii="BRH Malayalam Extra" w:hAnsi="BRH Malayalam Extra" w:cs="BRH Malayalam Extra"/>
+                <w:color w:val="000000"/>
+                <w:sz w:val="32"/>
+                <w:szCs w:val="32"/>
+              </w:rPr>
+              <w:t>(</w:t>
+            </w:r>
+            <w:r>
+              <w:rPr>
+                <w:rFonts w:cs="BRH Malayalam Extra"/>
+                <w:color w:val="000000"/>
+                <w:szCs w:val="32"/>
+              </w:rPr>
+              <w:t>41</w:t>
+            </w:r>
+            <w:r>
+              <w:rPr>
+                <w:rFonts w:ascii="BRH Malayalam Extra" w:hAnsi="BRH Malayalam Extra" w:cs="BRH Malayalam Extra"/>
+                <w:color w:val="000000"/>
+                <w:sz w:val="32"/>
+                <w:szCs w:val="32"/>
+              </w:rPr>
+              <w:t>)- ¥b</w:t>
+            </w:r>
+            <w:r>
+              <w:rPr>
+                <w:rFonts w:ascii="BRH Malayalam Extra" w:hAnsi="BRH Malayalam Extra" w:cs="BRH Malayalam Extra"/>
+                <w:color w:val="000000"/>
+                <w:sz w:val="28"/>
+                <w:szCs w:val="32"/>
+                <w:highlight w:val="yellow"/>
+              </w:rPr>
+              <w:t>–</w:t>
+            </w:r>
+            <w:r>
+              <w:rPr>
+                <w:rFonts w:ascii="BRH Malayalam Extra" w:hAnsi="BRH Malayalam Extra" w:cs="BRH Malayalam Extra"/>
+                <w:color w:val="000000"/>
+                <w:sz w:val="32"/>
+                <w:szCs w:val="32"/>
+                <w:highlight w:val="green"/>
+              </w:rPr>
+              <w:t>p</w:t>
+            </w:r>
+            <w:r>
+              <w:rPr>
+                <w:rFonts w:ascii="BRH Malayalam Extra" w:hAnsi="BRH Malayalam Extra" w:cs="BRH Malayalam Extra"/>
+                <w:color w:val="000000"/>
+                <w:sz w:val="32"/>
+                <w:szCs w:val="32"/>
+              </w:rPr>
+              <w:t>Zx˜hõJ | C</w:t>
+            </w:r>
+            <w:r>
+              <w:rPr>
+                <w:rFonts w:ascii="BRH Malayalam Extra" w:hAnsi="BRH Malayalam Extra" w:cs="BRH Malayalam Extra"/>
+                <w:color w:val="000000"/>
+                <w:sz w:val="28"/>
+                <w:szCs w:val="32"/>
+              </w:rPr>
+              <w:t>–</w:t>
+            </w:r>
+            <w:r>
+              <w:rPr>
+                <w:rFonts w:ascii="BRH Malayalam Extra" w:hAnsi="BRH Malayalam Extra" w:cs="BRH Malayalam Extra"/>
+                <w:color w:val="000000"/>
+                <w:sz w:val="32"/>
+                <w:szCs w:val="32"/>
+              </w:rPr>
+              <w:t>t | c£Zy—J |</w:t>
+            </w:r>
+          </w:p>
+          <w:p>
+            <w:pPr>
+              <w:widowControl w:val="0"/>
+              <w:autoSpaceDE w:val="0"/>
+              <w:autoSpaceDN w:val="0"/>
+              <w:adjustRightInd w:val="0"/>
+              <w:spacing w:before="0" w:line="240" w:lineRule="auto"/>
+              <w:rPr>
+                <w:rFonts w:ascii="BRH Malayalam Extra" w:hAnsi="BRH Malayalam Extra" w:cs="BRH Malayalam Extra"/>
+                <w:color w:val="000000"/>
+                <w:sz w:val="32"/>
+                <w:szCs w:val="32"/>
+              </w:rPr>
+            </w:pPr>
+            <w:r>
+              <w:rPr>
+                <w:rFonts w:ascii="BRH Malayalam Extra" w:hAnsi="BRH Malayalam Extra" w:cs="BRH Malayalam Extra"/>
+                <w:color w:val="000000"/>
+                <w:sz w:val="32"/>
+                <w:szCs w:val="32"/>
+              </w:rPr>
+              <w:t>¥b</w:t>
+            </w:r>
+            <w:r>
+              <w:rPr>
+                <w:rFonts w:ascii="BRH Malayalam Extra" w:hAnsi="BRH Malayalam Extra" w:cs="BRH Malayalam Extra"/>
+                <w:color w:val="000000"/>
+                <w:sz w:val="28"/>
+                <w:szCs w:val="32"/>
+                <w:highlight w:val="yellow"/>
+              </w:rPr>
+              <w:t>–</w:t>
+            </w:r>
+            <w:r>
+              <w:rPr>
+                <w:rFonts w:ascii="BRH Malayalam Extra" w:hAnsi="BRH Malayalam Extra" w:cs="BRH Malayalam Extra"/>
+                <w:color w:val="000000"/>
+                <w:sz w:val="32"/>
+                <w:szCs w:val="32"/>
+                <w:highlight w:val="green"/>
+              </w:rPr>
+              <w:t>p</w:t>
+            </w:r>
+            <w:r>
+              <w:rPr>
+                <w:rFonts w:ascii="BRH Malayalam Extra" w:hAnsi="BRH Malayalam Extra" w:cs="BRH Malayalam Extra"/>
+                <w:color w:val="000000"/>
+                <w:sz w:val="32"/>
+                <w:szCs w:val="32"/>
+              </w:rPr>
+              <w:t>Zx˜hõ C</w:t>
+            </w:r>
+            <w:r>
+              <w:rPr>
+                <w:rFonts w:ascii="BRH Malayalam Extra" w:hAnsi="BRH Malayalam Extra" w:cs="BRH Malayalam Extra"/>
+                <w:color w:val="000000"/>
+                <w:sz w:val="28"/>
+                <w:szCs w:val="32"/>
+              </w:rPr>
+              <w:t>–</w:t>
+            </w:r>
+            <w:r>
+              <w:rPr>
+                <w:rFonts w:ascii="BRH Malayalam Extra" w:hAnsi="BRH Malayalam Extra" w:cs="BRH Malayalam Extra"/>
+                <w:color w:val="000000"/>
+                <w:sz w:val="32"/>
+                <w:szCs w:val="32"/>
+              </w:rPr>
+              <w:t>¥tt ¥b</w:t>
+            </w:r>
+            <w:r>
+              <w:rPr>
+                <w:rFonts w:ascii="BRH Malayalam Extra" w:hAnsi="BRH Malayalam Extra" w:cs="BRH Malayalam Extra"/>
+                <w:color w:val="000000"/>
+                <w:sz w:val="28"/>
+                <w:szCs w:val="32"/>
+                <w:highlight w:val="yellow"/>
+              </w:rPr>
+              <w:t>–</w:t>
+            </w:r>
+            <w:r>
+              <w:rPr>
+                <w:rFonts w:ascii="BRH Malayalam Extra" w:hAnsi="BRH Malayalam Extra" w:cs="BRH Malayalam Extra"/>
+                <w:color w:val="000000"/>
+                <w:sz w:val="32"/>
+                <w:szCs w:val="32"/>
+                <w:highlight w:val="green"/>
+              </w:rPr>
+              <w:t>p</w:t>
+            </w:r>
+            <w:r>
+              <w:rPr>
+                <w:rFonts w:ascii="BRH Malayalam Extra" w:hAnsi="BRH Malayalam Extra" w:cs="BRH Malayalam Extra"/>
+                <w:color w:val="000000"/>
+                <w:sz w:val="32"/>
+                <w:szCs w:val="32"/>
+              </w:rPr>
               <w:t>Zx˜¥hõx ¥b</w:t>
             </w:r>
             <w:r>
               <w:rPr>
                 <w:rFonts w:ascii="BRH Malayalam Extra" w:hAnsi="BRH Malayalam Extra" w:cs="BRH Malayalam Extra"/>
                 <w:color w:val="000000"/>
-                <w:sz w:val="32"/>
-                <w:szCs w:val="36"/>
+                <w:sz w:val="28"/>
+                <w:szCs w:val="32"/>
                 <w:highlight w:val="yellow"/>
               </w:rPr>
               <w:t>–</w:t>
@@ -1499,8 +7704,156 @@
                 <w:sz w:val="32"/>
                 <w:szCs w:val="32"/>
               </w:rPr>
-              <w:t xml:space="preserve">t | </w:t>
-            </w:r>
+              <w:t xml:space="preserve">t </w:t>
+            </w:r>
+          </w:p>
+          <w:p>
+            <w:pPr>
+              <w:widowControl w:val="0"/>
+              <w:autoSpaceDE w:val="0"/>
+              <w:autoSpaceDN w:val="0"/>
+              <w:adjustRightInd w:val="0"/>
+              <w:spacing w:before="0" w:line="240" w:lineRule="auto"/>
+              <w:rPr>
+                <w:rFonts w:ascii="BRH Malayalam Extra" w:hAnsi="BRH Malayalam Extra" w:cs="BRH Malayalam Extra"/>
+                <w:color w:val="000000"/>
+                <w:sz w:val="32"/>
+                <w:szCs w:val="32"/>
+              </w:rPr>
+            </w:pPr>
+            <w:r>
+              <w:rPr>
+                <w:rFonts w:ascii="BRH Malayalam Extra" w:hAnsi="BRH Malayalam Extra" w:cs="BRH Malayalam Extra"/>
+                <w:color w:val="000000"/>
+                <w:sz w:val="32"/>
+                <w:szCs w:val="32"/>
+              </w:rPr>
+              <w:t>c£Zy</w:t>
+            </w:r>
+            <w:r>
+              <w:rPr>
+                <w:rFonts w:ascii="BRH Malayalam Extra" w:hAnsi="BRH Malayalam Extra" w:cs="BRH Malayalam Extra"/>
+                <w:color w:val="000000"/>
+                <w:sz w:val="28"/>
+                <w:szCs w:val="32"/>
+              </w:rPr>
+              <w:t>–</w:t>
+            </w:r>
+            <w:r>
+              <w:rPr>
+                <w:rFonts w:ascii="BRH Malayalam Extra" w:hAnsi="BRH Malayalam Extra" w:cs="BRH Malayalam Extra"/>
+                <w:color w:val="000000"/>
+                <w:sz w:val="32"/>
+                <w:szCs w:val="32"/>
+              </w:rPr>
+              <w:t>ª c£Zy— ky</w:t>
+            </w:r>
+            <w:r>
+              <w:rPr>
+                <w:rFonts w:ascii="BRH Malayalam Extra" w:hAnsi="BRH Malayalam Extra" w:cs="BRH Malayalam Extra"/>
+                <w:color w:val="000000"/>
+                <w:sz w:val="28"/>
+                <w:szCs w:val="32"/>
+              </w:rPr>
+              <w:t>–</w:t>
+            </w:r>
+            <w:r>
+              <w:rPr>
+                <w:rFonts w:ascii="BRH Malayalam Extra" w:hAnsi="BRH Malayalam Extra" w:cs="BRH Malayalam Extra"/>
+                <w:color w:val="000000"/>
+                <w:sz w:val="32"/>
+                <w:szCs w:val="32"/>
+              </w:rPr>
+              <w:t>t ¥b</w:t>
+            </w:r>
+            <w:r>
+              <w:rPr>
+                <w:rFonts w:ascii="BRH Malayalam Extra" w:hAnsi="BRH Malayalam Extra" w:cs="BRH Malayalam Extra"/>
+                <w:color w:val="000000"/>
+                <w:sz w:val="28"/>
+                <w:szCs w:val="32"/>
+              </w:rPr>
+              <w:t>–</w:t>
+            </w:r>
+            <w:r>
+              <w:rPr>
+                <w:rFonts w:ascii="BRH Malayalam Extra" w:hAnsi="BRH Malayalam Extra" w:cs="BRH Malayalam Extra"/>
+                <w:color w:val="000000"/>
+                <w:sz w:val="32"/>
+                <w:szCs w:val="32"/>
+                <w:highlight w:val="green"/>
+              </w:rPr>
+              <w:t>p</w:t>
+            </w:r>
+            <w:r>
+              <w:rPr>
+                <w:rFonts w:ascii="BRH Malayalam Extra" w:hAnsi="BRH Malayalam Extra" w:cs="BRH Malayalam Extra"/>
+                <w:color w:val="000000"/>
+                <w:sz w:val="32"/>
+                <w:szCs w:val="32"/>
+              </w:rPr>
+              <w:t>Zx˜¥hõx ¥b</w:t>
+            </w:r>
+            <w:r>
+              <w:rPr>
+                <w:rFonts w:ascii="BRH Malayalam Extra" w:hAnsi="BRH Malayalam Extra" w:cs="BRH Malayalam Extra"/>
+                <w:color w:val="000000"/>
+                <w:sz w:val="28"/>
+                <w:szCs w:val="32"/>
+              </w:rPr>
+              <w:t>–</w:t>
+            </w:r>
+            <w:r>
+              <w:rPr>
+                <w:rFonts w:ascii="BRH Malayalam Extra" w:hAnsi="BRH Malayalam Extra" w:cs="BRH Malayalam Extra"/>
+                <w:color w:val="000000"/>
+                <w:sz w:val="32"/>
+                <w:szCs w:val="32"/>
+                <w:highlight w:val="green"/>
+              </w:rPr>
+              <w:t>p</w:t>
+            </w:r>
+            <w:r>
+              <w:rPr>
+                <w:rFonts w:ascii="BRH Malayalam Extra" w:hAnsi="BRH Malayalam Extra" w:cs="BRH Malayalam Extra"/>
+                <w:color w:val="000000"/>
+                <w:sz w:val="32"/>
+                <w:szCs w:val="32"/>
+              </w:rPr>
+              <w:t>Zx˜hõ C</w:t>
+            </w:r>
+            <w:r>
+              <w:rPr>
+                <w:rFonts w:ascii="BRH Malayalam Extra" w:hAnsi="BRH Malayalam Extra" w:cs="BRH Malayalam Extra"/>
+                <w:color w:val="000000"/>
+                <w:sz w:val="28"/>
+                <w:szCs w:val="32"/>
+              </w:rPr>
+              <w:t>–</w:t>
+            </w:r>
+            <w:r>
+              <w:rPr>
+                <w:rFonts w:ascii="BRH Malayalam Extra" w:hAnsi="BRH Malayalam Extra" w:cs="BRH Malayalam Extra"/>
+                <w:color w:val="000000"/>
+                <w:sz w:val="32"/>
+                <w:szCs w:val="32"/>
+              </w:rPr>
+              <w:t xml:space="preserve">t c£Zy—J | </w:t>
+            </w:r>
+          </w:p>
+          <w:p>
+            <w:pPr>
+              <w:widowControl w:val="0"/>
+              <w:autoSpaceDE w:val="0"/>
+              <w:autoSpaceDN w:val="0"/>
+              <w:adjustRightInd w:val="0"/>
+              <w:spacing w:before="0" w:line="240" w:lineRule="auto"/>
+              <w:rPr>
+                <w:rFonts w:cs="BRH Malayalam Extra"/>
+                <w:color w:val="000000"/>
+                <w:szCs w:val="40"/>
+              </w:rPr>
+            </w:pPr>
           </w:p>
         </w:tc>
       </w:tr>
@@ -1643,6 +7996,7 @@
         </w:rPr>
         <w:t xml:space="preserve"> </w:t>
       </w:r>
+      <w:proofErr w:type="gramStart"/>
       <w:r>
         <w:rPr>
           <w:b/>
@@ -1671,7 +8025,18 @@
           <w:szCs w:val="32"/>
           <w:u w:val="single"/>
         </w:rPr>
-        <w:t xml:space="preserve">– </w:t>
+        <w:t>–</w:t>
+      </w:r>
+      <w:proofErr w:type="gramEnd"/>
+      <w:r>
+        <w:rPr>
+          <w:b/>
+          <w:bCs/>
+          <w:sz w:val="32"/>
+          <w:szCs w:val="32"/>
+          <w:u w:val="single"/>
+        </w:rPr>
+        <w:t xml:space="preserve"> </w:t>
       </w:r>
       <w:r>
         <w:rPr>
